--- a/eval/samples/q1/program.docx
+++ b/eval/samples/q1/program.docx
@@ -4424,7 +4424,7 @@
           <w:rFonts w:ascii="Times New Roman" w:hAnsi="Times New Roman" w:eastAsia="Times New Roman" w:cs="Times New Roman"/>
           <w:b/>
         </w:rPr>
-        <w:t>Критерии проверки практических работ</w:t>
+        <w:t>Основные критерии проверки практических работ</w:t>
       </w:r>
     </w:p>
     <w:p>
@@ -4476,6 +4476,20 @@
           <w:rFonts w:ascii="Times New Roman" w:hAnsi="Times New Roman" w:eastAsia="Times New Roman" w:cs="Times New Roman"/>
         </w:rPr>
         <w:t>Вывод обоснован</w:t>
+      </w:r>
+    </w:p>
+    <w:p>
+      <w:pPr>
+        <w:spacing w:before="0" w:after="0" w:line="360" w:lineRule="auto"/>
+        <w:ind w:firstLine="0"/>
+        <w:jc w:val="both"/>
+      </w:pPr>
+      <w:r>
+        <w:rPr>
+          <w:rFonts w:ascii="Times New Roman" w:hAnsi="Times New Roman" w:eastAsia="Times New Roman" w:cs="Times New Roman"/>
+          <w:b w:val="0"/>
+        </w:rPr>
+        <w:t>Критерии и баллы по каждому заданию — в Приложении № 1.</w:t>
       </w:r>
     </w:p>
     <w:p>
@@ -4897,21 +4911,7 @@
           <w:rFonts w:ascii="Times New Roman" w:hAnsi="Times New Roman" w:eastAsia="Times New Roman" w:cs="Times New Roman"/>
           <w:b w:val="0"/>
         </w:rPr>
-        <w:t>2. Чернышев С. А. Основы программирования на Python : учебное пособие для вузов. — Юрайт, 2022. — ISBN 978-5-534-14350-8. — URL: https://rusneb.ru/catalog/000199_000009_011141361/</w:t>
-      </w:r>
-    </w:p>
-    <w:p>
-      <w:pPr>
-        <w:spacing w:before="0" w:after="60" w:line="360" w:lineRule="auto"/>
-        <w:ind w:firstLine="0"/>
-        <w:jc w:val="both"/>
-      </w:pPr>
-      <w:r>
-        <w:rPr>
-          <w:rFonts w:ascii="Times New Roman" w:hAnsi="Times New Roman" w:eastAsia="Times New Roman" w:cs="Times New Roman"/>
-          <w:b w:val="0"/>
-        </w:rPr>
-        <w:t>3. Бек К. Экстремальное программирование. Разработка через тестирование. — Питер, 2021. — ISBN 978-5-4461-1439-9. — URL: https://rusneb.ru/catalog/000199_000009_010439131/</w:t>
+        <w:t>2. Бек К. Экстремальное программирование. Разработка через тестирование. — Питер, 2021. — ISBN 978-5-4461-1439-9. — URL: https://rusneb.ru/catalog/000199_000009_010439131/</w:t>
       </w:r>
     </w:p>
     <w:p>
@@ -8919,7 +8919,24 @@
         <w:rPr>
           <w:rFonts w:ascii="Times New Roman" w:hAnsi="Times New Roman" w:eastAsia="Times New Roman" w:cs="Times New Roman"/>
         </w:rPr>
-        <w:t>предупреждения (стоит проверить): 0</w:t>
+        <w:t>предупреждения методисту (с вариантами решения): 0</w:t>
+      </w:r>
+    </w:p>
+    <w:p>
+      <w:pPr>
+        <w:numPr>
+          <w:ilvl w:val="0"/>
+          <w:numId w:val="10"/>
+        </w:numPr>
+        <w:spacing w:before="0" w:after="40" w:line="360" w:lineRule="auto"/>
+        <w:ind w:firstLine="0"/>
+        <w:jc w:val="both"/>
+      </w:pPr>
+      <w:r>
+        <w:rPr>
+          <w:rFonts w:ascii="Times New Roman" w:hAnsi="Times New Roman" w:eastAsia="Times New Roman" w:cs="Times New Roman"/>
+        </w:rPr>
+        <w:t>замечания автопроверки (стоит проверить): 0</w:t>
       </w:r>
     </w:p>
     <w:p>
@@ -8954,6 +8971,52 @@
           <w:rFonts w:ascii="Times New Roman" w:hAnsi="Times New Roman" w:eastAsia="Times New Roman" w:cs="Times New Roman"/>
         </w:rPr>
         <w:t>модель: заготовленные ответы (демонстрационный режим); режим генерации — полный</w:t>
+      </w:r>
+    </w:p>
+    <w:p>
+      <w:pPr>
+        <w:numPr>
+          <w:ilvl w:val="0"/>
+          <w:numId w:val="10"/>
+        </w:numPr>
+        <w:spacing w:before="0" w:after="40" w:line="360" w:lineRule="auto"/>
+        <w:ind w:firstLine="0"/>
+        <w:jc w:val="both"/>
+      </w:pPr>
+      <w:r>
+        <w:rPr>
+          <w:rFonts w:ascii="Times New Roman" w:hAnsi="Times New Roman" w:eastAsia="Times New Roman" w:cs="Times New Roman"/>
+        </w:rPr>
+        <w:t>время сборки комплекта после утверждения каркаса: 1 с</w:t>
+      </w:r>
+    </w:p>
+    <w:p>
+      <w:pPr>
+        <w:keepNext/>
+        <w:spacing w:before="0" w:after="0" w:line="360" w:lineRule="auto"/>
+        <w:ind w:firstLine="709"/>
+        <w:jc w:val="left"/>
+      </w:pPr>
+      <w:r>
+        <w:rPr>
+          <w:rFonts w:ascii="Times New Roman" w:hAnsi="Times New Roman" w:eastAsia="Times New Roman" w:cs="Times New Roman"/>
+          <w:b/>
+        </w:rPr>
+        <w:t>Предупреждения методисту</w:t>
+      </w:r>
+    </w:p>
+    <w:p>
+      <w:pPr>
+        <w:spacing w:before="0" w:after="0" w:line="360" w:lineRule="auto"/>
+        <w:ind w:firstLine="709"/>
+        <w:jc w:val="both"/>
+      </w:pPr>
+      <w:r>
+        <w:rPr>
+          <w:rFonts w:ascii="Times New Roman" w:hAnsi="Times New Roman" w:eastAsia="Times New Roman" w:cs="Times New Roman"/>
+          <w:b w:val="0"/>
+        </w:rPr>
+        <w:t>Предупреждений нет: срок и нагрузка сходятся, источники подтверждены, требования запроса совместимы.</w:t>
       </w:r>
     </w:p>
     <w:p>
@@ -8983,6 +9046,20 @@
           <w:b w:val="0"/>
         </w:rPr>
         <w:t>Заявлено 16 ч, по учебному плану 16 ч — сходится.</w:t>
+      </w:r>
+    </w:p>
+    <w:p>
+      <w:pPr>
+        <w:spacing w:before="0" w:after="0" w:line="360" w:lineRule="auto"/>
+        <w:ind w:firstLine="709"/>
+        <w:jc w:val="both"/>
+      </w:pPr>
+      <w:r>
+        <w:rPr>
+          <w:rFonts w:ascii="Times New Roman" w:hAnsi="Times New Roman" w:eastAsia="Times New Roman" w:cs="Times New Roman"/>
+          <w:b w:val="0"/>
+        </w:rPr>
+        <w:t>Из них аудиторные занятия — 14 ч, самостоятельная работа — 0 ч, итоговая аттестация — 2 ч.</w:t>
       </w:r>
     </w:p>
     <w:tbl>
@@ -10574,7 +10651,7 @@
                 <w:b w:val="0"/>
                 <w:sz w:val="22"/>
               </w:rPr>
-              <w:t>вопросы теста: 2, задания: 3, ИА</w:t>
+              <w:t>вопросы теста: 2, задания: 3, итоговая аттестация</w:t>
             </w:r>
           </w:p>
         </w:tc>
@@ -10656,7 +10733,7 @@
                 <w:b w:val="0"/>
                 <w:sz w:val="22"/>
               </w:rPr>
-              <w:t>вопросы теста: 2, задания: 3, ИА</w:t>
+              <w:t>вопросы теста: 2, задания: 3, итоговая аттестация</w:t>
             </w:r>
           </w:p>
         </w:tc>
@@ -10738,7 +10815,7 @@
                 <w:b w:val="0"/>
                 <w:sz w:val="22"/>
               </w:rPr>
-              <w:t>вопросы теста: 2, задания: 2, ИА</w:t>
+              <w:t>вопросы теста: 2, задания: 2, итоговая аттестация</w:t>
             </w:r>
           </w:p>
         </w:tc>
@@ -10820,7 +10897,7 @@
                 <w:b w:val="0"/>
                 <w:sz w:val="22"/>
               </w:rPr>
-              <w:t>вопросы теста: 1, задания: 1, ИА</w:t>
+              <w:t>вопросы теста: 1, задания: 1, итоговая аттестация</w:t>
             </w:r>
           </w:p>
         </w:tc>
@@ -10902,7 +10979,7 @@
                 <w:b w:val="0"/>
                 <w:sz w:val="22"/>
               </w:rPr>
-              <w:t>вопросы теста: 2, задания: 3, ИА</w:t>
+              <w:t>вопросы теста: 2, задания: 3, итоговая аттестация</w:t>
             </w:r>
           </w:p>
         </w:tc>
@@ -10984,7 +11061,7 @@
                 <w:b w:val="0"/>
                 <w:sz w:val="22"/>
               </w:rPr>
-              <w:t>вопросы теста: 1, задания: 1, ИА</w:t>
+              <w:t>вопросы теста: 1, задания: 1, итоговая аттестация</w:t>
             </w:r>
           </w:p>
         </w:tc>
@@ -11045,7 +11122,7 @@
         <w:rPr>
           <w:rFonts w:ascii="Times New Roman" w:hAnsi="Times New Roman" w:eastAsia="Times New Roman" w:cs="Times New Roman"/>
         </w:rPr>
-        <w:t>подтверждено (реестр нормативки и каталог проверенных изданий): 9</w:t>
+        <w:t>подтверждено: 8 (каталог проверенных изданий — 8)</w:t>
       </w:r>
     </w:p>
     <w:p>
@@ -11079,8 +11156,297 @@
         <w:rPr>
           <w:rFonts w:ascii="Times New Roman" w:hAnsi="Times New Roman" w:eastAsia="Times New Roman" w:cs="Times New Roman"/>
         </w:rPr>
-        <w:t>отброшено при проверке: 0 (не прошли проверку ISBN, издательства или года — 0; сверх лимита неподтверждённых — 0)</w:t>
+        <w:t>отброшено при проверке: 1 (не прошли проверку ISBN, издательства или года — 1; сверх лимита неподтверждённых — 0)</w:t>
       </w:r>
+    </w:p>
+    <w:tbl>
+      <w:tblPr>
+        <w:tblLook w:firstColumn="1" w:firstRow="1" w:lastColumn="0" w:lastRow="0" w:noHBand="0" w:noVBand="1" w:val="04A0"/>
+        <w:tblW w:w="9353" w:type="dxa"/>
+        <w:tblLayout w:type="fixed"/>
+        <w:tblBorders>
+          <w:top w:val="single" w:sz="4" w:space="0" w:color="000000"/>
+          <w:left w:val="single" w:sz="4" w:space="0" w:color="000000"/>
+          <w:bottom w:val="single" w:sz="4" w:space="0" w:color="000000"/>
+          <w:right w:val="single" w:sz="4" w:space="0" w:color="000000"/>
+          <w:insideH w:val="single" w:sz="4" w:space="0" w:color="000000"/>
+          <w:insideV w:val="single" w:sz="4" w:space="0" w:color="000000"/>
+        </w:tblBorders>
+        <w:tblCellMar>
+          <w:top w:w="60" w:type="dxa"/>
+          <w:left w:w="90" w:type="dxa"/>
+          <w:bottom w:w="60" w:type="dxa"/>
+          <w:right w:w="90" w:type="dxa"/>
+        </w:tblCellMar>
+      </w:tblPr>
+      <w:tblGrid>
+        <w:gridCol w:w="5197"/>
+        <w:gridCol w:w="2078"/>
+        <w:gridCol w:w="2078"/>
+      </w:tblGrid>
+      <w:tr>
+        <w:trPr>
+          <w:tblHeader/>
+        </w:trPr>
+        <w:tc>
+          <w:tcPr>
+            <w:tcW w:type="dxa" w:w="5197"/>
+            <w:shd w:val="clear" w:color="auto" w:fill="D9D9D9"/>
+            <w:vAlign w:val="center"/>
+          </w:tcPr>
+          <w:p>
+            <w:pPr>
+              <w:spacing w:before="0" w:after="0" w:line="240" w:lineRule="auto"/>
+              <w:ind w:firstLine="0"/>
+              <w:jc w:val="center"/>
+            </w:pPr>
+            <w:r>
+              <w:rPr>
+                <w:rFonts w:ascii="Times New Roman" w:hAnsi="Times New Roman" w:eastAsia="Times New Roman" w:cs="Times New Roman"/>
+                <w:b/>
+                <w:sz w:val="22"/>
+              </w:rPr>
+              <w:t>Раздел</w:t>
+            </w:r>
+          </w:p>
+        </w:tc>
+        <w:tc>
+          <w:tcPr>
+            <w:tcW w:type="dxa" w:w="2078"/>
+            <w:shd w:val="clear" w:color="auto" w:fill="D9D9D9"/>
+            <w:vAlign w:val="center"/>
+          </w:tcPr>
+          <w:p>
+            <w:pPr>
+              <w:spacing w:before="0" w:after="0" w:line="240" w:lineRule="auto"/>
+              <w:ind w:firstLine="0"/>
+              <w:jc w:val="center"/>
+            </w:pPr>
+            <w:r>
+              <w:rPr>
+                <w:rFonts w:ascii="Times New Roman" w:hAnsi="Times New Roman" w:eastAsia="Times New Roman" w:cs="Times New Roman"/>
+                <w:b/>
+                <w:sz w:val="22"/>
+              </w:rPr>
+              <w:t>Подтверждено</w:t>
+            </w:r>
+          </w:p>
+        </w:tc>
+        <w:tc>
+          <w:tcPr>
+            <w:tcW w:type="dxa" w:w="2078"/>
+            <w:shd w:val="clear" w:color="auto" w:fill="D9D9D9"/>
+            <w:vAlign w:val="center"/>
+          </w:tcPr>
+          <w:p>
+            <w:pPr>
+              <w:spacing w:before="0" w:after="0" w:line="240" w:lineRule="auto"/>
+              <w:ind w:firstLine="0"/>
+              <w:jc w:val="center"/>
+            </w:pPr>
+            <w:r>
+              <w:rPr>
+                <w:rFonts w:ascii="Times New Roman" w:hAnsi="Times New Roman" w:eastAsia="Times New Roman" w:cs="Times New Roman"/>
+                <w:b/>
+                <w:sz w:val="22"/>
+              </w:rPr>
+              <w:t>Без подтверждения</w:t>
+            </w:r>
+          </w:p>
+        </w:tc>
+      </w:tr>
+      <w:tr>
+        <w:tc>
+          <w:tcPr>
+            <w:tcW w:type="dxa" w:w="5197"/>
+          </w:tcPr>
+          <w:p>
+            <w:pPr>
+              <w:spacing w:before="0" w:after="0" w:line="240" w:lineRule="auto"/>
+              <w:ind w:firstLine="0"/>
+              <w:jc w:val="left"/>
+            </w:pPr>
+            <w:r>
+              <w:rPr>
+                <w:rFonts w:ascii="Times New Roman" w:hAnsi="Times New Roman" w:eastAsia="Times New Roman" w:cs="Times New Roman"/>
+                <w:b w:val="0"/>
+                <w:sz w:val="22"/>
+              </w:rPr>
+              <w:t>Основная литература</w:t>
+            </w:r>
+          </w:p>
+        </w:tc>
+        <w:tc>
+          <w:tcPr>
+            <w:tcW w:type="dxa" w:w="2078"/>
+          </w:tcPr>
+          <w:p>
+            <w:pPr>
+              <w:spacing w:before="0" w:after="0" w:line="240" w:lineRule="auto"/>
+              <w:ind w:firstLine="0"/>
+              <w:jc w:val="center"/>
+            </w:pPr>
+            <w:r>
+              <w:rPr>
+                <w:rFonts w:ascii="Times New Roman" w:hAnsi="Times New Roman" w:eastAsia="Times New Roman" w:cs="Times New Roman"/>
+                <w:b w:val="0"/>
+                <w:sz w:val="22"/>
+              </w:rPr>
+              <w:t>3</w:t>
+            </w:r>
+          </w:p>
+        </w:tc>
+        <w:tc>
+          <w:tcPr>
+            <w:tcW w:type="dxa" w:w="2078"/>
+          </w:tcPr>
+          <w:p>
+            <w:pPr>
+              <w:spacing w:before="0" w:after="0" w:line="240" w:lineRule="auto"/>
+              <w:ind w:firstLine="0"/>
+              <w:jc w:val="center"/>
+            </w:pPr>
+            <w:r>
+              <w:rPr>
+                <w:rFonts w:ascii="Times New Roman" w:hAnsi="Times New Roman" w:eastAsia="Times New Roman" w:cs="Times New Roman"/>
+                <w:b w:val="0"/>
+                <w:sz w:val="22"/>
+              </w:rPr>
+              <w:t>0</w:t>
+            </w:r>
+          </w:p>
+        </w:tc>
+      </w:tr>
+      <w:tr>
+        <w:tc>
+          <w:tcPr>
+            <w:tcW w:type="dxa" w:w="5197"/>
+          </w:tcPr>
+          <w:p>
+            <w:pPr>
+              <w:spacing w:before="0" w:after="0" w:line="240" w:lineRule="auto"/>
+              <w:ind w:firstLine="0"/>
+              <w:jc w:val="left"/>
+            </w:pPr>
+            <w:r>
+              <w:rPr>
+                <w:rFonts w:ascii="Times New Roman" w:hAnsi="Times New Roman" w:eastAsia="Times New Roman" w:cs="Times New Roman"/>
+                <w:b w:val="0"/>
+                <w:sz w:val="22"/>
+              </w:rPr>
+              <w:t>Дополнительная литература</w:t>
+            </w:r>
+          </w:p>
+        </w:tc>
+        <w:tc>
+          <w:tcPr>
+            <w:tcW w:type="dxa" w:w="2078"/>
+          </w:tcPr>
+          <w:p>
+            <w:pPr>
+              <w:spacing w:before="0" w:after="0" w:line="240" w:lineRule="auto"/>
+              <w:ind w:firstLine="0"/>
+              <w:jc w:val="center"/>
+            </w:pPr>
+            <w:r>
+              <w:rPr>
+                <w:rFonts w:ascii="Times New Roman" w:hAnsi="Times New Roman" w:eastAsia="Times New Roman" w:cs="Times New Roman"/>
+                <w:b w:val="0"/>
+                <w:sz w:val="22"/>
+              </w:rPr>
+              <w:t>2</w:t>
+            </w:r>
+          </w:p>
+        </w:tc>
+        <w:tc>
+          <w:tcPr>
+            <w:tcW w:type="dxa" w:w="2078"/>
+          </w:tcPr>
+          <w:p>
+            <w:pPr>
+              <w:spacing w:before="0" w:after="0" w:line="240" w:lineRule="auto"/>
+              <w:ind w:firstLine="0"/>
+              <w:jc w:val="center"/>
+            </w:pPr>
+            <w:r>
+              <w:rPr>
+                <w:rFonts w:ascii="Times New Roman" w:hAnsi="Times New Roman" w:eastAsia="Times New Roman" w:cs="Times New Roman"/>
+                <w:b w:val="0"/>
+                <w:sz w:val="22"/>
+              </w:rPr>
+              <w:t>0</w:t>
+            </w:r>
+          </w:p>
+        </w:tc>
+      </w:tr>
+      <w:tr>
+        <w:tc>
+          <w:tcPr>
+            <w:tcW w:type="dxa" w:w="5197"/>
+          </w:tcPr>
+          <w:p>
+            <w:pPr>
+              <w:spacing w:before="0" w:after="0" w:line="240" w:lineRule="auto"/>
+              <w:ind w:firstLine="0"/>
+              <w:jc w:val="left"/>
+            </w:pPr>
+            <w:r>
+              <w:rPr>
+                <w:rFonts w:ascii="Times New Roman" w:hAnsi="Times New Roman" w:eastAsia="Times New Roman" w:cs="Times New Roman"/>
+                <w:b w:val="0"/>
+                <w:sz w:val="22"/>
+              </w:rPr>
+              <w:t>Интернет-ресурсы</w:t>
+            </w:r>
+          </w:p>
+        </w:tc>
+        <w:tc>
+          <w:tcPr>
+            <w:tcW w:type="dxa" w:w="2078"/>
+          </w:tcPr>
+          <w:p>
+            <w:pPr>
+              <w:spacing w:before="0" w:after="0" w:line="240" w:lineRule="auto"/>
+              <w:ind w:firstLine="0"/>
+              <w:jc w:val="center"/>
+            </w:pPr>
+            <w:r>
+              <w:rPr>
+                <w:rFonts w:ascii="Times New Roman" w:hAnsi="Times New Roman" w:eastAsia="Times New Roman" w:cs="Times New Roman"/>
+                <w:b w:val="0"/>
+                <w:sz w:val="22"/>
+              </w:rPr>
+              <w:t>3</w:t>
+            </w:r>
+          </w:p>
+        </w:tc>
+        <w:tc>
+          <w:tcPr>
+            <w:tcW w:type="dxa" w:w="2078"/>
+          </w:tcPr>
+          <w:p>
+            <w:pPr>
+              <w:spacing w:before="0" w:after="0" w:line="240" w:lineRule="auto"/>
+              <w:ind w:firstLine="0"/>
+              <w:jc w:val="center"/>
+            </w:pPr>
+            <w:r>
+              <w:rPr>
+                <w:rFonts w:ascii="Times New Roman" w:hAnsi="Times New Roman" w:eastAsia="Times New Roman" w:cs="Times New Roman"/>
+                <w:b w:val="0"/>
+                <w:sz w:val="22"/>
+              </w:rPr>
+              <w:t>0</w:t>
+            </w:r>
+          </w:p>
+        </w:tc>
+      </w:tr>
+    </w:tbl>
+    <w:p>
+      <w:pPr>
+        <w:spacing w:before="0" w:after="0"/>
+        <w:ind w:firstLine="0"/>
+      </w:pPr>
     </w:p>
     <w:p>
       <w:pPr>
@@ -11108,22 +11474,844 @@
           <w:rFonts w:ascii="Times New Roman" w:hAnsi="Times New Roman" w:eastAsia="Times New Roman" w:cs="Times New Roman"/>
           <w:b w:val="0"/>
         </w:rPr>
-        <w:t>Заполнено 18 из 18 разделов шаблона.</w:t>
+        <w:t>Заполнено 18 из 18 разделов шаблона. Все разделы шаблона заполнены.</w:t>
       </w:r>
     </w:p>
+    <w:tbl>
+      <w:tblPr>
+        <w:tblLook w:firstColumn="1" w:firstRow="1" w:lastColumn="0" w:lastRow="0" w:noHBand="0" w:noVBand="1" w:val="04A0"/>
+        <w:tblW w:w="9354" w:type="dxa"/>
+        <w:tblLayout w:type="fixed"/>
+        <w:tblBorders>
+          <w:top w:val="single" w:sz="4" w:space="0" w:color="000000"/>
+          <w:left w:val="single" w:sz="4" w:space="0" w:color="000000"/>
+          <w:bottom w:val="single" w:sz="4" w:space="0" w:color="000000"/>
+          <w:right w:val="single" w:sz="4" w:space="0" w:color="000000"/>
+          <w:insideH w:val="single" w:sz="4" w:space="0" w:color="000000"/>
+          <w:insideV w:val="single" w:sz="4" w:space="0" w:color="000000"/>
+        </w:tblBorders>
+        <w:tblCellMar>
+          <w:top w:w="60" w:type="dxa"/>
+          <w:left w:w="90" w:type="dxa"/>
+          <w:bottom w:w="60" w:type="dxa"/>
+          <w:right w:w="90" w:type="dxa"/>
+        </w:tblCellMar>
+      </w:tblPr>
+      <w:tblGrid>
+        <w:gridCol w:w="7276"/>
+        <w:gridCol w:w="2078"/>
+      </w:tblGrid>
+      <w:tr>
+        <w:trPr>
+          <w:tblHeader/>
+        </w:trPr>
+        <w:tc>
+          <w:tcPr>
+            <w:tcW w:type="dxa" w:w="7276"/>
+            <w:shd w:val="clear" w:color="auto" w:fill="D9D9D9"/>
+            <w:vAlign w:val="center"/>
+          </w:tcPr>
+          <w:p>
+            <w:pPr>
+              <w:spacing w:before="0" w:after="0" w:line="240" w:lineRule="auto"/>
+              <w:ind w:firstLine="0"/>
+              <w:jc w:val="center"/>
+            </w:pPr>
+            <w:r>
+              <w:rPr>
+                <w:rFonts w:ascii="Times New Roman" w:hAnsi="Times New Roman" w:eastAsia="Times New Roman" w:cs="Times New Roman"/>
+                <w:b/>
+                <w:sz w:val="22"/>
+              </w:rPr>
+              <w:t>Раздел шаблона</w:t>
+            </w:r>
+          </w:p>
+        </w:tc>
+        <w:tc>
+          <w:tcPr>
+            <w:tcW w:type="dxa" w:w="2078"/>
+            <w:shd w:val="clear" w:color="auto" w:fill="D9D9D9"/>
+            <w:vAlign w:val="center"/>
+          </w:tcPr>
+          <w:p>
+            <w:pPr>
+              <w:spacing w:before="0" w:after="0" w:line="240" w:lineRule="auto"/>
+              <w:ind w:firstLine="0"/>
+              <w:jc w:val="center"/>
+            </w:pPr>
+            <w:r>
+              <w:rPr>
+                <w:rFonts w:ascii="Times New Roman" w:hAnsi="Times New Roman" w:eastAsia="Times New Roman" w:cs="Times New Roman"/>
+                <w:b/>
+                <w:sz w:val="22"/>
+              </w:rPr>
+              <w:t>Итог</w:t>
+            </w:r>
+          </w:p>
+        </w:tc>
+      </w:tr>
+      <w:tr>
+        <w:tc>
+          <w:tcPr>
+            <w:tcW w:type="dxa" w:w="7276"/>
+          </w:tcPr>
+          <w:p>
+            <w:pPr>
+              <w:spacing w:before="0" w:after="0" w:line="240" w:lineRule="auto"/>
+              <w:ind w:firstLine="0"/>
+              <w:jc w:val="left"/>
+            </w:pPr>
+            <w:r>
+              <w:rPr>
+                <w:rFonts w:ascii="Times New Roman" w:hAnsi="Times New Roman" w:eastAsia="Times New Roman" w:cs="Times New Roman"/>
+                <w:b w:val="0"/>
+                <w:sz w:val="22"/>
+              </w:rPr>
+              <w:t>Пояснительная записка</w:t>
+            </w:r>
+          </w:p>
+        </w:tc>
+        <w:tc>
+          <w:tcPr>
+            <w:tcW w:type="dxa" w:w="2078"/>
+          </w:tcPr>
+          <w:p>
+            <w:pPr>
+              <w:spacing w:before="0" w:after="0" w:line="240" w:lineRule="auto"/>
+              <w:ind w:firstLine="0"/>
+              <w:jc w:val="center"/>
+            </w:pPr>
+            <w:r>
+              <w:rPr>
+                <w:rFonts w:ascii="Times New Roman" w:hAnsi="Times New Roman" w:eastAsia="Times New Roman" w:cs="Times New Roman"/>
+                <w:b w:val="0"/>
+                <w:sz w:val="22"/>
+              </w:rPr>
+              <w:t>заполнен</w:t>
+            </w:r>
+          </w:p>
+        </w:tc>
+      </w:tr>
+      <w:tr>
+        <w:tc>
+          <w:tcPr>
+            <w:tcW w:type="dxa" w:w="7276"/>
+          </w:tcPr>
+          <w:p>
+            <w:pPr>
+              <w:spacing w:before="0" w:after="0" w:line="240" w:lineRule="auto"/>
+              <w:ind w:firstLine="0"/>
+              <w:jc w:val="left"/>
+            </w:pPr>
+            <w:r>
+              <w:rPr>
+                <w:rFonts w:ascii="Times New Roman" w:hAnsi="Times New Roman" w:eastAsia="Times New Roman" w:cs="Times New Roman"/>
+                <w:b w:val="0"/>
+                <w:sz w:val="22"/>
+              </w:rPr>
+              <w:t>Нормативно-правовые основания</w:t>
+            </w:r>
+          </w:p>
+        </w:tc>
+        <w:tc>
+          <w:tcPr>
+            <w:tcW w:type="dxa" w:w="2078"/>
+          </w:tcPr>
+          <w:p>
+            <w:pPr>
+              <w:spacing w:before="0" w:after="0" w:line="240" w:lineRule="auto"/>
+              <w:ind w:firstLine="0"/>
+              <w:jc w:val="center"/>
+            </w:pPr>
+            <w:r>
+              <w:rPr>
+                <w:rFonts w:ascii="Times New Roman" w:hAnsi="Times New Roman" w:eastAsia="Times New Roman" w:cs="Times New Roman"/>
+                <w:b w:val="0"/>
+                <w:sz w:val="22"/>
+              </w:rPr>
+              <w:t>заполнен</w:t>
+            </w:r>
+          </w:p>
+        </w:tc>
+      </w:tr>
+      <w:tr>
+        <w:tc>
+          <w:tcPr>
+            <w:tcW w:type="dxa" w:w="7276"/>
+          </w:tcPr>
+          <w:p>
+            <w:pPr>
+              <w:spacing w:before="0" w:after="0" w:line="240" w:lineRule="auto"/>
+              <w:ind w:firstLine="0"/>
+              <w:jc w:val="left"/>
+            </w:pPr>
+            <w:r>
+              <w:rPr>
+                <w:rFonts w:ascii="Times New Roman" w:hAnsi="Times New Roman" w:eastAsia="Times New Roman" w:cs="Times New Roman"/>
+                <w:b w:val="0"/>
+                <w:sz w:val="22"/>
+              </w:rPr>
+              <w:t>1.1. Актуальность программы</w:t>
+            </w:r>
+          </w:p>
+        </w:tc>
+        <w:tc>
+          <w:tcPr>
+            <w:tcW w:type="dxa" w:w="2078"/>
+          </w:tcPr>
+          <w:p>
+            <w:pPr>
+              <w:spacing w:before="0" w:after="0" w:line="240" w:lineRule="auto"/>
+              <w:ind w:firstLine="0"/>
+              <w:jc w:val="center"/>
+            </w:pPr>
+            <w:r>
+              <w:rPr>
+                <w:rFonts w:ascii="Times New Roman" w:hAnsi="Times New Roman" w:eastAsia="Times New Roman" w:cs="Times New Roman"/>
+                <w:b w:val="0"/>
+                <w:sz w:val="22"/>
+              </w:rPr>
+              <w:t>заполнен</w:t>
+            </w:r>
+          </w:p>
+        </w:tc>
+      </w:tr>
+      <w:tr>
+        <w:tc>
+          <w:tcPr>
+            <w:tcW w:type="dxa" w:w="7276"/>
+          </w:tcPr>
+          <w:p>
+            <w:pPr>
+              <w:spacing w:before="0" w:after="0" w:line="240" w:lineRule="auto"/>
+              <w:ind w:firstLine="0"/>
+              <w:jc w:val="left"/>
+            </w:pPr>
+            <w:r>
+              <w:rPr>
+                <w:rFonts w:ascii="Times New Roman" w:hAnsi="Times New Roman" w:eastAsia="Times New Roman" w:cs="Times New Roman"/>
+                <w:b w:val="0"/>
+                <w:sz w:val="22"/>
+              </w:rPr>
+              <w:t>1.2. Категории обучающихся</w:t>
+            </w:r>
+          </w:p>
+        </w:tc>
+        <w:tc>
+          <w:tcPr>
+            <w:tcW w:type="dxa" w:w="2078"/>
+          </w:tcPr>
+          <w:p>
+            <w:pPr>
+              <w:spacing w:before="0" w:after="0" w:line="240" w:lineRule="auto"/>
+              <w:ind w:firstLine="0"/>
+              <w:jc w:val="center"/>
+            </w:pPr>
+            <w:r>
+              <w:rPr>
+                <w:rFonts w:ascii="Times New Roman" w:hAnsi="Times New Roman" w:eastAsia="Times New Roman" w:cs="Times New Roman"/>
+                <w:b w:val="0"/>
+                <w:sz w:val="22"/>
+              </w:rPr>
+              <w:t>заполнен</w:t>
+            </w:r>
+          </w:p>
+        </w:tc>
+      </w:tr>
+      <w:tr>
+        <w:tc>
+          <w:tcPr>
+            <w:tcW w:type="dxa" w:w="7276"/>
+          </w:tcPr>
+          <w:p>
+            <w:pPr>
+              <w:spacing w:before="0" w:after="0" w:line="240" w:lineRule="auto"/>
+              <w:ind w:firstLine="0"/>
+              <w:jc w:val="left"/>
+            </w:pPr>
+            <w:r>
+              <w:rPr>
+                <w:rFonts w:ascii="Times New Roman" w:hAnsi="Times New Roman" w:eastAsia="Times New Roman" w:cs="Times New Roman"/>
+                <w:b w:val="0"/>
+                <w:sz w:val="22"/>
+              </w:rPr>
+              <w:t>1.3. Цель и задачи программы</w:t>
+            </w:r>
+          </w:p>
+        </w:tc>
+        <w:tc>
+          <w:tcPr>
+            <w:tcW w:type="dxa" w:w="2078"/>
+          </w:tcPr>
+          <w:p>
+            <w:pPr>
+              <w:spacing w:before="0" w:after="0" w:line="240" w:lineRule="auto"/>
+              <w:ind w:firstLine="0"/>
+              <w:jc w:val="center"/>
+            </w:pPr>
+            <w:r>
+              <w:rPr>
+                <w:rFonts w:ascii="Times New Roman" w:hAnsi="Times New Roman" w:eastAsia="Times New Roman" w:cs="Times New Roman"/>
+                <w:b w:val="0"/>
+                <w:sz w:val="22"/>
+              </w:rPr>
+              <w:t>заполнен</w:t>
+            </w:r>
+          </w:p>
+        </w:tc>
+      </w:tr>
+      <w:tr>
+        <w:tc>
+          <w:tcPr>
+            <w:tcW w:type="dxa" w:w="7276"/>
+          </w:tcPr>
+          <w:p>
+            <w:pPr>
+              <w:spacing w:before="0" w:after="0" w:line="240" w:lineRule="auto"/>
+              <w:ind w:firstLine="0"/>
+              <w:jc w:val="left"/>
+            </w:pPr>
+            <w:r>
+              <w:rPr>
+                <w:rFonts w:ascii="Times New Roman" w:hAnsi="Times New Roman" w:eastAsia="Times New Roman" w:cs="Times New Roman"/>
+                <w:b w:val="0"/>
+                <w:sz w:val="22"/>
+              </w:rPr>
+              <w:t>1.4. Сроки реализации</w:t>
+            </w:r>
+          </w:p>
+        </w:tc>
+        <w:tc>
+          <w:tcPr>
+            <w:tcW w:type="dxa" w:w="2078"/>
+          </w:tcPr>
+          <w:p>
+            <w:pPr>
+              <w:spacing w:before="0" w:after="0" w:line="240" w:lineRule="auto"/>
+              <w:ind w:firstLine="0"/>
+              <w:jc w:val="center"/>
+            </w:pPr>
+            <w:r>
+              <w:rPr>
+                <w:rFonts w:ascii="Times New Roman" w:hAnsi="Times New Roman" w:eastAsia="Times New Roman" w:cs="Times New Roman"/>
+                <w:b w:val="0"/>
+                <w:sz w:val="22"/>
+              </w:rPr>
+              <w:t>заполнен</w:t>
+            </w:r>
+          </w:p>
+        </w:tc>
+      </w:tr>
+      <w:tr>
+        <w:tc>
+          <w:tcPr>
+            <w:tcW w:type="dxa" w:w="7276"/>
+          </w:tcPr>
+          <w:p>
+            <w:pPr>
+              <w:spacing w:before="0" w:after="0" w:line="240" w:lineRule="auto"/>
+              <w:ind w:firstLine="0"/>
+              <w:jc w:val="left"/>
+            </w:pPr>
+            <w:r>
+              <w:rPr>
+                <w:rFonts w:ascii="Times New Roman" w:hAnsi="Times New Roman" w:eastAsia="Times New Roman" w:cs="Times New Roman"/>
+                <w:b w:val="0"/>
+                <w:sz w:val="22"/>
+              </w:rPr>
+              <w:t>1.5. Планируемые результаты обучения</w:t>
+            </w:r>
+          </w:p>
+        </w:tc>
+        <w:tc>
+          <w:tcPr>
+            <w:tcW w:type="dxa" w:w="2078"/>
+          </w:tcPr>
+          <w:p>
+            <w:pPr>
+              <w:spacing w:before="0" w:after="0" w:line="240" w:lineRule="auto"/>
+              <w:ind w:firstLine="0"/>
+              <w:jc w:val="center"/>
+            </w:pPr>
+            <w:r>
+              <w:rPr>
+                <w:rFonts w:ascii="Times New Roman" w:hAnsi="Times New Roman" w:eastAsia="Times New Roman" w:cs="Times New Roman"/>
+                <w:b w:val="0"/>
+                <w:sz w:val="22"/>
+              </w:rPr>
+              <w:t>заполнен</w:t>
+            </w:r>
+          </w:p>
+        </w:tc>
+      </w:tr>
+      <w:tr>
+        <w:tc>
+          <w:tcPr>
+            <w:tcW w:type="dxa" w:w="7276"/>
+          </w:tcPr>
+          <w:p>
+            <w:pPr>
+              <w:spacing w:before="0" w:after="0" w:line="240" w:lineRule="auto"/>
+              <w:ind w:firstLine="0"/>
+              <w:jc w:val="left"/>
+            </w:pPr>
+            <w:r>
+              <w:rPr>
+                <w:rFonts w:ascii="Times New Roman" w:hAnsi="Times New Roman" w:eastAsia="Times New Roman" w:cs="Times New Roman"/>
+                <w:b w:val="0"/>
+                <w:sz w:val="22"/>
+              </w:rPr>
+              <w:t>1.6. Календарный учебный график</w:t>
+            </w:r>
+          </w:p>
+        </w:tc>
+        <w:tc>
+          <w:tcPr>
+            <w:tcW w:type="dxa" w:w="2078"/>
+          </w:tcPr>
+          <w:p>
+            <w:pPr>
+              <w:spacing w:before="0" w:after="0" w:line="240" w:lineRule="auto"/>
+              <w:ind w:firstLine="0"/>
+              <w:jc w:val="center"/>
+            </w:pPr>
+            <w:r>
+              <w:rPr>
+                <w:rFonts w:ascii="Times New Roman" w:hAnsi="Times New Roman" w:eastAsia="Times New Roman" w:cs="Times New Roman"/>
+                <w:b w:val="0"/>
+                <w:sz w:val="22"/>
+              </w:rPr>
+              <w:t>заполнен</w:t>
+            </w:r>
+          </w:p>
+        </w:tc>
+      </w:tr>
+      <w:tr>
+        <w:tc>
+          <w:tcPr>
+            <w:tcW w:type="dxa" w:w="7276"/>
+          </w:tcPr>
+          <w:p>
+            <w:pPr>
+              <w:spacing w:before="0" w:after="0" w:line="240" w:lineRule="auto"/>
+              <w:ind w:firstLine="0"/>
+              <w:jc w:val="left"/>
+            </w:pPr>
+            <w:r>
+              <w:rPr>
+                <w:rFonts w:ascii="Times New Roman" w:hAnsi="Times New Roman" w:eastAsia="Times New Roman" w:cs="Times New Roman"/>
+                <w:b w:val="0"/>
+                <w:sz w:val="22"/>
+              </w:rPr>
+              <w:t>2.1. Учебный план</w:t>
+            </w:r>
+          </w:p>
+        </w:tc>
+        <w:tc>
+          <w:tcPr>
+            <w:tcW w:type="dxa" w:w="2078"/>
+          </w:tcPr>
+          <w:p>
+            <w:pPr>
+              <w:spacing w:before="0" w:after="0" w:line="240" w:lineRule="auto"/>
+              <w:ind w:firstLine="0"/>
+              <w:jc w:val="center"/>
+            </w:pPr>
+            <w:r>
+              <w:rPr>
+                <w:rFonts w:ascii="Times New Roman" w:hAnsi="Times New Roman" w:eastAsia="Times New Roman" w:cs="Times New Roman"/>
+                <w:b w:val="0"/>
+                <w:sz w:val="22"/>
+              </w:rPr>
+              <w:t>заполнен</w:t>
+            </w:r>
+          </w:p>
+        </w:tc>
+      </w:tr>
+      <w:tr>
+        <w:tc>
+          <w:tcPr>
+            <w:tcW w:type="dxa" w:w="7276"/>
+          </w:tcPr>
+          <w:p>
+            <w:pPr>
+              <w:spacing w:before="0" w:after="0" w:line="240" w:lineRule="auto"/>
+              <w:ind w:firstLine="0"/>
+              <w:jc w:val="left"/>
+            </w:pPr>
+            <w:r>
+              <w:rPr>
+                <w:rFonts w:ascii="Times New Roman" w:hAnsi="Times New Roman" w:eastAsia="Times New Roman" w:cs="Times New Roman"/>
+                <w:b w:val="0"/>
+                <w:sz w:val="22"/>
+              </w:rPr>
+              <w:t>2.2. Учебно-тематический план</w:t>
+            </w:r>
+          </w:p>
+        </w:tc>
+        <w:tc>
+          <w:tcPr>
+            <w:tcW w:type="dxa" w:w="2078"/>
+          </w:tcPr>
+          <w:p>
+            <w:pPr>
+              <w:spacing w:before="0" w:after="0" w:line="240" w:lineRule="auto"/>
+              <w:ind w:firstLine="0"/>
+              <w:jc w:val="center"/>
+            </w:pPr>
+            <w:r>
+              <w:rPr>
+                <w:rFonts w:ascii="Times New Roman" w:hAnsi="Times New Roman" w:eastAsia="Times New Roman" w:cs="Times New Roman"/>
+                <w:b w:val="0"/>
+                <w:sz w:val="22"/>
+              </w:rPr>
+              <w:t>заполнен</w:t>
+            </w:r>
+          </w:p>
+        </w:tc>
+      </w:tr>
+      <w:tr>
+        <w:tc>
+          <w:tcPr>
+            <w:tcW w:type="dxa" w:w="7276"/>
+          </w:tcPr>
+          <w:p>
+            <w:pPr>
+              <w:spacing w:before="0" w:after="0" w:line="240" w:lineRule="auto"/>
+              <w:ind w:firstLine="0"/>
+              <w:jc w:val="left"/>
+            </w:pPr>
+            <w:r>
+              <w:rPr>
+                <w:rFonts w:ascii="Times New Roman" w:hAnsi="Times New Roman" w:eastAsia="Times New Roman" w:cs="Times New Roman"/>
+                <w:b w:val="0"/>
+                <w:sz w:val="22"/>
+              </w:rPr>
+              <w:t>2.3. Оценочные материалы</w:t>
+            </w:r>
+          </w:p>
+        </w:tc>
+        <w:tc>
+          <w:tcPr>
+            <w:tcW w:type="dxa" w:w="2078"/>
+          </w:tcPr>
+          <w:p>
+            <w:pPr>
+              <w:spacing w:before="0" w:after="0" w:line="240" w:lineRule="auto"/>
+              <w:ind w:firstLine="0"/>
+              <w:jc w:val="center"/>
+            </w:pPr>
+            <w:r>
+              <w:rPr>
+                <w:rFonts w:ascii="Times New Roman" w:hAnsi="Times New Roman" w:eastAsia="Times New Roman" w:cs="Times New Roman"/>
+                <w:b w:val="0"/>
+                <w:sz w:val="22"/>
+              </w:rPr>
+              <w:t>заполнен</w:t>
+            </w:r>
+          </w:p>
+        </w:tc>
+      </w:tr>
+      <w:tr>
+        <w:tc>
+          <w:tcPr>
+            <w:tcW w:type="dxa" w:w="7276"/>
+          </w:tcPr>
+          <w:p>
+            <w:pPr>
+              <w:spacing w:before="0" w:after="0" w:line="240" w:lineRule="auto"/>
+              <w:ind w:firstLine="0"/>
+              <w:jc w:val="left"/>
+            </w:pPr>
+            <w:r>
+              <w:rPr>
+                <w:rFonts w:ascii="Times New Roman" w:hAnsi="Times New Roman" w:eastAsia="Times New Roman" w:cs="Times New Roman"/>
+                <w:b w:val="0"/>
+                <w:sz w:val="22"/>
+              </w:rPr>
+              <w:t>2.4. Методические материалы</w:t>
+            </w:r>
+          </w:p>
+        </w:tc>
+        <w:tc>
+          <w:tcPr>
+            <w:tcW w:type="dxa" w:w="2078"/>
+          </w:tcPr>
+          <w:p>
+            <w:pPr>
+              <w:spacing w:before="0" w:after="0" w:line="240" w:lineRule="auto"/>
+              <w:ind w:firstLine="0"/>
+              <w:jc w:val="center"/>
+            </w:pPr>
+            <w:r>
+              <w:rPr>
+                <w:rFonts w:ascii="Times New Roman" w:hAnsi="Times New Roman" w:eastAsia="Times New Roman" w:cs="Times New Roman"/>
+                <w:b w:val="0"/>
+                <w:sz w:val="22"/>
+              </w:rPr>
+              <w:t>заполнен</w:t>
+            </w:r>
+          </w:p>
+        </w:tc>
+      </w:tr>
+      <w:tr>
+        <w:tc>
+          <w:tcPr>
+            <w:tcW w:type="dxa" w:w="7276"/>
+          </w:tcPr>
+          <w:p>
+            <w:pPr>
+              <w:spacing w:before="0" w:after="0" w:line="240" w:lineRule="auto"/>
+              <w:ind w:firstLine="0"/>
+              <w:jc w:val="left"/>
+            </w:pPr>
+            <w:r>
+              <w:rPr>
+                <w:rFonts w:ascii="Times New Roman" w:hAnsi="Times New Roman" w:eastAsia="Times New Roman" w:cs="Times New Roman"/>
+                <w:b w:val="0"/>
+                <w:sz w:val="22"/>
+              </w:rPr>
+              <w:t>3.1. Материально-технические условия</w:t>
+            </w:r>
+          </w:p>
+        </w:tc>
+        <w:tc>
+          <w:tcPr>
+            <w:tcW w:type="dxa" w:w="2078"/>
+          </w:tcPr>
+          <w:p>
+            <w:pPr>
+              <w:spacing w:before="0" w:after="0" w:line="240" w:lineRule="auto"/>
+              <w:ind w:firstLine="0"/>
+              <w:jc w:val="center"/>
+            </w:pPr>
+            <w:r>
+              <w:rPr>
+                <w:rFonts w:ascii="Times New Roman" w:hAnsi="Times New Roman" w:eastAsia="Times New Roman" w:cs="Times New Roman"/>
+                <w:b w:val="0"/>
+                <w:sz w:val="22"/>
+              </w:rPr>
+              <w:t>заполнен</w:t>
+            </w:r>
+          </w:p>
+        </w:tc>
+      </w:tr>
+      <w:tr>
+        <w:tc>
+          <w:tcPr>
+            <w:tcW w:type="dxa" w:w="7276"/>
+          </w:tcPr>
+          <w:p>
+            <w:pPr>
+              <w:spacing w:before="0" w:after="0" w:line="240" w:lineRule="auto"/>
+              <w:ind w:firstLine="0"/>
+              <w:jc w:val="left"/>
+            </w:pPr>
+            <w:r>
+              <w:rPr>
+                <w:rFonts w:ascii="Times New Roman" w:hAnsi="Times New Roman" w:eastAsia="Times New Roman" w:cs="Times New Roman"/>
+                <w:b w:val="0"/>
+                <w:sz w:val="22"/>
+              </w:rPr>
+              <w:t>3.2. Учебно-методическое и информационное обеспечение</w:t>
+            </w:r>
+          </w:p>
+        </w:tc>
+        <w:tc>
+          <w:tcPr>
+            <w:tcW w:type="dxa" w:w="2078"/>
+          </w:tcPr>
+          <w:p>
+            <w:pPr>
+              <w:spacing w:before="0" w:after="0" w:line="240" w:lineRule="auto"/>
+              <w:ind w:firstLine="0"/>
+              <w:jc w:val="center"/>
+            </w:pPr>
+            <w:r>
+              <w:rPr>
+                <w:rFonts w:ascii="Times New Roman" w:hAnsi="Times New Roman" w:eastAsia="Times New Roman" w:cs="Times New Roman"/>
+                <w:b w:val="0"/>
+                <w:sz w:val="22"/>
+              </w:rPr>
+              <w:t>заполнен</w:t>
+            </w:r>
+          </w:p>
+        </w:tc>
+      </w:tr>
+      <w:tr>
+        <w:tc>
+          <w:tcPr>
+            <w:tcW w:type="dxa" w:w="7276"/>
+          </w:tcPr>
+          <w:p>
+            <w:pPr>
+              <w:spacing w:before="0" w:after="0" w:line="240" w:lineRule="auto"/>
+              <w:ind w:firstLine="0"/>
+              <w:jc w:val="left"/>
+            </w:pPr>
+            <w:r>
+              <w:rPr>
+                <w:rFonts w:ascii="Times New Roman" w:hAnsi="Times New Roman" w:eastAsia="Times New Roman" w:cs="Times New Roman"/>
+                <w:b w:val="0"/>
+                <w:sz w:val="22"/>
+              </w:rPr>
+              <w:t>3.3.1. Основная литература</w:t>
+            </w:r>
+          </w:p>
+        </w:tc>
+        <w:tc>
+          <w:tcPr>
+            <w:tcW w:type="dxa" w:w="2078"/>
+          </w:tcPr>
+          <w:p>
+            <w:pPr>
+              <w:spacing w:before="0" w:after="0" w:line="240" w:lineRule="auto"/>
+              <w:ind w:firstLine="0"/>
+              <w:jc w:val="center"/>
+            </w:pPr>
+            <w:r>
+              <w:rPr>
+                <w:rFonts w:ascii="Times New Roman" w:hAnsi="Times New Roman" w:eastAsia="Times New Roman" w:cs="Times New Roman"/>
+                <w:b w:val="0"/>
+                <w:sz w:val="22"/>
+              </w:rPr>
+              <w:t>заполнен</w:t>
+            </w:r>
+          </w:p>
+        </w:tc>
+      </w:tr>
+      <w:tr>
+        <w:tc>
+          <w:tcPr>
+            <w:tcW w:type="dxa" w:w="7276"/>
+          </w:tcPr>
+          <w:p>
+            <w:pPr>
+              <w:spacing w:before="0" w:after="0" w:line="240" w:lineRule="auto"/>
+              <w:ind w:firstLine="0"/>
+              <w:jc w:val="left"/>
+            </w:pPr>
+            <w:r>
+              <w:rPr>
+                <w:rFonts w:ascii="Times New Roman" w:hAnsi="Times New Roman" w:eastAsia="Times New Roman" w:cs="Times New Roman"/>
+                <w:b w:val="0"/>
+                <w:sz w:val="22"/>
+              </w:rPr>
+              <w:t>3.3.2. Дополнительная литература</w:t>
+            </w:r>
+          </w:p>
+        </w:tc>
+        <w:tc>
+          <w:tcPr>
+            <w:tcW w:type="dxa" w:w="2078"/>
+          </w:tcPr>
+          <w:p>
+            <w:pPr>
+              <w:spacing w:before="0" w:after="0" w:line="240" w:lineRule="auto"/>
+              <w:ind w:firstLine="0"/>
+              <w:jc w:val="center"/>
+            </w:pPr>
+            <w:r>
+              <w:rPr>
+                <w:rFonts w:ascii="Times New Roman" w:hAnsi="Times New Roman" w:eastAsia="Times New Roman" w:cs="Times New Roman"/>
+                <w:b w:val="0"/>
+                <w:sz w:val="22"/>
+              </w:rPr>
+              <w:t>заполнен</w:t>
+            </w:r>
+          </w:p>
+        </w:tc>
+      </w:tr>
+      <w:tr>
+        <w:tc>
+          <w:tcPr>
+            <w:tcW w:type="dxa" w:w="7276"/>
+          </w:tcPr>
+          <w:p>
+            <w:pPr>
+              <w:spacing w:before="0" w:after="0" w:line="240" w:lineRule="auto"/>
+              <w:ind w:firstLine="0"/>
+              <w:jc w:val="left"/>
+            </w:pPr>
+            <w:r>
+              <w:rPr>
+                <w:rFonts w:ascii="Times New Roman" w:hAnsi="Times New Roman" w:eastAsia="Times New Roman" w:cs="Times New Roman"/>
+                <w:b w:val="0"/>
+                <w:sz w:val="22"/>
+              </w:rPr>
+              <w:t>3.3.3. Интернет-ресурсы</w:t>
+            </w:r>
+          </w:p>
+        </w:tc>
+        <w:tc>
+          <w:tcPr>
+            <w:tcW w:type="dxa" w:w="2078"/>
+          </w:tcPr>
+          <w:p>
+            <w:pPr>
+              <w:spacing w:before="0" w:after="0" w:line="240" w:lineRule="auto"/>
+              <w:ind w:firstLine="0"/>
+              <w:jc w:val="center"/>
+            </w:pPr>
+            <w:r>
+              <w:rPr>
+                <w:rFonts w:ascii="Times New Roman" w:hAnsi="Times New Roman" w:eastAsia="Times New Roman" w:cs="Times New Roman"/>
+                <w:b w:val="0"/>
+                <w:sz w:val="22"/>
+              </w:rPr>
+              <w:t>заполнен</w:t>
+            </w:r>
+          </w:p>
+        </w:tc>
+      </w:tr>
+      <w:tr>
+        <w:tc>
+          <w:tcPr>
+            <w:tcW w:type="dxa" w:w="7276"/>
+          </w:tcPr>
+          <w:p>
+            <w:pPr>
+              <w:spacing w:before="0" w:after="0" w:line="240" w:lineRule="auto"/>
+              <w:ind w:firstLine="0"/>
+              <w:jc w:val="left"/>
+            </w:pPr>
+            <w:r>
+              <w:rPr>
+                <w:rFonts w:ascii="Times New Roman" w:hAnsi="Times New Roman" w:eastAsia="Times New Roman" w:cs="Times New Roman"/>
+                <w:b w:val="0"/>
+                <w:sz w:val="22"/>
+              </w:rPr>
+              <w:t>3.4. Кадровое обеспечение</w:t>
+            </w:r>
+          </w:p>
+        </w:tc>
+        <w:tc>
+          <w:tcPr>
+            <w:tcW w:type="dxa" w:w="2078"/>
+          </w:tcPr>
+          <w:p>
+            <w:pPr>
+              <w:spacing w:before="0" w:after="0" w:line="240" w:lineRule="auto"/>
+              <w:ind w:firstLine="0"/>
+              <w:jc w:val="center"/>
+            </w:pPr>
+            <w:r>
+              <w:rPr>
+                <w:rFonts w:ascii="Times New Roman" w:hAnsi="Times New Roman" w:eastAsia="Times New Roman" w:cs="Times New Roman"/>
+                <w:b w:val="0"/>
+                <w:sz w:val="22"/>
+              </w:rPr>
+              <w:t>заполнен</w:t>
+            </w:r>
+          </w:p>
+        </w:tc>
+      </w:tr>
+    </w:tbl>
     <w:p>
       <w:pPr>
-        <w:spacing w:before="0" w:after="0" w:line="360" w:lineRule="auto"/>
-        <w:ind w:firstLine="709"/>
-        <w:jc w:val="both"/>
-      </w:pPr>
-      <w:r>
-        <w:rPr>
-          <w:rFonts w:ascii="Times New Roman" w:hAnsi="Times New Roman" w:eastAsia="Times New Roman" w:cs="Times New Roman"/>
-          <w:b w:val="0"/>
-        </w:rPr>
-        <w:t>Все разделы шаблона заполнены.</w:t>
-      </w:r>
+        <w:spacing w:before="0" w:after="0"/>
+        <w:ind w:firstLine="0"/>
+      </w:pPr>
     </w:p>
     <w:p>
       <w:pPr>
@@ -11151,7 +12339,7 @@
           <w:rFonts w:ascii="Times New Roman" w:hAnsi="Times New Roman" w:eastAsia="Times New Roman" w:cs="Times New Roman"/>
           <w:b w:val="0"/>
         </w:rPr>
-        <w:t>Образец к запросу не приложен — сравнивать не с чем.</w:t>
+        <w:t>С приложенным образцом дословно совпадает 0% текста комплекта (порог — 15%): в норме. Ошибки образца в программу не переносятся.</w:t>
       </w:r>
     </w:p>
     <w:p>
@@ -11643,7 +12831,7 @@
           <w:rFonts w:ascii="Times New Roman" w:hAnsi="Times New Roman" w:eastAsia="Times New Roman" w:cs="Times New Roman"/>
           <w:b/>
         </w:rPr>
-        <w:t>Стоимость и время</w:t>
+        <w:t>Полная версия</w:t>
       </w:r>
     </w:p>
     <w:p>
@@ -11657,1102 +12845,7 @@
           <w:rFonts w:ascii="Times New Roman" w:hAnsi="Times New Roman" w:eastAsia="Times New Roman" w:cs="Times New Roman"/>
           <w:b w:val="0"/>
         </w:rPr>
-        <w:t>Вызовов модели: 16, стоимость 0,00 ₽. Режим без модели: вызовы бесплатные.</w:t>
-      </w:r>
-    </w:p>
-    <w:tbl>
-      <w:tblPr>
-        <w:tblLook w:firstColumn="1" w:firstRow="1" w:lastColumn="0" w:lastRow="0" w:noHBand="0" w:noVBand="1" w:val="04A0"/>
-        <w:tblW w:w="9353" w:type="dxa"/>
-        <w:tblLayout w:type="fixed"/>
-        <w:tblBorders>
-          <w:top w:val="single" w:sz="4" w:space="0" w:color="000000"/>
-          <w:left w:val="single" w:sz="4" w:space="0" w:color="000000"/>
-          <w:bottom w:val="single" w:sz="4" w:space="0" w:color="000000"/>
-          <w:right w:val="single" w:sz="4" w:space="0" w:color="000000"/>
-          <w:insideH w:val="single" w:sz="4" w:space="0" w:color="000000"/>
-          <w:insideV w:val="single" w:sz="4" w:space="0" w:color="000000"/>
-        </w:tblBorders>
-        <w:tblCellMar>
-          <w:top w:w="60" w:type="dxa"/>
-          <w:left w:w="90" w:type="dxa"/>
-          <w:bottom w:w="60" w:type="dxa"/>
-          <w:right w:w="90" w:type="dxa"/>
-        </w:tblCellMar>
-      </w:tblPr>
-      <w:tblGrid>
-        <w:gridCol w:w="3341"/>
-        <w:gridCol w:w="1336"/>
-        <w:gridCol w:w="2004"/>
-        <w:gridCol w:w="1336"/>
-        <w:gridCol w:w="1336"/>
-      </w:tblGrid>
-      <w:tr>
-        <w:trPr>
-          <w:tblHeader/>
-        </w:trPr>
-        <w:tc>
-          <w:tcPr>
-            <w:tcW w:type="dxa" w:w="3341"/>
-            <w:shd w:val="clear" w:color="auto" w:fill="D9D9D9"/>
-            <w:vAlign w:val="center"/>
-          </w:tcPr>
-          <w:p>
-            <w:pPr>
-              <w:spacing w:before="0" w:after="0" w:line="240" w:lineRule="auto"/>
-              <w:ind w:firstLine="0"/>
-              <w:jc w:val="center"/>
-            </w:pPr>
-            <w:r>
-              <w:rPr>
-                <w:rFonts w:ascii="Times New Roman" w:hAnsi="Times New Roman" w:eastAsia="Times New Roman" w:cs="Times New Roman"/>
-                <w:b/>
-                <w:sz w:val="22"/>
-              </w:rPr>
-              <w:t>Шаг</w:t>
-            </w:r>
-          </w:p>
-        </w:tc>
-        <w:tc>
-          <w:tcPr>
-            <w:tcW w:type="dxa" w:w="1336"/>
-            <w:shd w:val="clear" w:color="auto" w:fill="D9D9D9"/>
-            <w:vAlign w:val="center"/>
-          </w:tcPr>
-          <w:p>
-            <w:pPr>
-              <w:spacing w:before="0" w:after="0" w:line="240" w:lineRule="auto"/>
-              <w:ind w:firstLine="0"/>
-              <w:jc w:val="center"/>
-            </w:pPr>
-            <w:r>
-              <w:rPr>
-                <w:rFonts w:ascii="Times New Roman" w:hAnsi="Times New Roman" w:eastAsia="Times New Roman" w:cs="Times New Roman"/>
-                <w:b/>
-                <w:sz w:val="22"/>
-              </w:rPr>
-              <w:t>Вызовов</w:t>
-            </w:r>
-          </w:p>
-        </w:tc>
-        <w:tc>
-          <w:tcPr>
-            <w:tcW w:type="dxa" w:w="2004"/>
-            <w:shd w:val="clear" w:color="auto" w:fill="D9D9D9"/>
-            <w:vAlign w:val="center"/>
-          </w:tcPr>
-          <w:p>
-            <w:pPr>
-              <w:spacing w:before="0" w:after="0" w:line="240" w:lineRule="auto"/>
-              <w:ind w:firstLine="0"/>
-              <w:jc w:val="center"/>
-            </w:pPr>
-            <w:r>
-              <w:rPr>
-                <w:rFonts w:ascii="Times New Roman" w:hAnsi="Times New Roman" w:eastAsia="Times New Roman" w:cs="Times New Roman"/>
-                <w:b/>
-                <w:sz w:val="22"/>
-              </w:rPr>
-              <w:t>Токены (вход / выход)</w:t>
-            </w:r>
-          </w:p>
-        </w:tc>
-        <w:tc>
-          <w:tcPr>
-            <w:tcW w:type="dxa" w:w="1336"/>
-            <w:shd w:val="clear" w:color="auto" w:fill="D9D9D9"/>
-            <w:vAlign w:val="center"/>
-          </w:tcPr>
-          <w:p>
-            <w:pPr>
-              <w:spacing w:before="0" w:after="0" w:line="240" w:lineRule="auto"/>
-              <w:ind w:firstLine="0"/>
-              <w:jc w:val="center"/>
-            </w:pPr>
-            <w:r>
-              <w:rPr>
-                <w:rFonts w:ascii="Times New Roman" w:hAnsi="Times New Roman" w:eastAsia="Times New Roman" w:cs="Times New Roman"/>
-                <w:b/>
-                <w:sz w:val="22"/>
-              </w:rPr>
-              <w:t>₽</w:t>
-            </w:r>
-          </w:p>
-        </w:tc>
-        <w:tc>
-          <w:tcPr>
-            <w:tcW w:type="dxa" w:w="1336"/>
-            <w:shd w:val="clear" w:color="auto" w:fill="D9D9D9"/>
-            <w:vAlign w:val="center"/>
-          </w:tcPr>
-          <w:p>
-            <w:pPr>
-              <w:spacing w:before="0" w:after="0" w:line="240" w:lineRule="auto"/>
-              <w:ind w:firstLine="0"/>
-              <w:jc w:val="center"/>
-            </w:pPr>
-            <w:r>
-              <w:rPr>
-                <w:rFonts w:ascii="Times New Roman" w:hAnsi="Times New Roman" w:eastAsia="Times New Roman" w:cs="Times New Roman"/>
-                <w:b/>
-                <w:sz w:val="22"/>
-              </w:rPr>
-              <w:t>с</w:t>
-            </w:r>
-          </w:p>
-        </w:tc>
-      </w:tr>
-      <w:tr>
-        <w:tc>
-          <w:tcPr>
-            <w:tcW w:type="dxa" w:w="3341"/>
-          </w:tcPr>
-          <w:p>
-            <w:pPr>
-              <w:spacing w:before="0" w:after="0" w:line="240" w:lineRule="auto"/>
-              <w:ind w:firstLine="0"/>
-              <w:jc w:val="left"/>
-            </w:pPr>
-            <w:r>
-              <w:rPr>
-                <w:rFonts w:ascii="Times New Roman" w:hAnsi="Times New Roman" w:eastAsia="Times New Roman" w:cs="Times New Roman"/>
-                <w:b w:val="0"/>
-                <w:sz w:val="22"/>
-              </w:rPr>
-              <w:t>Тексты программы</w:t>
-            </w:r>
-          </w:p>
-        </w:tc>
-        <w:tc>
-          <w:tcPr>
-            <w:tcW w:type="dxa" w:w="1336"/>
-          </w:tcPr>
-          <w:p>
-            <w:pPr>
-              <w:spacing w:before="0" w:after="0" w:line="240" w:lineRule="auto"/>
-              <w:ind w:firstLine="0"/>
-              <w:jc w:val="center"/>
-            </w:pPr>
-            <w:r>
-              <w:rPr>
-                <w:rFonts w:ascii="Times New Roman" w:hAnsi="Times New Roman" w:eastAsia="Times New Roman" w:cs="Times New Roman"/>
-                <w:b w:val="0"/>
-                <w:sz w:val="22"/>
-              </w:rPr>
-              <w:t>1</w:t>
-            </w:r>
-          </w:p>
-        </w:tc>
-        <w:tc>
-          <w:tcPr>
-            <w:tcW w:type="dxa" w:w="2004"/>
-          </w:tcPr>
-          <w:p>
-            <w:pPr>
-              <w:spacing w:before="0" w:after="0" w:line="240" w:lineRule="auto"/>
-              <w:ind w:firstLine="0"/>
-              <w:jc w:val="center"/>
-            </w:pPr>
-            <w:r>
-              <w:rPr>
-                <w:rFonts w:ascii="Times New Roman" w:hAnsi="Times New Roman" w:eastAsia="Times New Roman" w:cs="Times New Roman"/>
-                <w:b w:val="0"/>
-                <w:sz w:val="22"/>
-              </w:rPr>
-              <w:t>0 / 0</w:t>
-            </w:r>
-          </w:p>
-        </w:tc>
-        <w:tc>
-          <w:tcPr>
-            <w:tcW w:type="dxa" w:w="1336"/>
-          </w:tcPr>
-          <w:p>
-            <w:pPr>
-              <w:spacing w:before="0" w:after="0" w:line="240" w:lineRule="auto"/>
-              <w:ind w:firstLine="0"/>
-              <w:jc w:val="center"/>
-            </w:pPr>
-            <w:r>
-              <w:rPr>
-                <w:rFonts w:ascii="Times New Roman" w:hAnsi="Times New Roman" w:eastAsia="Times New Roman" w:cs="Times New Roman"/>
-                <w:b w:val="0"/>
-                <w:sz w:val="22"/>
-              </w:rPr>
-              <w:t>0,00</w:t>
-            </w:r>
-          </w:p>
-        </w:tc>
-        <w:tc>
-          <w:tcPr>
-            <w:tcW w:type="dxa" w:w="1336"/>
-          </w:tcPr>
-          <w:p>
-            <w:pPr>
-              <w:spacing w:before="0" w:after="0" w:line="240" w:lineRule="auto"/>
-              <w:ind w:firstLine="0"/>
-              <w:jc w:val="center"/>
-            </w:pPr>
-            <w:r>
-              <w:rPr>
-                <w:rFonts w:ascii="Times New Roman" w:hAnsi="Times New Roman" w:eastAsia="Times New Roman" w:cs="Times New Roman"/>
-                <w:b w:val="0"/>
-                <w:sz w:val="22"/>
-              </w:rPr>
-              <w:t>0</w:t>
-            </w:r>
-          </w:p>
-        </w:tc>
-      </w:tr>
-      <w:tr>
-        <w:tc>
-          <w:tcPr>
-            <w:tcW w:type="dxa" w:w="3341"/>
-          </w:tcPr>
-          <w:p>
-            <w:pPr>
-              <w:spacing w:before="0" w:after="0" w:line="240" w:lineRule="auto"/>
-              <w:ind w:firstLine="0"/>
-              <w:jc w:val="left"/>
-            </w:pPr>
-            <w:r>
-              <w:rPr>
-                <w:rFonts w:ascii="Times New Roman" w:hAnsi="Times New Roman" w:eastAsia="Times New Roman" w:cs="Times New Roman"/>
-                <w:b/>
-                <w:sz w:val="22"/>
-              </w:rPr>
-              <w:t>Итоговая аттестация</w:t>
-            </w:r>
-          </w:p>
-        </w:tc>
-        <w:tc>
-          <w:tcPr>
-            <w:tcW w:type="dxa" w:w="1336"/>
-          </w:tcPr>
-          <w:p>
-            <w:pPr>
-              <w:spacing w:before="0" w:after="0" w:line="240" w:lineRule="auto"/>
-              <w:ind w:firstLine="0"/>
-              <w:jc w:val="center"/>
-            </w:pPr>
-            <w:r>
-              <w:rPr>
-                <w:rFonts w:ascii="Times New Roman" w:hAnsi="Times New Roman" w:eastAsia="Times New Roman" w:cs="Times New Roman"/>
-                <w:b/>
-                <w:sz w:val="22"/>
-              </w:rPr>
-              <w:t>1</w:t>
-            </w:r>
-          </w:p>
-        </w:tc>
-        <w:tc>
-          <w:tcPr>
-            <w:tcW w:type="dxa" w:w="2004"/>
-          </w:tcPr>
-          <w:p>
-            <w:pPr>
-              <w:spacing w:before="0" w:after="0" w:line="240" w:lineRule="auto"/>
-              <w:ind w:firstLine="0"/>
-              <w:jc w:val="center"/>
-            </w:pPr>
-            <w:r>
-              <w:rPr>
-                <w:rFonts w:ascii="Times New Roman" w:hAnsi="Times New Roman" w:eastAsia="Times New Roman" w:cs="Times New Roman"/>
-                <w:b/>
-                <w:sz w:val="22"/>
-              </w:rPr>
-              <w:t>0 / 0</w:t>
-            </w:r>
-          </w:p>
-        </w:tc>
-        <w:tc>
-          <w:tcPr>
-            <w:tcW w:type="dxa" w:w="1336"/>
-          </w:tcPr>
-          <w:p>
-            <w:pPr>
-              <w:spacing w:before="0" w:after="0" w:line="240" w:lineRule="auto"/>
-              <w:ind w:firstLine="0"/>
-              <w:jc w:val="center"/>
-            </w:pPr>
-            <w:r>
-              <w:rPr>
-                <w:rFonts w:ascii="Times New Roman" w:hAnsi="Times New Roman" w:eastAsia="Times New Roman" w:cs="Times New Roman"/>
-                <w:b/>
-                <w:sz w:val="22"/>
-              </w:rPr>
-              <w:t>0,00</w:t>
-            </w:r>
-          </w:p>
-        </w:tc>
-        <w:tc>
-          <w:tcPr>
-            <w:tcW w:type="dxa" w:w="1336"/>
-          </w:tcPr>
-          <w:p>
-            <w:pPr>
-              <w:spacing w:before="0" w:after="0" w:line="240" w:lineRule="auto"/>
-              <w:ind w:firstLine="0"/>
-              <w:jc w:val="center"/>
-            </w:pPr>
-            <w:r>
-              <w:rPr>
-                <w:rFonts w:ascii="Times New Roman" w:hAnsi="Times New Roman" w:eastAsia="Times New Roman" w:cs="Times New Roman"/>
-                <w:b/>
-                <w:sz w:val="22"/>
-              </w:rPr>
-              <w:t>0</w:t>
-            </w:r>
-          </w:p>
-        </w:tc>
-      </w:tr>
-      <w:tr>
-        <w:tc>
-          <w:tcPr>
-            <w:tcW w:type="dxa" w:w="3341"/>
-          </w:tcPr>
-          <w:p>
-            <w:pPr>
-              <w:spacing w:before="0" w:after="0" w:line="240" w:lineRule="auto"/>
-              <w:ind w:firstLine="0"/>
-              <w:jc w:val="left"/>
-            </w:pPr>
-            <w:r>
-              <w:rPr>
-                <w:rFonts w:ascii="Times New Roman" w:hAnsi="Times New Roman" w:eastAsia="Times New Roman" w:cs="Times New Roman"/>
-                <w:b w:val="0"/>
-                <w:sz w:val="22"/>
-              </w:rPr>
-              <w:t>Литература</w:t>
-            </w:r>
-          </w:p>
-        </w:tc>
-        <w:tc>
-          <w:tcPr>
-            <w:tcW w:type="dxa" w:w="1336"/>
-          </w:tcPr>
-          <w:p>
-            <w:pPr>
-              <w:spacing w:before="0" w:after="0" w:line="240" w:lineRule="auto"/>
-              <w:ind w:firstLine="0"/>
-              <w:jc w:val="center"/>
-            </w:pPr>
-            <w:r>
-              <w:rPr>
-                <w:rFonts w:ascii="Times New Roman" w:hAnsi="Times New Roman" w:eastAsia="Times New Roman" w:cs="Times New Roman"/>
-                <w:b w:val="0"/>
-                <w:sz w:val="22"/>
-              </w:rPr>
-              <w:t>1</w:t>
-            </w:r>
-          </w:p>
-        </w:tc>
-        <w:tc>
-          <w:tcPr>
-            <w:tcW w:type="dxa" w:w="2004"/>
-          </w:tcPr>
-          <w:p>
-            <w:pPr>
-              <w:spacing w:before="0" w:after="0" w:line="240" w:lineRule="auto"/>
-              <w:ind w:firstLine="0"/>
-              <w:jc w:val="center"/>
-            </w:pPr>
-            <w:r>
-              <w:rPr>
-                <w:rFonts w:ascii="Times New Roman" w:hAnsi="Times New Roman" w:eastAsia="Times New Roman" w:cs="Times New Roman"/>
-                <w:b w:val="0"/>
-                <w:sz w:val="22"/>
-              </w:rPr>
-              <w:t>0 / 0</w:t>
-            </w:r>
-          </w:p>
-        </w:tc>
-        <w:tc>
-          <w:tcPr>
-            <w:tcW w:type="dxa" w:w="1336"/>
-          </w:tcPr>
-          <w:p>
-            <w:pPr>
-              <w:spacing w:before="0" w:after="0" w:line="240" w:lineRule="auto"/>
-              <w:ind w:firstLine="0"/>
-              <w:jc w:val="center"/>
-            </w:pPr>
-            <w:r>
-              <w:rPr>
-                <w:rFonts w:ascii="Times New Roman" w:hAnsi="Times New Roman" w:eastAsia="Times New Roman" w:cs="Times New Roman"/>
-                <w:b w:val="0"/>
-                <w:sz w:val="22"/>
-              </w:rPr>
-              <w:t>0,00</w:t>
-            </w:r>
-          </w:p>
-        </w:tc>
-        <w:tc>
-          <w:tcPr>
-            <w:tcW w:type="dxa" w:w="1336"/>
-          </w:tcPr>
-          <w:p>
-            <w:pPr>
-              <w:spacing w:before="0" w:after="0" w:line="240" w:lineRule="auto"/>
-              <w:ind w:firstLine="0"/>
-              <w:jc w:val="center"/>
-            </w:pPr>
-            <w:r>
-              <w:rPr>
-                <w:rFonts w:ascii="Times New Roman" w:hAnsi="Times New Roman" w:eastAsia="Times New Roman" w:cs="Times New Roman"/>
-                <w:b w:val="0"/>
-                <w:sz w:val="22"/>
-              </w:rPr>
-              <w:t>0</w:t>
-            </w:r>
-          </w:p>
-        </w:tc>
-      </w:tr>
-      <w:tr>
-        <w:tc>
-          <w:tcPr>
-            <w:tcW w:type="dxa" w:w="3341"/>
-          </w:tcPr>
-          <w:p>
-            <w:pPr>
-              <w:spacing w:before="0" w:after="0" w:line="240" w:lineRule="auto"/>
-              <w:ind w:firstLine="0"/>
-              <w:jc w:val="left"/>
-            </w:pPr>
-            <w:r>
-              <w:rPr>
-                <w:rFonts w:ascii="Times New Roman" w:hAnsi="Times New Roman" w:eastAsia="Times New Roman" w:cs="Times New Roman"/>
-                <w:b w:val="0"/>
-                <w:sz w:val="22"/>
-              </w:rPr>
-              <w:t>Рабочая программа модулей</w:t>
-            </w:r>
-          </w:p>
-        </w:tc>
-        <w:tc>
-          <w:tcPr>
-            <w:tcW w:type="dxa" w:w="1336"/>
-          </w:tcPr>
-          <w:p>
-            <w:pPr>
-              <w:spacing w:before="0" w:after="0" w:line="240" w:lineRule="auto"/>
-              <w:ind w:firstLine="0"/>
-              <w:jc w:val="center"/>
-            </w:pPr>
-            <w:r>
-              <w:rPr>
-                <w:rFonts w:ascii="Times New Roman" w:hAnsi="Times New Roman" w:eastAsia="Times New Roman" w:cs="Times New Roman"/>
-                <w:b w:val="0"/>
-                <w:sz w:val="22"/>
-              </w:rPr>
-              <w:t>3</w:t>
-            </w:r>
-          </w:p>
-        </w:tc>
-        <w:tc>
-          <w:tcPr>
-            <w:tcW w:type="dxa" w:w="2004"/>
-          </w:tcPr>
-          <w:p>
-            <w:pPr>
-              <w:spacing w:before="0" w:after="0" w:line="240" w:lineRule="auto"/>
-              <w:ind w:firstLine="0"/>
-              <w:jc w:val="center"/>
-            </w:pPr>
-            <w:r>
-              <w:rPr>
-                <w:rFonts w:ascii="Times New Roman" w:hAnsi="Times New Roman" w:eastAsia="Times New Roman" w:cs="Times New Roman"/>
-                <w:b w:val="0"/>
-                <w:sz w:val="22"/>
-              </w:rPr>
-              <w:t>0 / 0</w:t>
-            </w:r>
-          </w:p>
-        </w:tc>
-        <w:tc>
-          <w:tcPr>
-            <w:tcW w:type="dxa" w:w="1336"/>
-          </w:tcPr>
-          <w:p>
-            <w:pPr>
-              <w:spacing w:before="0" w:after="0" w:line="240" w:lineRule="auto"/>
-              <w:ind w:firstLine="0"/>
-              <w:jc w:val="center"/>
-            </w:pPr>
-            <w:r>
-              <w:rPr>
-                <w:rFonts w:ascii="Times New Roman" w:hAnsi="Times New Roman" w:eastAsia="Times New Roman" w:cs="Times New Roman"/>
-                <w:b w:val="0"/>
-                <w:sz w:val="22"/>
-              </w:rPr>
-              <w:t>0,00</w:t>
-            </w:r>
-          </w:p>
-        </w:tc>
-        <w:tc>
-          <w:tcPr>
-            <w:tcW w:type="dxa" w:w="1336"/>
-          </w:tcPr>
-          <w:p>
-            <w:pPr>
-              <w:spacing w:before="0" w:after="0" w:line="240" w:lineRule="auto"/>
-              <w:ind w:firstLine="0"/>
-              <w:jc w:val="center"/>
-            </w:pPr>
-            <w:r>
-              <w:rPr>
-                <w:rFonts w:ascii="Times New Roman" w:hAnsi="Times New Roman" w:eastAsia="Times New Roman" w:cs="Times New Roman"/>
-                <w:b w:val="0"/>
-                <w:sz w:val="22"/>
-              </w:rPr>
-              <w:t>0</w:t>
-            </w:r>
-          </w:p>
-        </w:tc>
-      </w:tr>
-      <w:tr>
-        <w:tc>
-          <w:tcPr>
-            <w:tcW w:type="dxa" w:w="3341"/>
-          </w:tcPr>
-          <w:p>
-            <w:pPr>
-              <w:spacing w:before="0" w:after="0" w:line="240" w:lineRule="auto"/>
-              <w:ind w:firstLine="0"/>
-              <w:jc w:val="left"/>
-            </w:pPr>
-            <w:r>
-              <w:rPr>
-                <w:rFonts w:ascii="Times New Roman" w:hAnsi="Times New Roman" w:eastAsia="Times New Roman" w:cs="Times New Roman"/>
-                <w:b w:val="0"/>
-                <w:sz w:val="22"/>
-              </w:rPr>
-              <w:t>Лекции</w:t>
-            </w:r>
-          </w:p>
-        </w:tc>
-        <w:tc>
-          <w:tcPr>
-            <w:tcW w:type="dxa" w:w="1336"/>
-          </w:tcPr>
-          <w:p>
-            <w:pPr>
-              <w:spacing w:before="0" w:after="0" w:line="240" w:lineRule="auto"/>
-              <w:ind w:firstLine="0"/>
-              <w:jc w:val="center"/>
-            </w:pPr>
-            <w:r>
-              <w:rPr>
-                <w:rFonts w:ascii="Times New Roman" w:hAnsi="Times New Roman" w:eastAsia="Times New Roman" w:cs="Times New Roman"/>
-                <w:b w:val="0"/>
-                <w:sz w:val="22"/>
-              </w:rPr>
-              <w:t>3</w:t>
-            </w:r>
-          </w:p>
-        </w:tc>
-        <w:tc>
-          <w:tcPr>
-            <w:tcW w:type="dxa" w:w="2004"/>
-          </w:tcPr>
-          <w:p>
-            <w:pPr>
-              <w:spacing w:before="0" w:after="0" w:line="240" w:lineRule="auto"/>
-              <w:ind w:firstLine="0"/>
-              <w:jc w:val="center"/>
-            </w:pPr>
-            <w:r>
-              <w:rPr>
-                <w:rFonts w:ascii="Times New Roman" w:hAnsi="Times New Roman" w:eastAsia="Times New Roman" w:cs="Times New Roman"/>
-                <w:b w:val="0"/>
-                <w:sz w:val="22"/>
-              </w:rPr>
-              <w:t>0 / 0</w:t>
-            </w:r>
-          </w:p>
-        </w:tc>
-        <w:tc>
-          <w:tcPr>
-            <w:tcW w:type="dxa" w:w="1336"/>
-          </w:tcPr>
-          <w:p>
-            <w:pPr>
-              <w:spacing w:before="0" w:after="0" w:line="240" w:lineRule="auto"/>
-              <w:ind w:firstLine="0"/>
-              <w:jc w:val="center"/>
-            </w:pPr>
-            <w:r>
-              <w:rPr>
-                <w:rFonts w:ascii="Times New Roman" w:hAnsi="Times New Roman" w:eastAsia="Times New Roman" w:cs="Times New Roman"/>
-                <w:b w:val="0"/>
-                <w:sz w:val="22"/>
-              </w:rPr>
-              <w:t>0,00</w:t>
-            </w:r>
-          </w:p>
-        </w:tc>
-        <w:tc>
-          <w:tcPr>
-            <w:tcW w:type="dxa" w:w="1336"/>
-          </w:tcPr>
-          <w:p>
-            <w:pPr>
-              <w:spacing w:before="0" w:after="0" w:line="240" w:lineRule="auto"/>
-              <w:ind w:firstLine="0"/>
-              <w:jc w:val="center"/>
-            </w:pPr>
-            <w:r>
-              <w:rPr>
-                <w:rFonts w:ascii="Times New Roman" w:hAnsi="Times New Roman" w:eastAsia="Times New Roman" w:cs="Times New Roman"/>
-                <w:b w:val="0"/>
-                <w:sz w:val="22"/>
-              </w:rPr>
-              <w:t>0</w:t>
-            </w:r>
-          </w:p>
-        </w:tc>
-      </w:tr>
-      <w:tr>
-        <w:tc>
-          <w:tcPr>
-            <w:tcW w:type="dxa" w:w="3341"/>
-          </w:tcPr>
-          <w:p>
-            <w:pPr>
-              <w:spacing w:before="0" w:after="0" w:line="240" w:lineRule="auto"/>
-              <w:ind w:firstLine="0"/>
-              <w:jc w:val="left"/>
-            </w:pPr>
-            <w:r>
-              <w:rPr>
-                <w:rFonts w:ascii="Times New Roman" w:hAnsi="Times New Roman" w:eastAsia="Times New Roman" w:cs="Times New Roman"/>
-                <w:b w:val="0"/>
-                <w:sz w:val="22"/>
-              </w:rPr>
-              <w:t>Практические задания</w:t>
-            </w:r>
-          </w:p>
-        </w:tc>
-        <w:tc>
-          <w:tcPr>
-            <w:tcW w:type="dxa" w:w="1336"/>
-          </w:tcPr>
-          <w:p>
-            <w:pPr>
-              <w:spacing w:before="0" w:after="0" w:line="240" w:lineRule="auto"/>
-              <w:ind w:firstLine="0"/>
-              <w:jc w:val="center"/>
-            </w:pPr>
-            <w:r>
-              <w:rPr>
-                <w:rFonts w:ascii="Times New Roman" w:hAnsi="Times New Roman" w:eastAsia="Times New Roman" w:cs="Times New Roman"/>
-                <w:b w:val="0"/>
-                <w:sz w:val="22"/>
-              </w:rPr>
-              <w:t>3</w:t>
-            </w:r>
-          </w:p>
-        </w:tc>
-        <w:tc>
-          <w:tcPr>
-            <w:tcW w:type="dxa" w:w="2004"/>
-          </w:tcPr>
-          <w:p>
-            <w:pPr>
-              <w:spacing w:before="0" w:after="0" w:line="240" w:lineRule="auto"/>
-              <w:ind w:firstLine="0"/>
-              <w:jc w:val="center"/>
-            </w:pPr>
-            <w:r>
-              <w:rPr>
-                <w:rFonts w:ascii="Times New Roman" w:hAnsi="Times New Roman" w:eastAsia="Times New Roman" w:cs="Times New Roman"/>
-                <w:b w:val="0"/>
-                <w:sz w:val="22"/>
-              </w:rPr>
-              <w:t>0 / 0</w:t>
-            </w:r>
-          </w:p>
-        </w:tc>
-        <w:tc>
-          <w:tcPr>
-            <w:tcW w:type="dxa" w:w="1336"/>
-          </w:tcPr>
-          <w:p>
-            <w:pPr>
-              <w:spacing w:before="0" w:after="0" w:line="240" w:lineRule="auto"/>
-              <w:ind w:firstLine="0"/>
-              <w:jc w:val="center"/>
-            </w:pPr>
-            <w:r>
-              <w:rPr>
-                <w:rFonts w:ascii="Times New Roman" w:hAnsi="Times New Roman" w:eastAsia="Times New Roman" w:cs="Times New Roman"/>
-                <w:b w:val="0"/>
-                <w:sz w:val="22"/>
-              </w:rPr>
-              <w:t>0,00</w:t>
-            </w:r>
-          </w:p>
-        </w:tc>
-        <w:tc>
-          <w:tcPr>
-            <w:tcW w:type="dxa" w:w="1336"/>
-          </w:tcPr>
-          <w:p>
-            <w:pPr>
-              <w:spacing w:before="0" w:after="0" w:line="240" w:lineRule="auto"/>
-              <w:ind w:firstLine="0"/>
-              <w:jc w:val="center"/>
-            </w:pPr>
-            <w:r>
-              <w:rPr>
-                <w:rFonts w:ascii="Times New Roman" w:hAnsi="Times New Roman" w:eastAsia="Times New Roman" w:cs="Times New Roman"/>
-                <w:b w:val="0"/>
-                <w:sz w:val="22"/>
-              </w:rPr>
-              <w:t>0</w:t>
-            </w:r>
-          </w:p>
-        </w:tc>
-      </w:tr>
-      <w:tr>
-        <w:tc>
-          <w:tcPr>
-            <w:tcW w:type="dxa" w:w="3341"/>
-          </w:tcPr>
-          <w:p>
-            <w:pPr>
-              <w:spacing w:before="0" w:after="0" w:line="240" w:lineRule="auto"/>
-              <w:ind w:firstLine="0"/>
-              <w:jc w:val="left"/>
-            </w:pPr>
-            <w:r>
-              <w:rPr>
-                <w:rFonts w:ascii="Times New Roman" w:hAnsi="Times New Roman" w:eastAsia="Times New Roman" w:cs="Times New Roman"/>
-                <w:b w:val="0"/>
-                <w:sz w:val="22"/>
-              </w:rPr>
-              <w:t>Тесты</w:t>
-            </w:r>
-          </w:p>
-        </w:tc>
-        <w:tc>
-          <w:tcPr>
-            <w:tcW w:type="dxa" w:w="1336"/>
-          </w:tcPr>
-          <w:p>
-            <w:pPr>
-              <w:spacing w:before="0" w:after="0" w:line="240" w:lineRule="auto"/>
-              <w:ind w:firstLine="0"/>
-              <w:jc w:val="center"/>
-            </w:pPr>
-            <w:r>
-              <w:rPr>
-                <w:rFonts w:ascii="Times New Roman" w:hAnsi="Times New Roman" w:eastAsia="Times New Roman" w:cs="Times New Roman"/>
-                <w:b w:val="0"/>
-                <w:sz w:val="22"/>
-              </w:rPr>
-              <w:t>3</w:t>
-            </w:r>
-          </w:p>
-        </w:tc>
-        <w:tc>
-          <w:tcPr>
-            <w:tcW w:type="dxa" w:w="2004"/>
-          </w:tcPr>
-          <w:p>
-            <w:pPr>
-              <w:spacing w:before="0" w:after="0" w:line="240" w:lineRule="auto"/>
-              <w:ind w:firstLine="0"/>
-              <w:jc w:val="center"/>
-            </w:pPr>
-            <w:r>
-              <w:rPr>
-                <w:rFonts w:ascii="Times New Roman" w:hAnsi="Times New Roman" w:eastAsia="Times New Roman" w:cs="Times New Roman"/>
-                <w:b w:val="0"/>
-                <w:sz w:val="22"/>
-              </w:rPr>
-              <w:t>0 / 0</w:t>
-            </w:r>
-          </w:p>
-        </w:tc>
-        <w:tc>
-          <w:tcPr>
-            <w:tcW w:type="dxa" w:w="1336"/>
-          </w:tcPr>
-          <w:p>
-            <w:pPr>
-              <w:spacing w:before="0" w:after="0" w:line="240" w:lineRule="auto"/>
-              <w:ind w:firstLine="0"/>
-              <w:jc w:val="center"/>
-            </w:pPr>
-            <w:r>
-              <w:rPr>
-                <w:rFonts w:ascii="Times New Roman" w:hAnsi="Times New Roman" w:eastAsia="Times New Roman" w:cs="Times New Roman"/>
-                <w:b w:val="0"/>
-                <w:sz w:val="22"/>
-              </w:rPr>
-              <w:t>0,00</w:t>
-            </w:r>
-          </w:p>
-        </w:tc>
-        <w:tc>
-          <w:tcPr>
-            <w:tcW w:type="dxa" w:w="1336"/>
-          </w:tcPr>
-          <w:p>
-            <w:pPr>
-              <w:spacing w:before="0" w:after="0" w:line="240" w:lineRule="auto"/>
-              <w:ind w:firstLine="0"/>
-              <w:jc w:val="center"/>
-            </w:pPr>
-            <w:r>
-              <w:rPr>
-                <w:rFonts w:ascii="Times New Roman" w:hAnsi="Times New Roman" w:eastAsia="Times New Roman" w:cs="Times New Roman"/>
-                <w:b w:val="0"/>
-                <w:sz w:val="22"/>
-              </w:rPr>
-              <w:t>0</w:t>
-            </w:r>
-          </w:p>
-        </w:tc>
-      </w:tr>
-      <w:tr>
-        <w:tc>
-          <w:tcPr>
-            <w:tcW w:type="dxa" w:w="3341"/>
-          </w:tcPr>
-          <w:p>
-            <w:pPr>
-              <w:spacing w:before="0" w:after="0" w:line="240" w:lineRule="auto"/>
-              <w:ind w:firstLine="0"/>
-              <w:jc w:val="left"/>
-            </w:pPr>
-            <w:r>
-              <w:rPr>
-                <w:rFonts w:ascii="Times New Roman" w:hAnsi="Times New Roman" w:eastAsia="Times New Roman" w:cs="Times New Roman"/>
-                <w:b w:val="0"/>
-                <w:sz w:val="22"/>
-              </w:rPr>
-              <w:t>Смысловая проверка</w:t>
-            </w:r>
-          </w:p>
-        </w:tc>
-        <w:tc>
-          <w:tcPr>
-            <w:tcW w:type="dxa" w:w="1336"/>
-          </w:tcPr>
-          <w:p>
-            <w:pPr>
-              <w:spacing w:before="0" w:after="0" w:line="240" w:lineRule="auto"/>
-              <w:ind w:firstLine="0"/>
-              <w:jc w:val="center"/>
-            </w:pPr>
-            <w:r>
-              <w:rPr>
-                <w:rFonts w:ascii="Times New Roman" w:hAnsi="Times New Roman" w:eastAsia="Times New Roman" w:cs="Times New Roman"/>
-                <w:b w:val="0"/>
-                <w:sz w:val="22"/>
-              </w:rPr>
-              <w:t>1</w:t>
-            </w:r>
-          </w:p>
-        </w:tc>
-        <w:tc>
-          <w:tcPr>
-            <w:tcW w:type="dxa" w:w="2004"/>
-          </w:tcPr>
-          <w:p>
-            <w:pPr>
-              <w:spacing w:before="0" w:after="0" w:line="240" w:lineRule="auto"/>
-              <w:ind w:firstLine="0"/>
-              <w:jc w:val="center"/>
-            </w:pPr>
-            <w:r>
-              <w:rPr>
-                <w:rFonts w:ascii="Times New Roman" w:hAnsi="Times New Roman" w:eastAsia="Times New Roman" w:cs="Times New Roman"/>
-                <w:b w:val="0"/>
-                <w:sz w:val="22"/>
-              </w:rPr>
-              <w:t>0 / 0</w:t>
-            </w:r>
-          </w:p>
-        </w:tc>
-        <w:tc>
-          <w:tcPr>
-            <w:tcW w:type="dxa" w:w="1336"/>
-          </w:tcPr>
-          <w:p>
-            <w:pPr>
-              <w:spacing w:before="0" w:after="0" w:line="240" w:lineRule="auto"/>
-              <w:ind w:firstLine="0"/>
-              <w:jc w:val="center"/>
-            </w:pPr>
-            <w:r>
-              <w:rPr>
-                <w:rFonts w:ascii="Times New Roman" w:hAnsi="Times New Roman" w:eastAsia="Times New Roman" w:cs="Times New Roman"/>
-                <w:b w:val="0"/>
-                <w:sz w:val="22"/>
-              </w:rPr>
-              <w:t>0,00</w:t>
-            </w:r>
-          </w:p>
-        </w:tc>
-        <w:tc>
-          <w:tcPr>
-            <w:tcW w:type="dxa" w:w="1336"/>
-          </w:tcPr>
-          <w:p>
-            <w:pPr>
-              <w:spacing w:before="0" w:after="0" w:line="240" w:lineRule="auto"/>
-              <w:ind w:firstLine="0"/>
-              <w:jc w:val="center"/>
-            </w:pPr>
-            <w:r>
-              <w:rPr>
-                <w:rFonts w:ascii="Times New Roman" w:hAnsi="Times New Roman" w:eastAsia="Times New Roman" w:cs="Times New Roman"/>
-                <w:b w:val="0"/>
-                <w:sz w:val="22"/>
-              </w:rPr>
-              <w:t>0</w:t>
-            </w:r>
-          </w:p>
-        </w:tc>
-      </w:tr>
-      <w:tr>
-        <w:tc>
-          <w:tcPr>
-            <w:tcW w:type="dxa" w:w="3341"/>
-          </w:tcPr>
-          <w:p>
-            <w:pPr>
-              <w:spacing w:before="0" w:after="0" w:line="240" w:lineRule="auto"/>
-              <w:ind w:firstLine="0"/>
-              <w:jc w:val="left"/>
-            </w:pPr>
-            <w:r>
-              <w:rPr>
-                <w:rFonts w:ascii="Times New Roman" w:hAnsi="Times New Roman" w:eastAsia="Times New Roman" w:cs="Times New Roman"/>
-                <w:b/>
-                <w:sz w:val="22"/>
-              </w:rPr>
-              <w:t>Итого</w:t>
-            </w:r>
-          </w:p>
-        </w:tc>
-        <w:tc>
-          <w:tcPr>
-            <w:tcW w:type="dxa" w:w="1336"/>
-          </w:tcPr>
-          <w:p>
-            <w:pPr>
-              <w:spacing w:before="0" w:after="0" w:line="240" w:lineRule="auto"/>
-              <w:ind w:firstLine="0"/>
-              <w:jc w:val="center"/>
-            </w:pPr>
-            <w:r>
-              <w:rPr>
-                <w:rFonts w:ascii="Times New Roman" w:hAnsi="Times New Roman" w:eastAsia="Times New Roman" w:cs="Times New Roman"/>
-                <w:b/>
-                <w:sz w:val="22"/>
-              </w:rPr>
-              <w:t>16</w:t>
-            </w:r>
-          </w:p>
-        </w:tc>
-        <w:tc>
-          <w:tcPr>
-            <w:tcW w:type="dxa" w:w="2004"/>
-          </w:tcPr>
-          <w:p>
-            <w:pPr>
-              <w:spacing w:before="0" w:after="0" w:line="240" w:lineRule="auto"/>
-              <w:ind w:firstLine="0"/>
-              <w:jc w:val="center"/>
-            </w:pPr>
-            <w:r>
-              <w:rPr>
-                <w:rFonts w:ascii="Times New Roman" w:hAnsi="Times New Roman" w:eastAsia="Times New Roman" w:cs="Times New Roman"/>
-                <w:b/>
-                <w:sz w:val="22"/>
-              </w:rPr>
-            </w:r>
-          </w:p>
-        </w:tc>
-        <w:tc>
-          <w:tcPr>
-            <w:tcW w:type="dxa" w:w="1336"/>
-          </w:tcPr>
-          <w:p>
-            <w:pPr>
-              <w:spacing w:before="0" w:after="0" w:line="240" w:lineRule="auto"/>
-              <w:ind w:firstLine="0"/>
-              <w:jc w:val="center"/>
-            </w:pPr>
-            <w:r>
-              <w:rPr>
-                <w:rFonts w:ascii="Times New Roman" w:hAnsi="Times New Roman" w:eastAsia="Times New Roman" w:cs="Times New Roman"/>
-                <w:b/>
-                <w:sz w:val="22"/>
-              </w:rPr>
-              <w:t>0,00</w:t>
-            </w:r>
-          </w:p>
-        </w:tc>
-        <w:tc>
-          <w:tcPr>
-            <w:tcW w:type="dxa" w:w="1336"/>
-          </w:tcPr>
-          <w:p>
-            <w:pPr>
-              <w:spacing w:before="0" w:after="0" w:line="240" w:lineRule="auto"/>
-              <w:ind w:firstLine="0"/>
-              <w:jc w:val="center"/>
-            </w:pPr>
-            <w:r>
-              <w:rPr>
-                <w:rFonts w:ascii="Times New Roman" w:hAnsi="Times New Roman" w:eastAsia="Times New Roman" w:cs="Times New Roman"/>
-                <w:b/>
-                <w:sz w:val="22"/>
-              </w:rPr>
-              <w:t>0</w:t>
-            </w:r>
-          </w:p>
-        </w:tc>
-      </w:tr>
-    </w:tbl>
-    <w:p>
-      <w:pPr>
-        <w:spacing w:before="0" w:after="0"/>
-        <w:ind w:firstLine="0"/>
-      </w:pPr>
-    </w:p>
-    <w:p>
-      <w:pPr>
-        <w:keepNext/>
-        <w:spacing w:before="0" w:after="0" w:line="360" w:lineRule="auto"/>
-        <w:ind w:firstLine="709"/>
-        <w:jc w:val="left"/>
-      </w:pPr>
-      <w:r>
-        <w:rPr>
-          <w:rFonts w:ascii="Times New Roman" w:hAnsi="Times New Roman" w:eastAsia="Times New Roman" w:cs="Times New Roman"/>
-          <w:b/>
-        </w:rPr>
-        <w:t>Полная версия</w:t>
-      </w:r>
-    </w:p>
-    <w:p>
-      <w:pPr>
-        <w:spacing w:before="0" w:after="0" w:line="360" w:lineRule="auto"/>
-        <w:ind w:firstLine="709"/>
-        <w:jc w:val="both"/>
-      </w:pPr>
-      <w:r>
-        <w:rPr>
-          <w:rFonts w:ascii="Times New Roman" w:hAnsi="Times New Roman" w:eastAsia="Times New Roman" w:cs="Times New Roman"/>
-          <w:b w:val="0"/>
-        </w:rPr>
-        <w:t>Полная версия отчёта — файл report.md: в ней дословные формулировки замечаний к образцу, цитаты приложенного образца, комментарии смысловой проверки и отброшенные источники. В программу они не включаются.</w:t>
+        <w:t>Полная версия отчёта — файл report.md: в ней дословные формулировки замечаний к образцу, цитаты приложенного образца, комментарии смысловой проверки, отброшенные источники и стоимость сборки. В программу они не включаются.</w:t>
       </w:r>
     </w:p>
     <w:sectPr>

--- a/eval/samples/q1/program.docx
+++ b/eval/samples/q1/program.docx
@@ -155,7 +155,7 @@
           <w:rFonts w:ascii="Times New Roman" w:hAnsi="Times New Roman" w:eastAsia="Times New Roman" w:cs="Times New Roman"/>
           <w:b/>
         </w:rPr>
-        <w:t>____ ____</w:t>
+        <w:t>Магас 2026</w:t>
       </w:r>
     </w:p>
     <w:p>
@@ -4424,7 +4424,7 @@
           <w:rFonts w:ascii="Times New Roman" w:hAnsi="Times New Roman" w:eastAsia="Times New Roman" w:cs="Times New Roman"/>
           <w:b/>
         </w:rPr>
-        <w:t>Основные критерии проверки практических работ</w:t>
+        <w:t>Критерии проверки практических работ</w:t>
       </w:r>
     </w:p>
     <w:p>
@@ -4441,7 +4441,7 @@
         <w:rPr>
           <w:rFonts w:ascii="Times New Roman" w:hAnsi="Times New Roman" w:eastAsia="Times New Roman" w:cs="Times New Roman"/>
         </w:rPr>
-        <w:t>Задание выполнено полностью</w:t>
+        <w:t>Практическая работа: Первая программа: ввод и вывод — Задание выполнено полностью; Результат проверен и корректен; Вывод обоснован.</w:t>
       </w:r>
     </w:p>
     <w:p>
@@ -4458,7 +4458,7 @@
         <w:rPr>
           <w:rFonts w:ascii="Times New Roman" w:hAnsi="Times New Roman" w:eastAsia="Times New Roman" w:cs="Times New Roman"/>
         </w:rPr>
-        <w:t>Результат проверен и корректен</w:t>
+        <w:t>Практическая работа: Переменные и типы данных — Задание выполнено полностью; Результат проверен и корректен; Вывод обоснован.</w:t>
       </w:r>
     </w:p>
     <w:p>
@@ -4475,7 +4475,75 @@
         <w:rPr>
           <w:rFonts w:ascii="Times New Roman" w:hAnsi="Times New Roman" w:eastAsia="Times New Roman" w:cs="Times New Roman"/>
         </w:rPr>
-        <w:t>Вывод обоснован</w:t>
+        <w:t>Практическая работа: Условия: программа принимает решения — Задание выполнено полностью; Результат проверен и корректен; Вывод обоснован.</w:t>
+      </w:r>
+    </w:p>
+    <w:p>
+      <w:pPr>
+        <w:numPr>
+          <w:ilvl w:val="0"/>
+          <w:numId w:val="10"/>
+        </w:numPr>
+        <w:spacing w:before="0" w:after="40" w:line="360" w:lineRule="auto"/>
+        <w:ind w:firstLine="0"/>
+        <w:jc w:val="both"/>
+      </w:pPr>
+      <w:r>
+        <w:rPr>
+          <w:rFonts w:ascii="Times New Roman" w:hAnsi="Times New Roman" w:eastAsia="Times New Roman" w:cs="Times New Roman"/>
+        </w:rPr>
+        <w:t>Практическая работа: Циклы: повторяем действия — Задание выполнено полностью; Результат проверен и корректен; Вывод обоснован.</w:t>
+      </w:r>
+    </w:p>
+    <w:p>
+      <w:pPr>
+        <w:numPr>
+          <w:ilvl w:val="0"/>
+          <w:numId w:val="10"/>
+        </w:numPr>
+        <w:spacing w:before="0" w:after="40" w:line="360" w:lineRule="auto"/>
+        <w:ind w:firstLine="0"/>
+        <w:jc w:val="both"/>
+      </w:pPr>
+      <w:r>
+        <w:rPr>
+          <w:rFonts w:ascii="Times New Roman" w:hAnsi="Times New Roman" w:eastAsia="Times New Roman" w:cs="Times New Roman"/>
+        </w:rPr>
+        <w:t>Практическая работа: Списки и простые функции — Задание выполнено полностью; Результат проверен и корректен; Вывод обоснован.</w:t>
+      </w:r>
+    </w:p>
+    <w:p>
+      <w:pPr>
+        <w:numPr>
+          <w:ilvl w:val="0"/>
+          <w:numId w:val="10"/>
+        </w:numPr>
+        <w:spacing w:before="0" w:after="40" w:line="360" w:lineRule="auto"/>
+        <w:ind w:firstLine="0"/>
+        <w:jc w:val="both"/>
+      </w:pPr>
+      <w:r>
+        <w:rPr>
+          <w:rFonts w:ascii="Times New Roman" w:hAnsi="Times New Roman" w:eastAsia="Times New Roman" w:cs="Times New Roman"/>
+        </w:rPr>
+        <w:t>Практическая работа: Планирование проекта — Задание выполнено полностью; Результат проверен и корректен; Вывод обоснован.</w:t>
+      </w:r>
+    </w:p>
+    <w:p>
+      <w:pPr>
+        <w:numPr>
+          <w:ilvl w:val="0"/>
+          <w:numId w:val="10"/>
+        </w:numPr>
+        <w:spacing w:before="0" w:after="40" w:line="360" w:lineRule="auto"/>
+        <w:ind w:firstLine="0"/>
+        <w:jc w:val="both"/>
+      </w:pPr>
+      <w:r>
+        <w:rPr>
+          <w:rFonts w:ascii="Times New Roman" w:hAnsi="Times New Roman" w:eastAsia="Times New Roman" w:cs="Times New Roman"/>
+        </w:rPr>
+        <w:t>Практическая работа: Разработка и отладка проекта — Задание выполнено полностью; Результат проверен и корректен; Вывод обоснован.</w:t>
       </w:r>
     </w:p>
     <w:p>
@@ -4489,7 +4557,7 @@
           <w:rFonts w:ascii="Times New Roman" w:hAnsi="Times New Roman" w:eastAsia="Times New Roman" w:cs="Times New Roman"/>
           <w:b w:val="0"/>
         </w:rPr>
-        <w:t>Критерии и баллы по каждому заданию — в Приложении № 1.</w:t>
+        <w:t>Баллы по каждому критерию и порог зачёта — в Приложении № 1.</w:t>
       </w:r>
     </w:p>
     <w:p>
@@ -7967,7 +8035,7 @@
           <w:rFonts w:ascii="Times New Roman" w:hAnsi="Times New Roman" w:eastAsia="Times New Roman" w:cs="Times New Roman"/>
           <w:b w:val="0"/>
         </w:rPr>
-        <w:t>1. Вопрос 3 по результату «Владеть навыком запуска и отладки простой программы»: какое утверждение верно?</w:t>
+        <w:t>1. Вопрос 3 к результату «Владеть навыком запуска и отладки просто»: что верно о типичной ошибке с точки зрения сроков?</w:t>
       </w:r>
     </w:p>
     <w:p>
@@ -7981,7 +8049,7 @@
           <w:rFonts w:ascii="Times New Roman" w:hAnsi="Times New Roman" w:eastAsia="Times New Roman" w:cs="Times New Roman"/>
           <w:b w:val="0"/>
         </w:rPr>
-        <w:t>а) Утверждение Б к вопросу 3</w:t>
+        <w:t>а) Утверждение В к вопросу 3</w:t>
       </w:r>
     </w:p>
     <w:p>
@@ -7995,7 +8063,7 @@
           <w:rFonts w:ascii="Times New Roman" w:hAnsi="Times New Roman" w:eastAsia="Times New Roman" w:cs="Times New Roman"/>
           <w:b w:val="0"/>
         </w:rPr>
-        <w:t>б) Утверждение В к вопросу 3</w:t>
+        <w:t>б) Утверждение Г к вопросу 3</w:t>
       </w:r>
     </w:p>
     <w:p>
@@ -8009,7 +8077,7 @@
           <w:rFonts w:ascii="Times New Roman" w:hAnsi="Times New Roman" w:eastAsia="Times New Roman" w:cs="Times New Roman"/>
           <w:b w:val="0"/>
         </w:rPr>
-        <w:t>в) Утверждение Г к вопросу 3</w:t>
+        <w:t>в) Утверждение А к вопросу 3</w:t>
       </w:r>
     </w:p>
     <w:p>
@@ -8023,7 +8091,609 @@
           <w:rFonts w:ascii="Times New Roman" w:hAnsi="Times New Roman" w:eastAsia="Times New Roman" w:cs="Times New Roman"/>
           <w:b w:val="0"/>
         </w:rPr>
-        <w:t>г) Утверждение А к вопросу 3</w:t>
+        <w:t>г) Утверждение Б к вопросу 3</w:t>
+      </w:r>
+    </w:p>
+    <w:p>
+      <w:pPr>
+        <w:spacing w:before="0" w:after="80" w:line="360" w:lineRule="auto"/>
+        <w:ind w:firstLine="0"/>
+        <w:jc w:val="both"/>
+      </w:pPr>
+      <w:r>
+        <w:rPr>
+          <w:rFonts w:ascii="Times New Roman" w:hAnsi="Times New Roman" w:eastAsia="Times New Roman" w:cs="Times New Roman"/>
+          <w:b w:val="0"/>
+          <w:sz w:val="22"/>
+        </w:rPr>
+        <w:t>Ответ: а</w:t>
+      </w:r>
+    </w:p>
+    <w:p>
+      <w:pPr>
+        <w:keepNext/>
+        <w:spacing w:before="0" w:after="20" w:line="360" w:lineRule="auto"/>
+        <w:ind w:firstLine="0"/>
+        <w:jc w:val="both"/>
+      </w:pPr>
+      <w:r>
+        <w:rPr>
+          <w:rFonts w:ascii="Times New Roman" w:hAnsi="Times New Roman" w:eastAsia="Times New Roman" w:cs="Times New Roman"/>
+          <w:b w:val="0"/>
+        </w:rPr>
+        <w:t>2. Вопрос 1 к результату «Знать, что такое переменная, тип данных,»: что верно о исходных данных с точки зрения практики?</w:t>
+      </w:r>
+    </w:p>
+    <w:p>
+      <w:pPr>
+        <w:spacing w:before="0" w:after="0" w:line="360" w:lineRule="auto"/>
+        <w:ind w:firstLine="0"/>
+        <w:jc w:val="both"/>
+      </w:pPr>
+      <w:r>
+        <w:rPr>
+          <w:rFonts w:ascii="Times New Roman" w:hAnsi="Times New Roman" w:eastAsia="Times New Roman" w:cs="Times New Roman"/>
+          <w:b w:val="0"/>
+        </w:rPr>
+        <w:t>а) Утверждение Б к вопросу 1</w:t>
+      </w:r>
+    </w:p>
+    <w:p>
+      <w:pPr>
+        <w:spacing w:before="0" w:after="0" w:line="360" w:lineRule="auto"/>
+        <w:ind w:firstLine="0"/>
+        <w:jc w:val="both"/>
+      </w:pPr>
+      <w:r>
+        <w:rPr>
+          <w:rFonts w:ascii="Times New Roman" w:hAnsi="Times New Roman" w:eastAsia="Times New Roman" w:cs="Times New Roman"/>
+          <w:b w:val="0"/>
+        </w:rPr>
+        <w:t>б) Утверждение В к вопросу 1</w:t>
+      </w:r>
+    </w:p>
+    <w:p>
+      <w:pPr>
+        <w:spacing w:before="0" w:after="0" w:line="360" w:lineRule="auto"/>
+        <w:ind w:firstLine="0"/>
+        <w:jc w:val="both"/>
+      </w:pPr>
+      <w:r>
+        <w:rPr>
+          <w:rFonts w:ascii="Times New Roman" w:hAnsi="Times New Roman" w:eastAsia="Times New Roman" w:cs="Times New Roman"/>
+          <w:b w:val="0"/>
+        </w:rPr>
+        <w:t>в) Утверждение Г к вопросу 1</w:t>
+      </w:r>
+    </w:p>
+    <w:p>
+      <w:pPr>
+        <w:spacing w:before="0" w:after="0" w:line="360" w:lineRule="auto"/>
+        <w:ind w:firstLine="0"/>
+        <w:jc w:val="both"/>
+      </w:pPr>
+      <w:r>
+        <w:rPr>
+          <w:rFonts w:ascii="Times New Roman" w:hAnsi="Times New Roman" w:eastAsia="Times New Roman" w:cs="Times New Roman"/>
+          <w:b w:val="0"/>
+        </w:rPr>
+        <w:t>г) Утверждение А к вопросу 1</w:t>
+      </w:r>
+    </w:p>
+    <w:p>
+      <w:pPr>
+        <w:spacing w:before="0" w:after="80" w:line="360" w:lineRule="auto"/>
+        <w:ind w:firstLine="0"/>
+        <w:jc w:val="both"/>
+      </w:pPr>
+      <w:r>
+        <w:rPr>
+          <w:rFonts w:ascii="Times New Roman" w:hAnsi="Times New Roman" w:eastAsia="Times New Roman" w:cs="Times New Roman"/>
+          <w:b w:val="0"/>
+          <w:sz w:val="22"/>
+        </w:rPr>
+        <w:t>Ответ: г</w:t>
+      </w:r>
+    </w:p>
+    <w:p>
+      <w:pPr>
+        <w:keepNext/>
+        <w:spacing w:before="0" w:after="20" w:line="360" w:lineRule="auto"/>
+        <w:ind w:firstLine="0"/>
+        <w:jc w:val="both"/>
+      </w:pPr>
+      <w:r>
+        <w:rPr>
+          <w:rFonts w:ascii="Times New Roman" w:hAnsi="Times New Roman" w:eastAsia="Times New Roman" w:cs="Times New Roman"/>
+          <w:b w:val="0"/>
+        </w:rPr>
+        <w:t>3. Вопрос 2 к результату «Знать, что такое переменная, тип данных,»: что верно о порядке действий с точки зрения безопасности?</w:t>
+      </w:r>
+    </w:p>
+    <w:p>
+      <w:pPr>
+        <w:spacing w:before="0" w:after="0" w:line="360" w:lineRule="auto"/>
+        <w:ind w:firstLine="0"/>
+        <w:jc w:val="both"/>
+      </w:pPr>
+      <w:r>
+        <w:rPr>
+          <w:rFonts w:ascii="Times New Roman" w:hAnsi="Times New Roman" w:eastAsia="Times New Roman" w:cs="Times New Roman"/>
+          <w:b w:val="0"/>
+        </w:rPr>
+        <w:t>а) Утверждение Г к вопросу 2</w:t>
+      </w:r>
+    </w:p>
+    <w:p>
+      <w:pPr>
+        <w:spacing w:before="0" w:after="0" w:line="360" w:lineRule="auto"/>
+        <w:ind w:firstLine="0"/>
+        <w:jc w:val="both"/>
+      </w:pPr>
+      <w:r>
+        <w:rPr>
+          <w:rFonts w:ascii="Times New Roman" w:hAnsi="Times New Roman" w:eastAsia="Times New Roman" w:cs="Times New Roman"/>
+          <w:b w:val="0"/>
+        </w:rPr>
+        <w:t>б) Утверждение А к вопросу 2</w:t>
+      </w:r>
+    </w:p>
+    <w:p>
+      <w:pPr>
+        <w:spacing w:before="0" w:after="0" w:line="360" w:lineRule="auto"/>
+        <w:ind w:firstLine="0"/>
+        <w:jc w:val="both"/>
+      </w:pPr>
+      <w:r>
+        <w:rPr>
+          <w:rFonts w:ascii="Times New Roman" w:hAnsi="Times New Roman" w:eastAsia="Times New Roman" w:cs="Times New Roman"/>
+          <w:b w:val="0"/>
+        </w:rPr>
+        <w:t>в) Утверждение Б к вопросу 2</w:t>
+      </w:r>
+    </w:p>
+    <w:p>
+      <w:pPr>
+        <w:spacing w:before="0" w:after="0" w:line="360" w:lineRule="auto"/>
+        <w:ind w:firstLine="0"/>
+        <w:jc w:val="both"/>
+      </w:pPr>
+      <w:r>
+        <w:rPr>
+          <w:rFonts w:ascii="Times New Roman" w:hAnsi="Times New Roman" w:eastAsia="Times New Roman" w:cs="Times New Roman"/>
+          <w:b w:val="0"/>
+        </w:rPr>
+        <w:t>г) Утверждение В к вопросу 2</w:t>
+      </w:r>
+    </w:p>
+    <w:p>
+      <w:pPr>
+        <w:spacing w:before="0" w:after="80" w:line="360" w:lineRule="auto"/>
+        <w:ind w:firstLine="0"/>
+        <w:jc w:val="both"/>
+      </w:pPr>
+      <w:r>
+        <w:rPr>
+          <w:rFonts w:ascii="Times New Roman" w:hAnsi="Times New Roman" w:eastAsia="Times New Roman" w:cs="Times New Roman"/>
+          <w:b w:val="0"/>
+          <w:sz w:val="22"/>
+        </w:rPr>
+        <w:t>Ответ: в</w:t>
+      </w:r>
+    </w:p>
+    <w:p>
+      <w:pPr>
+        <w:keepNext/>
+        <w:spacing w:before="0" w:after="20" w:line="360" w:lineRule="auto"/>
+        <w:ind w:firstLine="0"/>
+        <w:jc w:val="both"/>
+      </w:pPr>
+      <w:r>
+        <w:rPr>
+          <w:rFonts w:ascii="Times New Roman" w:hAnsi="Times New Roman" w:eastAsia="Times New Roman" w:cs="Times New Roman"/>
+          <w:b w:val="0"/>
+        </w:rPr>
+        <w:t>4. Вопрос 4 к результату «Уметь писать программы с условиями и цик»: что верно о проверке результата с точки зрения документации?</w:t>
+      </w:r>
+    </w:p>
+    <w:p>
+      <w:pPr>
+        <w:spacing w:before="0" w:after="0" w:line="360" w:lineRule="auto"/>
+        <w:ind w:firstLine="0"/>
+        <w:jc w:val="both"/>
+      </w:pPr>
+      <w:r>
+        <w:rPr>
+          <w:rFonts w:ascii="Times New Roman" w:hAnsi="Times New Roman" w:eastAsia="Times New Roman" w:cs="Times New Roman"/>
+          <w:b w:val="0"/>
+        </w:rPr>
+        <w:t>а) Утверждение А к вопросу 4</w:t>
+      </w:r>
+    </w:p>
+    <w:p>
+      <w:pPr>
+        <w:spacing w:before="0" w:after="0" w:line="360" w:lineRule="auto"/>
+        <w:ind w:firstLine="0"/>
+        <w:jc w:val="both"/>
+      </w:pPr>
+      <w:r>
+        <w:rPr>
+          <w:rFonts w:ascii="Times New Roman" w:hAnsi="Times New Roman" w:eastAsia="Times New Roman" w:cs="Times New Roman"/>
+          <w:b w:val="0"/>
+        </w:rPr>
+        <w:t>б) Утверждение Б к вопросу 4</w:t>
+      </w:r>
+    </w:p>
+    <w:p>
+      <w:pPr>
+        <w:spacing w:before="0" w:after="0" w:line="360" w:lineRule="auto"/>
+        <w:ind w:firstLine="0"/>
+        <w:jc w:val="both"/>
+      </w:pPr>
+      <w:r>
+        <w:rPr>
+          <w:rFonts w:ascii="Times New Roman" w:hAnsi="Times New Roman" w:eastAsia="Times New Roman" w:cs="Times New Roman"/>
+          <w:b w:val="0"/>
+        </w:rPr>
+        <w:t>в) Утверждение В к вопросу 4</w:t>
+      </w:r>
+    </w:p>
+    <w:p>
+      <w:pPr>
+        <w:spacing w:before="0" w:after="0" w:line="360" w:lineRule="auto"/>
+        <w:ind w:firstLine="0"/>
+        <w:jc w:val="both"/>
+      </w:pPr>
+      <w:r>
+        <w:rPr>
+          <w:rFonts w:ascii="Times New Roman" w:hAnsi="Times New Roman" w:eastAsia="Times New Roman" w:cs="Times New Roman"/>
+          <w:b w:val="0"/>
+        </w:rPr>
+        <w:t>г) Утверждение Г к вопросу 4</w:t>
+      </w:r>
+    </w:p>
+    <w:p>
+      <w:pPr>
+        <w:spacing w:before="0" w:after="80" w:line="360" w:lineRule="auto"/>
+        <w:ind w:firstLine="0"/>
+        <w:jc w:val="both"/>
+      </w:pPr>
+      <w:r>
+        <w:rPr>
+          <w:rFonts w:ascii="Times New Roman" w:hAnsi="Times New Roman" w:eastAsia="Times New Roman" w:cs="Times New Roman"/>
+          <w:b w:val="0"/>
+          <w:sz w:val="22"/>
+        </w:rPr>
+        <w:t>Ответ: г</w:t>
+      </w:r>
+    </w:p>
+    <w:p>
+      <w:pPr>
+        <w:keepNext/>
+        <w:spacing w:before="0" w:after="20" w:line="360" w:lineRule="auto"/>
+        <w:ind w:firstLine="0"/>
+        <w:jc w:val="both"/>
+      </w:pPr>
+      <w:r>
+        <w:rPr>
+          <w:rFonts w:ascii="Times New Roman" w:hAnsi="Times New Roman" w:eastAsia="Times New Roman" w:cs="Times New Roman"/>
+          <w:b w:val="0"/>
+        </w:rPr>
+        <w:t>5. Вопрос 5 к результату «Уметь разбивать задачу проекта на шаги»: что верно о назначении инструмента с точки зрения надёжности?</w:t>
+      </w:r>
+    </w:p>
+    <w:p>
+      <w:pPr>
+        <w:spacing w:before="0" w:after="0" w:line="360" w:lineRule="auto"/>
+        <w:ind w:firstLine="0"/>
+        <w:jc w:val="both"/>
+      </w:pPr>
+      <w:r>
+        <w:rPr>
+          <w:rFonts w:ascii="Times New Roman" w:hAnsi="Times New Roman" w:eastAsia="Times New Roman" w:cs="Times New Roman"/>
+          <w:b w:val="0"/>
+        </w:rPr>
+        <w:t>а) Утверждение А к вопросу 5</w:t>
+      </w:r>
+    </w:p>
+    <w:p>
+      <w:pPr>
+        <w:spacing w:before="0" w:after="0" w:line="360" w:lineRule="auto"/>
+        <w:ind w:firstLine="0"/>
+        <w:jc w:val="both"/>
+      </w:pPr>
+      <w:r>
+        <w:rPr>
+          <w:rFonts w:ascii="Times New Roman" w:hAnsi="Times New Roman" w:eastAsia="Times New Roman" w:cs="Times New Roman"/>
+          <w:b w:val="0"/>
+        </w:rPr>
+        <w:t>б) Утверждение Б к вопросу 5</w:t>
+      </w:r>
+    </w:p>
+    <w:p>
+      <w:pPr>
+        <w:spacing w:before="0" w:after="0" w:line="360" w:lineRule="auto"/>
+        <w:ind w:firstLine="0"/>
+        <w:jc w:val="both"/>
+      </w:pPr>
+      <w:r>
+        <w:rPr>
+          <w:rFonts w:ascii="Times New Roman" w:hAnsi="Times New Roman" w:eastAsia="Times New Roman" w:cs="Times New Roman"/>
+          <w:b w:val="0"/>
+        </w:rPr>
+        <w:t>в) Утверждение В к вопросу 5</w:t>
+      </w:r>
+    </w:p>
+    <w:p>
+      <w:pPr>
+        <w:spacing w:before="0" w:after="0" w:line="360" w:lineRule="auto"/>
+        <w:ind w:firstLine="0"/>
+        <w:jc w:val="both"/>
+      </w:pPr>
+      <w:r>
+        <w:rPr>
+          <w:rFonts w:ascii="Times New Roman" w:hAnsi="Times New Roman" w:eastAsia="Times New Roman" w:cs="Times New Roman"/>
+          <w:b w:val="0"/>
+        </w:rPr>
+        <w:t>г) Утверждение Г к вопросу 5</w:t>
+      </w:r>
+    </w:p>
+    <w:p>
+      <w:pPr>
+        <w:spacing w:before="0" w:after="80" w:line="360" w:lineRule="auto"/>
+        <w:ind w:firstLine="0"/>
+        <w:jc w:val="both"/>
+      </w:pPr>
+      <w:r>
+        <w:rPr>
+          <w:rFonts w:ascii="Times New Roman" w:hAnsi="Times New Roman" w:eastAsia="Times New Roman" w:cs="Times New Roman"/>
+          <w:b w:val="0"/>
+          <w:sz w:val="22"/>
+        </w:rPr>
+        <w:t>Ответ: а</w:t>
+      </w:r>
+    </w:p>
+    <w:p>
+      <w:pPr>
+        <w:keepNext/>
+        <w:spacing w:before="0" w:after="20" w:line="360" w:lineRule="auto"/>
+        <w:ind w:firstLine="0"/>
+        <w:jc w:val="both"/>
+      </w:pPr>
+      <w:r>
+        <w:rPr>
+          <w:rFonts w:ascii="Times New Roman" w:hAnsi="Times New Roman" w:eastAsia="Times New Roman" w:cs="Times New Roman"/>
+          <w:b w:val="0"/>
+        </w:rPr>
+        <w:t>6. Вопрос 6 к результату «Уметь разбивать задачу проекта на шаги»: что верно о ограничениях метода с точки зрения удобства?</w:t>
+      </w:r>
+    </w:p>
+    <w:p>
+      <w:pPr>
+        <w:spacing w:before="0" w:after="0" w:line="360" w:lineRule="auto"/>
+        <w:ind w:firstLine="0"/>
+        <w:jc w:val="both"/>
+      </w:pPr>
+      <w:r>
+        <w:rPr>
+          <w:rFonts w:ascii="Times New Roman" w:hAnsi="Times New Roman" w:eastAsia="Times New Roman" w:cs="Times New Roman"/>
+          <w:b w:val="0"/>
+        </w:rPr>
+        <w:t>а) Утверждение Г к вопросу 6</w:t>
+      </w:r>
+    </w:p>
+    <w:p>
+      <w:pPr>
+        <w:spacing w:before="0" w:after="0" w:line="360" w:lineRule="auto"/>
+        <w:ind w:firstLine="0"/>
+        <w:jc w:val="both"/>
+      </w:pPr>
+      <w:r>
+        <w:rPr>
+          <w:rFonts w:ascii="Times New Roman" w:hAnsi="Times New Roman" w:eastAsia="Times New Roman" w:cs="Times New Roman"/>
+          <w:b w:val="0"/>
+        </w:rPr>
+        <w:t>б) Утверждение А к вопросу 6</w:t>
+      </w:r>
+    </w:p>
+    <w:p>
+      <w:pPr>
+        <w:spacing w:before="0" w:after="0" w:line="360" w:lineRule="auto"/>
+        <w:ind w:firstLine="0"/>
+        <w:jc w:val="both"/>
+      </w:pPr>
+      <w:r>
+        <w:rPr>
+          <w:rFonts w:ascii="Times New Roman" w:hAnsi="Times New Roman" w:eastAsia="Times New Roman" w:cs="Times New Roman"/>
+          <w:b w:val="0"/>
+        </w:rPr>
+        <w:t>в) Утверждение Б к вопросу 6</w:t>
+      </w:r>
+    </w:p>
+    <w:p>
+      <w:pPr>
+        <w:spacing w:before="0" w:after="0" w:line="360" w:lineRule="auto"/>
+        <w:ind w:firstLine="0"/>
+        <w:jc w:val="both"/>
+      </w:pPr>
+      <w:r>
+        <w:rPr>
+          <w:rFonts w:ascii="Times New Roman" w:hAnsi="Times New Roman" w:eastAsia="Times New Roman" w:cs="Times New Roman"/>
+          <w:b w:val="0"/>
+        </w:rPr>
+        <w:t>г) Утверждение В к вопросу 6</w:t>
+      </w:r>
+    </w:p>
+    <w:p>
+      <w:pPr>
+        <w:spacing w:before="0" w:after="80" w:line="360" w:lineRule="auto"/>
+        <w:ind w:firstLine="0"/>
+        <w:jc w:val="both"/>
+      </w:pPr>
+      <w:r>
+        <w:rPr>
+          <w:rFonts w:ascii="Times New Roman" w:hAnsi="Times New Roman" w:eastAsia="Times New Roman" w:cs="Times New Roman"/>
+          <w:b w:val="0"/>
+          <w:sz w:val="22"/>
+        </w:rPr>
+        <w:t>Ответ: в</w:t>
+      </w:r>
+    </w:p>
+    <w:p>
+      <w:pPr>
+        <w:keepNext/>
+        <w:spacing w:before="0" w:after="20" w:line="360" w:lineRule="auto"/>
+        <w:ind w:firstLine="0"/>
+        <w:jc w:val="both"/>
+      </w:pPr>
+      <w:r>
+        <w:rPr>
+          <w:rFonts w:ascii="Times New Roman" w:hAnsi="Times New Roman" w:eastAsia="Times New Roman" w:cs="Times New Roman"/>
+          <w:b w:val="0"/>
+        </w:rPr>
+        <w:t>7. Вопрос 7 к результату «Уметь писать программы с условиями и цик»: что верно о выборе решения с точки зрения стоимости?</w:t>
+      </w:r>
+    </w:p>
+    <w:p>
+      <w:pPr>
+        <w:spacing w:before="0" w:after="0" w:line="360" w:lineRule="auto"/>
+        <w:ind w:firstLine="0"/>
+        <w:jc w:val="both"/>
+      </w:pPr>
+      <w:r>
+        <w:rPr>
+          <w:rFonts w:ascii="Times New Roman" w:hAnsi="Times New Roman" w:eastAsia="Times New Roman" w:cs="Times New Roman"/>
+          <w:b w:val="0"/>
+        </w:rPr>
+        <w:t>а) Утверждение В к вопросу 7</w:t>
+      </w:r>
+    </w:p>
+    <w:p>
+      <w:pPr>
+        <w:spacing w:before="0" w:after="0" w:line="360" w:lineRule="auto"/>
+        <w:ind w:firstLine="0"/>
+        <w:jc w:val="both"/>
+      </w:pPr>
+      <w:r>
+        <w:rPr>
+          <w:rFonts w:ascii="Times New Roman" w:hAnsi="Times New Roman" w:eastAsia="Times New Roman" w:cs="Times New Roman"/>
+          <w:b w:val="0"/>
+        </w:rPr>
+        <w:t>б) Утверждение Г к вопросу 7</w:t>
+      </w:r>
+    </w:p>
+    <w:p>
+      <w:pPr>
+        <w:spacing w:before="0" w:after="0" w:line="360" w:lineRule="auto"/>
+        <w:ind w:firstLine="0"/>
+        <w:jc w:val="both"/>
+      </w:pPr>
+      <w:r>
+        <w:rPr>
+          <w:rFonts w:ascii="Times New Roman" w:hAnsi="Times New Roman" w:eastAsia="Times New Roman" w:cs="Times New Roman"/>
+          <w:b w:val="0"/>
+        </w:rPr>
+        <w:t>в) Утверждение А к вопросу 7</w:t>
+      </w:r>
+    </w:p>
+    <w:p>
+      <w:pPr>
+        <w:spacing w:before="0" w:after="0" w:line="360" w:lineRule="auto"/>
+        <w:ind w:firstLine="0"/>
+        <w:jc w:val="both"/>
+      </w:pPr>
+      <w:r>
+        <w:rPr>
+          <w:rFonts w:ascii="Times New Roman" w:hAnsi="Times New Roman" w:eastAsia="Times New Roman" w:cs="Times New Roman"/>
+          <w:b w:val="0"/>
+        </w:rPr>
+        <w:t>г) Утверждение Б к вопросу 7</w:t>
+      </w:r>
+    </w:p>
+    <w:p>
+      <w:pPr>
+        <w:spacing w:before="0" w:after="80" w:line="360" w:lineRule="auto"/>
+        <w:ind w:firstLine="0"/>
+        <w:jc w:val="both"/>
+      </w:pPr>
+      <w:r>
+        <w:rPr>
+          <w:rFonts w:ascii="Times New Roman" w:hAnsi="Times New Roman" w:eastAsia="Times New Roman" w:cs="Times New Roman"/>
+          <w:b w:val="0"/>
+          <w:sz w:val="22"/>
+        </w:rPr>
+        <w:t>Ответ: а</w:t>
+      </w:r>
+    </w:p>
+    <w:p>
+      <w:pPr>
+        <w:keepNext/>
+        <w:spacing w:before="0" w:after="20" w:line="360" w:lineRule="auto"/>
+        <w:ind w:firstLine="0"/>
+        <w:jc w:val="both"/>
+      </w:pPr>
+      <w:r>
+        <w:rPr>
+          <w:rFonts w:ascii="Times New Roman" w:hAnsi="Times New Roman" w:eastAsia="Times New Roman" w:cs="Times New Roman"/>
+          <w:b w:val="0"/>
+        </w:rPr>
+        <w:t>8. Вопрос 8 к результату «Знать этапы создания небольшого проекта»: что верно о оформлении вывода с точки зрения практики?</w:t>
+      </w:r>
+    </w:p>
+    <w:p>
+      <w:pPr>
+        <w:spacing w:before="0" w:after="0" w:line="360" w:lineRule="auto"/>
+        <w:ind w:firstLine="0"/>
+        <w:jc w:val="both"/>
+      </w:pPr>
+      <w:r>
+        <w:rPr>
+          <w:rFonts w:ascii="Times New Roman" w:hAnsi="Times New Roman" w:eastAsia="Times New Roman" w:cs="Times New Roman"/>
+          <w:b w:val="0"/>
+        </w:rPr>
+        <w:t>а) Утверждение В к вопросу 8</w:t>
+      </w:r>
+    </w:p>
+    <w:p>
+      <w:pPr>
+        <w:spacing w:before="0" w:after="0" w:line="360" w:lineRule="auto"/>
+        <w:ind w:firstLine="0"/>
+        <w:jc w:val="both"/>
+      </w:pPr>
+      <w:r>
+        <w:rPr>
+          <w:rFonts w:ascii="Times New Roman" w:hAnsi="Times New Roman" w:eastAsia="Times New Roman" w:cs="Times New Roman"/>
+          <w:b w:val="0"/>
+        </w:rPr>
+        <w:t>б) Утверждение Г к вопросу 8</w:t>
+      </w:r>
+    </w:p>
+    <w:p>
+      <w:pPr>
+        <w:spacing w:before="0" w:after="0" w:line="360" w:lineRule="auto"/>
+        <w:ind w:firstLine="0"/>
+        <w:jc w:val="both"/>
+      </w:pPr>
+      <w:r>
+        <w:rPr>
+          <w:rFonts w:ascii="Times New Roman" w:hAnsi="Times New Roman" w:eastAsia="Times New Roman" w:cs="Times New Roman"/>
+          <w:b w:val="0"/>
+        </w:rPr>
+        <w:t>в) Утверждение А к вопросу 8</w:t>
+      </w:r>
+    </w:p>
+    <w:p>
+      <w:pPr>
+        <w:spacing w:before="0" w:after="0" w:line="360" w:lineRule="auto"/>
+        <w:ind w:firstLine="0"/>
+        <w:jc w:val="both"/>
+      </w:pPr>
+      <w:r>
+        <w:rPr>
+          <w:rFonts w:ascii="Times New Roman" w:hAnsi="Times New Roman" w:eastAsia="Times New Roman" w:cs="Times New Roman"/>
+          <w:b w:val="0"/>
+        </w:rPr>
+        <w:t>г) Утверждение Б к вопросу 8</w:t>
       </w:r>
     </w:p>
     <w:p>
@@ -8053,7 +8723,7 @@
           <w:rFonts w:ascii="Times New Roman" w:hAnsi="Times New Roman" w:eastAsia="Times New Roman" w:cs="Times New Roman"/>
           <w:b w:val="0"/>
         </w:rPr>
-        <w:t>2. Вопрос 4 по результату «Владеть навыком запуска и отладки простой программы»: какое утверждение верно?</w:t>
+        <w:t>9. Вопрос 10 к результату «Уметь разбивать задачу проекта на шаги»: что верно о критериях качества с точки зрения сроков?</w:t>
       </w:r>
     </w:p>
     <w:p>
@@ -8067,7 +8737,7 @@
           <w:rFonts w:ascii="Times New Roman" w:hAnsi="Times New Roman" w:eastAsia="Times New Roman" w:cs="Times New Roman"/>
           <w:b w:val="0"/>
         </w:rPr>
-        <w:t>а) Утверждение Б к вопросу 4</w:t>
+        <w:t>а) Утверждение Г к вопросу 10</w:t>
       </w:r>
     </w:p>
     <w:p>
@@ -8081,7 +8751,7 @@
           <w:rFonts w:ascii="Times New Roman" w:hAnsi="Times New Roman" w:eastAsia="Times New Roman" w:cs="Times New Roman"/>
           <w:b w:val="0"/>
         </w:rPr>
-        <w:t>б) Утверждение В к вопросу 4</w:t>
+        <w:t>б) Утверждение А к вопросу 10</w:t>
       </w:r>
     </w:p>
     <w:p>
@@ -8095,7 +8765,7 @@
           <w:rFonts w:ascii="Times New Roman" w:hAnsi="Times New Roman" w:eastAsia="Times New Roman" w:cs="Times New Roman"/>
           <w:b w:val="0"/>
         </w:rPr>
-        <w:t>в) Утверждение Г к вопросу 4</w:t>
+        <w:t>в) Утверждение Б к вопросу 10</w:t>
       </w:r>
     </w:p>
     <w:p>
@@ -8109,7 +8779,7 @@
           <w:rFonts w:ascii="Times New Roman" w:hAnsi="Times New Roman" w:eastAsia="Times New Roman" w:cs="Times New Roman"/>
           <w:b w:val="0"/>
         </w:rPr>
-        <w:t>г) Утверждение А к вопросу 4</w:t>
+        <w:t>г) Утверждение В к вопросу 10</w:t>
       </w:r>
     </w:p>
     <w:p>
@@ -8139,7 +8809,7 @@
           <w:rFonts w:ascii="Times New Roman" w:hAnsi="Times New Roman" w:eastAsia="Times New Roman" w:cs="Times New Roman"/>
           <w:b w:val="0"/>
         </w:rPr>
-        <w:t>3. Вопрос 1 по результату «Знать, что такое переменная, тип данных, условие и цикл»: какое утверждение верно?</w:t>
+        <w:t>10. Вопрос 9 к результату «Владеть навыком рассказа о своём проекте»: что верно о настройке параметров с точки зрения безопасности?</w:t>
       </w:r>
     </w:p>
     <w:p>
@@ -8153,7 +8823,7 @@
           <w:rFonts w:ascii="Times New Roman" w:hAnsi="Times New Roman" w:eastAsia="Times New Roman" w:cs="Times New Roman"/>
           <w:b w:val="0"/>
         </w:rPr>
-        <w:t>а) Утверждение Г к вопросу 1</w:t>
+        <w:t>а) Утверждение Г к вопросу 9</w:t>
       </w:r>
     </w:p>
     <w:p>
@@ -8167,7 +8837,7 @@
           <w:rFonts w:ascii="Times New Roman" w:hAnsi="Times New Roman" w:eastAsia="Times New Roman" w:cs="Times New Roman"/>
           <w:b w:val="0"/>
         </w:rPr>
-        <w:t>б) Утверждение А к вопросу 1</w:t>
+        <w:t>б) Утверждение А к вопросу 9</w:t>
       </w:r>
     </w:p>
     <w:p>
@@ -8181,7 +8851,7 @@
           <w:rFonts w:ascii="Times New Roman" w:hAnsi="Times New Roman" w:eastAsia="Times New Roman" w:cs="Times New Roman"/>
           <w:b w:val="0"/>
         </w:rPr>
-        <w:t>в) Утверждение Б к вопросу 1</w:t>
+        <w:t>в) Утверждение Б к вопросу 9</w:t>
       </w:r>
     </w:p>
     <w:p>
@@ -8195,609 +8865,7 @@
           <w:rFonts w:ascii="Times New Roman" w:hAnsi="Times New Roman" w:eastAsia="Times New Roman" w:cs="Times New Roman"/>
           <w:b w:val="0"/>
         </w:rPr>
-        <w:t>г) Утверждение В к вопросу 1</w:t>
-      </w:r>
-    </w:p>
-    <w:p>
-      <w:pPr>
-        <w:spacing w:before="0" w:after="80" w:line="360" w:lineRule="auto"/>
-        <w:ind w:firstLine="0"/>
-        <w:jc w:val="both"/>
-      </w:pPr>
-      <w:r>
-        <w:rPr>
-          <w:rFonts w:ascii="Times New Roman" w:hAnsi="Times New Roman" w:eastAsia="Times New Roman" w:cs="Times New Roman"/>
-          <w:b w:val="0"/>
-          <w:sz w:val="22"/>
-        </w:rPr>
-        <w:t>Ответ: б</w:t>
-      </w:r>
-    </w:p>
-    <w:p>
-      <w:pPr>
-        <w:keepNext/>
-        <w:spacing w:before="0" w:after="20" w:line="360" w:lineRule="auto"/>
-        <w:ind w:firstLine="0"/>
-        <w:jc w:val="both"/>
-      </w:pPr>
-      <w:r>
-        <w:rPr>
-          <w:rFonts w:ascii="Times New Roman" w:hAnsi="Times New Roman" w:eastAsia="Times New Roman" w:cs="Times New Roman"/>
-          <w:b w:val="0"/>
-        </w:rPr>
-        <w:t>4. Вопрос 2 по результату «Знать, что такое переменная, тип данных, условие и цикл»: какое утверждение верно?</w:t>
-      </w:r>
-    </w:p>
-    <w:p>
-      <w:pPr>
-        <w:spacing w:before="0" w:after="0" w:line="360" w:lineRule="auto"/>
-        <w:ind w:firstLine="0"/>
-        <w:jc w:val="both"/>
-      </w:pPr>
-      <w:r>
-        <w:rPr>
-          <w:rFonts w:ascii="Times New Roman" w:hAnsi="Times New Roman" w:eastAsia="Times New Roman" w:cs="Times New Roman"/>
-          <w:b w:val="0"/>
-        </w:rPr>
-        <w:t>а) Утверждение В к вопросу 2</w:t>
-      </w:r>
-    </w:p>
-    <w:p>
-      <w:pPr>
-        <w:spacing w:before="0" w:after="0" w:line="360" w:lineRule="auto"/>
-        <w:ind w:firstLine="0"/>
-        <w:jc w:val="both"/>
-      </w:pPr>
-      <w:r>
-        <w:rPr>
-          <w:rFonts w:ascii="Times New Roman" w:hAnsi="Times New Roman" w:eastAsia="Times New Roman" w:cs="Times New Roman"/>
-          <w:b w:val="0"/>
-        </w:rPr>
-        <w:t>б) Утверждение Г к вопросу 2</w:t>
-      </w:r>
-    </w:p>
-    <w:p>
-      <w:pPr>
-        <w:spacing w:before="0" w:after="0" w:line="360" w:lineRule="auto"/>
-        <w:ind w:firstLine="0"/>
-        <w:jc w:val="both"/>
-      </w:pPr>
-      <w:r>
-        <w:rPr>
-          <w:rFonts w:ascii="Times New Roman" w:hAnsi="Times New Roman" w:eastAsia="Times New Roman" w:cs="Times New Roman"/>
-          <w:b w:val="0"/>
-        </w:rPr>
-        <w:t>в) Утверждение А к вопросу 2</w:t>
-      </w:r>
-    </w:p>
-    <w:p>
-      <w:pPr>
-        <w:spacing w:before="0" w:after="0" w:line="360" w:lineRule="auto"/>
-        <w:ind w:firstLine="0"/>
-        <w:jc w:val="both"/>
-      </w:pPr>
-      <w:r>
-        <w:rPr>
-          <w:rFonts w:ascii="Times New Roman" w:hAnsi="Times New Roman" w:eastAsia="Times New Roman" w:cs="Times New Roman"/>
-          <w:b w:val="0"/>
-        </w:rPr>
-        <w:t>г) Утверждение Б к вопросу 2</w:t>
-      </w:r>
-    </w:p>
-    <w:p>
-      <w:pPr>
-        <w:spacing w:before="0" w:after="80" w:line="360" w:lineRule="auto"/>
-        <w:ind w:firstLine="0"/>
-        <w:jc w:val="both"/>
-      </w:pPr>
-      <w:r>
-        <w:rPr>
-          <w:rFonts w:ascii="Times New Roman" w:hAnsi="Times New Roman" w:eastAsia="Times New Roman" w:cs="Times New Roman"/>
-          <w:b w:val="0"/>
-          <w:sz w:val="22"/>
-        </w:rPr>
-        <w:t>Ответ: г</w:t>
-      </w:r>
-    </w:p>
-    <w:p>
-      <w:pPr>
-        <w:keepNext/>
-        <w:spacing w:before="0" w:after="20" w:line="360" w:lineRule="auto"/>
-        <w:ind w:firstLine="0"/>
-        <w:jc w:val="both"/>
-      </w:pPr>
-      <w:r>
-        <w:rPr>
-          <w:rFonts w:ascii="Times New Roman" w:hAnsi="Times New Roman" w:eastAsia="Times New Roman" w:cs="Times New Roman"/>
-          <w:b w:val="0"/>
-        </w:rPr>
-        <w:t>5. Вопрос 5 по результату «Уметь писать программы с условиями и циклами»: какое утверждение верно?</w:t>
-      </w:r>
-    </w:p>
-    <w:p>
-      <w:pPr>
-        <w:spacing w:before="0" w:after="0" w:line="360" w:lineRule="auto"/>
-        <w:ind w:firstLine="0"/>
-        <w:jc w:val="both"/>
-      </w:pPr>
-      <w:r>
-        <w:rPr>
-          <w:rFonts w:ascii="Times New Roman" w:hAnsi="Times New Roman" w:eastAsia="Times New Roman" w:cs="Times New Roman"/>
-          <w:b w:val="0"/>
-        </w:rPr>
-        <w:t>а) Утверждение А к вопросу 5</w:t>
-      </w:r>
-    </w:p>
-    <w:p>
-      <w:pPr>
-        <w:spacing w:before="0" w:after="0" w:line="360" w:lineRule="auto"/>
-        <w:ind w:firstLine="0"/>
-        <w:jc w:val="both"/>
-      </w:pPr>
-      <w:r>
-        <w:rPr>
-          <w:rFonts w:ascii="Times New Roman" w:hAnsi="Times New Roman" w:eastAsia="Times New Roman" w:cs="Times New Roman"/>
-          <w:b w:val="0"/>
-        </w:rPr>
-        <w:t>б) Утверждение Б к вопросу 5</w:t>
-      </w:r>
-    </w:p>
-    <w:p>
-      <w:pPr>
-        <w:spacing w:before="0" w:after="0" w:line="360" w:lineRule="auto"/>
-        <w:ind w:firstLine="0"/>
-        <w:jc w:val="both"/>
-      </w:pPr>
-      <w:r>
-        <w:rPr>
-          <w:rFonts w:ascii="Times New Roman" w:hAnsi="Times New Roman" w:eastAsia="Times New Roman" w:cs="Times New Roman"/>
-          <w:b w:val="0"/>
-        </w:rPr>
-        <w:t>в) Утверждение В к вопросу 5</w:t>
-      </w:r>
-    </w:p>
-    <w:p>
-      <w:pPr>
-        <w:spacing w:before="0" w:after="0" w:line="360" w:lineRule="auto"/>
-        <w:ind w:firstLine="0"/>
-        <w:jc w:val="both"/>
-      </w:pPr>
-      <w:r>
-        <w:rPr>
-          <w:rFonts w:ascii="Times New Roman" w:hAnsi="Times New Roman" w:eastAsia="Times New Roman" w:cs="Times New Roman"/>
-          <w:b w:val="0"/>
-        </w:rPr>
-        <w:t>г) Утверждение Г к вопросу 5</w:t>
-      </w:r>
-    </w:p>
-    <w:p>
-      <w:pPr>
-        <w:spacing w:before="0" w:after="80" w:line="360" w:lineRule="auto"/>
-        <w:ind w:firstLine="0"/>
-        <w:jc w:val="both"/>
-      </w:pPr>
-      <w:r>
-        <w:rPr>
-          <w:rFonts w:ascii="Times New Roman" w:hAnsi="Times New Roman" w:eastAsia="Times New Roman" w:cs="Times New Roman"/>
-          <w:b w:val="0"/>
-          <w:sz w:val="22"/>
-        </w:rPr>
-        <w:t>Ответ: а</w:t>
-      </w:r>
-    </w:p>
-    <w:p>
-      <w:pPr>
-        <w:keepNext/>
-        <w:spacing w:before="0" w:after="20" w:line="360" w:lineRule="auto"/>
-        <w:ind w:firstLine="0"/>
-        <w:jc w:val="both"/>
-      </w:pPr>
-      <w:r>
-        <w:rPr>
-          <w:rFonts w:ascii="Times New Roman" w:hAnsi="Times New Roman" w:eastAsia="Times New Roman" w:cs="Times New Roman"/>
-          <w:b w:val="0"/>
-        </w:rPr>
-        <w:t>6. Вопрос 6 по результату «Уметь писать программы с условиями и циклами»: какое утверждение верно?</w:t>
-      </w:r>
-    </w:p>
-    <w:p>
-      <w:pPr>
-        <w:spacing w:before="0" w:after="0" w:line="360" w:lineRule="auto"/>
-        <w:ind w:firstLine="0"/>
-        <w:jc w:val="both"/>
-      </w:pPr>
-      <w:r>
-        <w:rPr>
-          <w:rFonts w:ascii="Times New Roman" w:hAnsi="Times New Roman" w:eastAsia="Times New Roman" w:cs="Times New Roman"/>
-          <w:b w:val="0"/>
-        </w:rPr>
-        <w:t>а) Утверждение Г к вопросу 6</w:t>
-      </w:r>
-    </w:p>
-    <w:p>
-      <w:pPr>
-        <w:spacing w:before="0" w:after="0" w:line="360" w:lineRule="auto"/>
-        <w:ind w:firstLine="0"/>
-        <w:jc w:val="both"/>
-      </w:pPr>
-      <w:r>
-        <w:rPr>
-          <w:rFonts w:ascii="Times New Roman" w:hAnsi="Times New Roman" w:eastAsia="Times New Roman" w:cs="Times New Roman"/>
-          <w:b w:val="0"/>
-        </w:rPr>
-        <w:t>б) Утверждение А к вопросу 6</w:t>
-      </w:r>
-    </w:p>
-    <w:p>
-      <w:pPr>
-        <w:spacing w:before="0" w:after="0" w:line="360" w:lineRule="auto"/>
-        <w:ind w:firstLine="0"/>
-        <w:jc w:val="both"/>
-      </w:pPr>
-      <w:r>
-        <w:rPr>
-          <w:rFonts w:ascii="Times New Roman" w:hAnsi="Times New Roman" w:eastAsia="Times New Roman" w:cs="Times New Roman"/>
-          <w:b w:val="0"/>
-        </w:rPr>
-        <w:t>в) Утверждение Б к вопросу 6</w:t>
-      </w:r>
-    </w:p>
-    <w:p>
-      <w:pPr>
-        <w:spacing w:before="0" w:after="0" w:line="360" w:lineRule="auto"/>
-        <w:ind w:firstLine="0"/>
-        <w:jc w:val="both"/>
-      </w:pPr>
-      <w:r>
-        <w:rPr>
-          <w:rFonts w:ascii="Times New Roman" w:hAnsi="Times New Roman" w:eastAsia="Times New Roman" w:cs="Times New Roman"/>
-          <w:b w:val="0"/>
-        </w:rPr>
-        <w:t>г) Утверждение В к вопросу 6</w:t>
-      </w:r>
-    </w:p>
-    <w:p>
-      <w:pPr>
-        <w:spacing w:before="0" w:after="80" w:line="360" w:lineRule="auto"/>
-        <w:ind w:firstLine="0"/>
-        <w:jc w:val="both"/>
-      </w:pPr>
-      <w:r>
-        <w:rPr>
-          <w:rFonts w:ascii="Times New Roman" w:hAnsi="Times New Roman" w:eastAsia="Times New Roman" w:cs="Times New Roman"/>
-          <w:b w:val="0"/>
-          <w:sz w:val="22"/>
-        </w:rPr>
-        <w:t>Ответ: в</w:t>
-      </w:r>
-    </w:p>
-    <w:p>
-      <w:pPr>
-        <w:keepNext/>
-        <w:spacing w:before="0" w:after="20" w:line="360" w:lineRule="auto"/>
-        <w:ind w:firstLine="0"/>
-        <w:jc w:val="both"/>
-      </w:pPr>
-      <w:r>
-        <w:rPr>
-          <w:rFonts w:ascii="Times New Roman" w:hAnsi="Times New Roman" w:eastAsia="Times New Roman" w:cs="Times New Roman"/>
-          <w:b w:val="0"/>
-        </w:rPr>
-        <w:t>7. Вопрос 1 по результату «Уметь разбивать задачу проекта на шаги»: какое утверждение верно?</w:t>
-      </w:r>
-    </w:p>
-    <w:p>
-      <w:pPr>
-        <w:spacing w:before="0" w:after="0" w:line="360" w:lineRule="auto"/>
-        <w:ind w:firstLine="0"/>
-        <w:jc w:val="both"/>
-      </w:pPr>
-      <w:r>
-        <w:rPr>
-          <w:rFonts w:ascii="Times New Roman" w:hAnsi="Times New Roman" w:eastAsia="Times New Roman" w:cs="Times New Roman"/>
-          <w:b w:val="0"/>
-        </w:rPr>
-        <w:t>а) Утверждение Б к вопросу 1</w:t>
-      </w:r>
-    </w:p>
-    <w:p>
-      <w:pPr>
-        <w:spacing w:before="0" w:after="0" w:line="360" w:lineRule="auto"/>
-        <w:ind w:firstLine="0"/>
-        <w:jc w:val="both"/>
-      </w:pPr>
-      <w:r>
-        <w:rPr>
-          <w:rFonts w:ascii="Times New Roman" w:hAnsi="Times New Roman" w:eastAsia="Times New Roman" w:cs="Times New Roman"/>
-          <w:b w:val="0"/>
-        </w:rPr>
-        <w:t>б) Утверждение В к вопросу 1</w:t>
-      </w:r>
-    </w:p>
-    <w:p>
-      <w:pPr>
-        <w:spacing w:before="0" w:after="0" w:line="360" w:lineRule="auto"/>
-        <w:ind w:firstLine="0"/>
-        <w:jc w:val="both"/>
-      </w:pPr>
-      <w:r>
-        <w:rPr>
-          <w:rFonts w:ascii="Times New Roman" w:hAnsi="Times New Roman" w:eastAsia="Times New Roman" w:cs="Times New Roman"/>
-          <w:b w:val="0"/>
-        </w:rPr>
-        <w:t>в) Утверждение Г к вопросу 1</w:t>
-      </w:r>
-    </w:p>
-    <w:p>
-      <w:pPr>
-        <w:spacing w:before="0" w:after="0" w:line="360" w:lineRule="auto"/>
-        <w:ind w:firstLine="0"/>
-        <w:jc w:val="both"/>
-      </w:pPr>
-      <w:r>
-        <w:rPr>
-          <w:rFonts w:ascii="Times New Roman" w:hAnsi="Times New Roman" w:eastAsia="Times New Roman" w:cs="Times New Roman"/>
-          <w:b w:val="0"/>
-        </w:rPr>
-        <w:t>г) Утверждение А к вопросу 1</w:t>
-      </w:r>
-    </w:p>
-    <w:p>
-      <w:pPr>
-        <w:spacing w:before="0" w:after="80" w:line="360" w:lineRule="auto"/>
-        <w:ind w:firstLine="0"/>
-        <w:jc w:val="both"/>
-      </w:pPr>
-      <w:r>
-        <w:rPr>
-          <w:rFonts w:ascii="Times New Roman" w:hAnsi="Times New Roman" w:eastAsia="Times New Roman" w:cs="Times New Roman"/>
-          <w:b w:val="0"/>
-          <w:sz w:val="22"/>
-        </w:rPr>
-        <w:t>Ответ: г</w:t>
-      </w:r>
-    </w:p>
-    <w:p>
-      <w:pPr>
-        <w:keepNext/>
-        <w:spacing w:before="0" w:after="20" w:line="360" w:lineRule="auto"/>
-        <w:ind w:firstLine="0"/>
-        <w:jc w:val="both"/>
-      </w:pPr>
-      <w:r>
-        <w:rPr>
-          <w:rFonts w:ascii="Times New Roman" w:hAnsi="Times New Roman" w:eastAsia="Times New Roman" w:cs="Times New Roman"/>
-          <w:b w:val="0"/>
-        </w:rPr>
-        <w:t>8. Вопрос 2 по результату «Уметь разбивать задачу проекта на шаги»: какое утверждение верно?</w:t>
-      </w:r>
-    </w:p>
-    <w:p>
-      <w:pPr>
-        <w:spacing w:before="0" w:after="0" w:line="360" w:lineRule="auto"/>
-        <w:ind w:firstLine="0"/>
-        <w:jc w:val="both"/>
-      </w:pPr>
-      <w:r>
-        <w:rPr>
-          <w:rFonts w:ascii="Times New Roman" w:hAnsi="Times New Roman" w:eastAsia="Times New Roman" w:cs="Times New Roman"/>
-          <w:b w:val="0"/>
-        </w:rPr>
-        <w:t>а) Утверждение В к вопросу 2</w:t>
-      </w:r>
-    </w:p>
-    <w:p>
-      <w:pPr>
-        <w:spacing w:before="0" w:after="0" w:line="360" w:lineRule="auto"/>
-        <w:ind w:firstLine="0"/>
-        <w:jc w:val="both"/>
-      </w:pPr>
-      <w:r>
-        <w:rPr>
-          <w:rFonts w:ascii="Times New Roman" w:hAnsi="Times New Roman" w:eastAsia="Times New Roman" w:cs="Times New Roman"/>
-          <w:b w:val="0"/>
-        </w:rPr>
-        <w:t>б) Утверждение Г к вопросу 2</w:t>
-      </w:r>
-    </w:p>
-    <w:p>
-      <w:pPr>
-        <w:spacing w:before="0" w:after="0" w:line="360" w:lineRule="auto"/>
-        <w:ind w:firstLine="0"/>
-        <w:jc w:val="both"/>
-      </w:pPr>
-      <w:r>
-        <w:rPr>
-          <w:rFonts w:ascii="Times New Roman" w:hAnsi="Times New Roman" w:eastAsia="Times New Roman" w:cs="Times New Roman"/>
-          <w:b w:val="0"/>
-        </w:rPr>
-        <w:t>в) Утверждение А к вопросу 2</w:t>
-      </w:r>
-    </w:p>
-    <w:p>
-      <w:pPr>
-        <w:spacing w:before="0" w:after="0" w:line="360" w:lineRule="auto"/>
-        <w:ind w:firstLine="0"/>
-        <w:jc w:val="both"/>
-      </w:pPr>
-      <w:r>
-        <w:rPr>
-          <w:rFonts w:ascii="Times New Roman" w:hAnsi="Times New Roman" w:eastAsia="Times New Roman" w:cs="Times New Roman"/>
-          <w:b w:val="0"/>
-        </w:rPr>
-        <w:t>г) Утверждение Б к вопросу 2</w:t>
-      </w:r>
-    </w:p>
-    <w:p>
-      <w:pPr>
-        <w:spacing w:before="0" w:after="80" w:line="360" w:lineRule="auto"/>
-        <w:ind w:firstLine="0"/>
-        <w:jc w:val="both"/>
-      </w:pPr>
-      <w:r>
-        <w:rPr>
-          <w:rFonts w:ascii="Times New Roman" w:hAnsi="Times New Roman" w:eastAsia="Times New Roman" w:cs="Times New Roman"/>
-          <w:b w:val="0"/>
-          <w:sz w:val="22"/>
-        </w:rPr>
-        <w:t>Ответ: г</w:t>
-      </w:r>
-    </w:p>
-    <w:p>
-      <w:pPr>
-        <w:keepNext/>
-        <w:spacing w:before="0" w:after="20" w:line="360" w:lineRule="auto"/>
-        <w:ind w:firstLine="0"/>
-        <w:jc w:val="both"/>
-      </w:pPr>
-      <w:r>
-        <w:rPr>
-          <w:rFonts w:ascii="Times New Roman" w:hAnsi="Times New Roman" w:eastAsia="Times New Roman" w:cs="Times New Roman"/>
-          <w:b w:val="0"/>
-        </w:rPr>
-        <w:t>9. Вопрос 1 по результату «Знать этапы создания небольшого проекта»: какое утверждение верно?</w:t>
-      </w:r>
-    </w:p>
-    <w:p>
-      <w:pPr>
-        <w:spacing w:before="0" w:after="0" w:line="360" w:lineRule="auto"/>
-        <w:ind w:firstLine="0"/>
-        <w:jc w:val="both"/>
-      </w:pPr>
-      <w:r>
-        <w:rPr>
-          <w:rFonts w:ascii="Times New Roman" w:hAnsi="Times New Roman" w:eastAsia="Times New Roman" w:cs="Times New Roman"/>
-          <w:b w:val="0"/>
-        </w:rPr>
-        <w:t>а) Утверждение Г к вопросу 1</w:t>
-      </w:r>
-    </w:p>
-    <w:p>
-      <w:pPr>
-        <w:spacing w:before="0" w:after="0" w:line="360" w:lineRule="auto"/>
-        <w:ind w:firstLine="0"/>
-        <w:jc w:val="both"/>
-      </w:pPr>
-      <w:r>
-        <w:rPr>
-          <w:rFonts w:ascii="Times New Roman" w:hAnsi="Times New Roman" w:eastAsia="Times New Roman" w:cs="Times New Roman"/>
-          <w:b w:val="0"/>
-        </w:rPr>
-        <w:t>б) Утверждение А к вопросу 1</w:t>
-      </w:r>
-    </w:p>
-    <w:p>
-      <w:pPr>
-        <w:spacing w:before="0" w:after="0" w:line="360" w:lineRule="auto"/>
-        <w:ind w:firstLine="0"/>
-        <w:jc w:val="both"/>
-      </w:pPr>
-      <w:r>
-        <w:rPr>
-          <w:rFonts w:ascii="Times New Roman" w:hAnsi="Times New Roman" w:eastAsia="Times New Roman" w:cs="Times New Roman"/>
-          <w:b w:val="0"/>
-        </w:rPr>
-        <w:t>в) Утверждение Б к вопросу 1</w:t>
-      </w:r>
-    </w:p>
-    <w:p>
-      <w:pPr>
-        <w:spacing w:before="0" w:after="0" w:line="360" w:lineRule="auto"/>
-        <w:ind w:firstLine="0"/>
-        <w:jc w:val="both"/>
-      </w:pPr>
-      <w:r>
-        <w:rPr>
-          <w:rFonts w:ascii="Times New Roman" w:hAnsi="Times New Roman" w:eastAsia="Times New Roman" w:cs="Times New Roman"/>
-          <w:b w:val="0"/>
-        </w:rPr>
-        <w:t>г) Утверждение В к вопросу 1</w:t>
-      </w:r>
-    </w:p>
-    <w:p>
-      <w:pPr>
-        <w:spacing w:before="0" w:after="80" w:line="360" w:lineRule="auto"/>
-        <w:ind w:firstLine="0"/>
-        <w:jc w:val="both"/>
-      </w:pPr>
-      <w:r>
-        <w:rPr>
-          <w:rFonts w:ascii="Times New Roman" w:hAnsi="Times New Roman" w:eastAsia="Times New Roman" w:cs="Times New Roman"/>
-          <w:b w:val="0"/>
-          <w:sz w:val="22"/>
-        </w:rPr>
-        <w:t>Ответ: б</w:t>
-      </w:r>
-    </w:p>
-    <w:p>
-      <w:pPr>
-        <w:keepNext/>
-        <w:spacing w:before="0" w:after="20" w:line="360" w:lineRule="auto"/>
-        <w:ind w:firstLine="0"/>
-        <w:jc w:val="both"/>
-      </w:pPr>
-      <w:r>
-        <w:rPr>
-          <w:rFonts w:ascii="Times New Roman" w:hAnsi="Times New Roman" w:eastAsia="Times New Roman" w:cs="Times New Roman"/>
-          <w:b w:val="0"/>
-        </w:rPr>
-        <w:t>10. Вопрос 2 по результату «Владеть навыком рассказа о своём проекте»: какое утверждение верно?</w:t>
-      </w:r>
-    </w:p>
-    <w:p>
-      <w:pPr>
-        <w:spacing w:before="0" w:after="0" w:line="360" w:lineRule="auto"/>
-        <w:ind w:firstLine="0"/>
-        <w:jc w:val="both"/>
-      </w:pPr>
-      <w:r>
-        <w:rPr>
-          <w:rFonts w:ascii="Times New Roman" w:hAnsi="Times New Roman" w:eastAsia="Times New Roman" w:cs="Times New Roman"/>
-          <w:b w:val="0"/>
-        </w:rPr>
-        <w:t>а) Утверждение А к вопросу 2</w:t>
-      </w:r>
-    </w:p>
-    <w:p>
-      <w:pPr>
-        <w:spacing w:before="0" w:after="0" w:line="360" w:lineRule="auto"/>
-        <w:ind w:firstLine="0"/>
-        <w:jc w:val="both"/>
-      </w:pPr>
-      <w:r>
-        <w:rPr>
-          <w:rFonts w:ascii="Times New Roman" w:hAnsi="Times New Roman" w:eastAsia="Times New Roman" w:cs="Times New Roman"/>
-          <w:b w:val="0"/>
-        </w:rPr>
-        <w:t>б) Утверждение Б к вопросу 2</w:t>
-      </w:r>
-    </w:p>
-    <w:p>
-      <w:pPr>
-        <w:spacing w:before="0" w:after="0" w:line="360" w:lineRule="auto"/>
-        <w:ind w:firstLine="0"/>
-        <w:jc w:val="both"/>
-      </w:pPr>
-      <w:r>
-        <w:rPr>
-          <w:rFonts w:ascii="Times New Roman" w:hAnsi="Times New Roman" w:eastAsia="Times New Roman" w:cs="Times New Roman"/>
-          <w:b w:val="0"/>
-        </w:rPr>
-        <w:t>в) Утверждение В к вопросу 2</w:t>
-      </w:r>
-    </w:p>
-    <w:p>
-      <w:pPr>
-        <w:spacing w:before="0" w:after="0" w:line="360" w:lineRule="auto"/>
-        <w:ind w:firstLine="0"/>
-        <w:jc w:val="both"/>
-      </w:pPr>
-      <w:r>
-        <w:rPr>
-          <w:rFonts w:ascii="Times New Roman" w:hAnsi="Times New Roman" w:eastAsia="Times New Roman" w:cs="Times New Roman"/>
-          <w:b w:val="0"/>
-        </w:rPr>
-        <w:t>г) Утверждение Г к вопросу 2</w:t>
+        <w:t>г) Утверждение В к вопросу 9</w:t>
       </w:r>
     </w:p>
     <w:p>
@@ -10815,7 +10883,7 @@
                 <w:b w:val="0"/>
                 <w:sz w:val="22"/>
               </w:rPr>
-              <w:t>вопросы теста: 2, задания: 2, итоговая аттестация</w:t>
+              <w:t>вопросы теста: 1, задания: 2, итоговая аттестация</w:t>
             </w:r>
           </w:p>
         </w:tc>
@@ -10979,7 +11047,7 @@
                 <w:b w:val="0"/>
                 <w:sz w:val="22"/>
               </w:rPr>
-              <w:t>вопросы теста: 2, задания: 3, итоговая аттестация</w:t>
+              <w:t>вопросы теста: 3, задания: 3, итоговая аттестация</w:t>
             </w:r>
           </w:p>
         </w:tc>

--- a/eval/samples/q1/program.docx
+++ b/eval/samples/q1/program.docx
@@ -4586,7 +4586,7 @@
           <w:rFonts w:ascii="Times New Roman" w:hAnsi="Times New Roman" w:eastAsia="Times New Roman" w:cs="Times New Roman"/>
           <w:b w:val="0"/>
         </w:rPr>
-        <w:t>Форма — защита проекта, 2 часа. Зачтено — не меньше 6 баллов из 10.</w:t>
+        <w:t>Форма — защита проекта, 2 часа. «Зачтено» — не меньше 6 баллов из 10 и ни по одному критерию не 0 баллов.</w:t>
       </w:r>
     </w:p>
     <w:p>
@@ -4618,7 +4618,7 @@
         <w:rPr>
           <w:rFonts w:ascii="Times New Roman" w:hAnsi="Times New Roman" w:eastAsia="Times New Roman" w:cs="Times New Roman"/>
         </w:rPr>
-        <w:t>Работа выполнена полностью и соответствует заданию — до 4 балл.</w:t>
+        <w:t>Работа выполнена полностью и соответствует заданию — до 4 баллов</w:t>
       </w:r>
     </w:p>
     <w:p>
@@ -4635,7 +4635,7 @@
         <w:rPr>
           <w:rFonts w:ascii="Times New Roman" w:hAnsi="Times New Roman" w:eastAsia="Times New Roman" w:cs="Times New Roman"/>
         </w:rPr>
-        <w:t>Решение обосновано и опирается на материал программы — до 3 балл.</w:t>
+        <w:t>Решение обосновано и опирается на материал программы — до 3 баллов</w:t>
       </w:r>
     </w:p>
     <w:p>
@@ -4652,7 +4652,7 @@
         <w:rPr>
           <w:rFonts w:ascii="Times New Roman" w:hAnsi="Times New Roman" w:eastAsia="Times New Roman" w:cs="Times New Roman"/>
         </w:rPr>
-        <w:t>Слушатель уверенно отвечает на вопросы по своей работе — до 3 балл.</w:t>
+        <w:t>Слушатель уверенно отвечает на вопросы по своей работе — до 3 баллов</w:t>
       </w:r>
     </w:p>
     <w:p>
@@ -4929,20 +4929,6 @@
     </w:p>
     <w:p>
       <w:pPr>
-        <w:spacing w:before="0" w:after="60" w:line="360" w:lineRule="auto"/>
-        <w:ind w:firstLine="0"/>
-        <w:jc w:val="both"/>
-      </w:pPr>
-      <w:r>
-        <w:rPr>
-          <w:rFonts w:ascii="Times New Roman" w:hAnsi="Times New Roman" w:eastAsia="Times New Roman" w:cs="Times New Roman"/>
-          <w:b w:val="0"/>
-        </w:rPr>
-        <w:t>3. Маккинни У. Python и анализ данных. — ДМК Пресс, 2023. — ISBN 978-5-93700-174-0. — URL: https://www.dmkpress.com/catalog/computer/programming/python/978-5-93700-174-0/</w:t>
-      </w:r>
-    </w:p>
-    <w:p>
-      <w:pPr>
         <w:pStyle w:val="Heading2"/>
         <w:keepNext/>
         <w:ind w:firstLine="0"/>
@@ -4965,21 +4951,7 @@
           <w:rFonts w:ascii="Times New Roman" w:hAnsi="Times New Roman" w:eastAsia="Times New Roman" w:cs="Times New Roman"/>
           <w:b w:val="0"/>
         </w:rPr>
-        <w:t>1. Вандер Плас Дж. Python для сложных задач : наука о данных и машинное обучение. — Питер, 2023. — ISBN 978-5-4461-0914-2. — URL: https://rusneb.ru/catalog/000200_000018_RU_NLR_BIBL_A_016211862/</w:t>
-      </w:r>
-    </w:p>
-    <w:p>
-      <w:pPr>
-        <w:spacing w:before="0" w:after="60" w:line="360" w:lineRule="auto"/>
-        <w:ind w:firstLine="0"/>
-        <w:jc w:val="both"/>
-      </w:pPr>
-      <w:r>
-        <w:rPr>
-          <w:rFonts w:ascii="Times New Roman" w:hAnsi="Times New Roman" w:eastAsia="Times New Roman" w:cs="Times New Roman"/>
-          <w:b w:val="0"/>
-        </w:rPr>
-        <w:t>2. Бек К. Экстремальное программирование. Разработка через тестирование. — Питер, 2021. — ISBN 978-5-4461-1439-9. — URL: https://rusneb.ru/catalog/000199_000009_010439131/</w:t>
+        <w:t>1. Лутц М. Изучаем Python : авторитетный курс объектно-ориентированного программирования. Т. 1. — Диалектика, 2019. — ISBN 978-5-907144-52-1. — URL: https://rusneb.ru/catalog/000199_000009_010092513/</w:t>
       </w:r>
     </w:p>
     <w:p>
@@ -5007,34 +4979,6 @@
           <w:b w:val="0"/>
         </w:rPr>
         <w:t>1. The Python Tutorial. — URL: https://docs.python.org/3/tutorial/</w:t>
-      </w:r>
-    </w:p>
-    <w:p>
-      <w:pPr>
-        <w:spacing w:before="0" w:after="60" w:line="360" w:lineRule="auto"/>
-        <w:ind w:firstLine="0"/>
-        <w:jc w:val="both"/>
-      </w:pPr>
-      <w:r>
-        <w:rPr>
-          <w:rFonts w:ascii="Times New Roman" w:hAnsi="Times New Roman" w:eastAsia="Times New Roman" w:cs="Times New Roman"/>
-          <w:b w:val="0"/>
-        </w:rPr>
-        <w:t>2. pandas documentation. — 2026. — URL: https://pandas.pydata.org/docs/</w:t>
-      </w:r>
-    </w:p>
-    <w:p>
-      <w:pPr>
-        <w:spacing w:before="0" w:after="60" w:line="360" w:lineRule="auto"/>
-        <w:ind w:firstLine="0"/>
-        <w:jc w:val="both"/>
-      </w:pPr>
-      <w:r>
-        <w:rPr>
-          <w:rFonts w:ascii="Times New Roman" w:hAnsi="Times New Roman" w:eastAsia="Times New Roman" w:cs="Times New Roman"/>
-          <w:b w:val="0"/>
-        </w:rPr>
-        <w:t>3. scikit-learn User Guide. — URL: https://scikit-learn.org/stable/user_guide.html</w:t>
       </w:r>
     </w:p>
     <w:p>
@@ -5882,7 +5826,7 @@
         <w:rPr>
           <w:rFonts w:ascii="Times New Roman" w:hAnsi="Times New Roman" w:eastAsia="Times New Roman" w:cs="Times New Roman"/>
         </w:rPr>
-        <w:t>Задание выполнено полностью — до 4 балл.</w:t>
+        <w:t>Задание выполнено полностью — до 4 баллов</w:t>
       </w:r>
     </w:p>
     <w:p>
@@ -5899,7 +5843,7 @@
         <w:rPr>
           <w:rFonts w:ascii="Times New Roman" w:hAnsi="Times New Roman" w:eastAsia="Times New Roman" w:cs="Times New Roman"/>
         </w:rPr>
-        <w:t>Результат проверен и корректен — до 3 балл.</w:t>
+        <w:t>Результат проверен и корректен — до 3 баллов</w:t>
       </w:r>
     </w:p>
     <w:p>
@@ -5916,7 +5860,7 @@
         <w:rPr>
           <w:rFonts w:ascii="Times New Roman" w:hAnsi="Times New Roman" w:eastAsia="Times New Roman" w:cs="Times New Roman"/>
         </w:rPr>
-        <w:t>Вывод обоснован — до 3 балл.</w:t>
+        <w:t>Вывод обоснован — до 3 баллов</w:t>
       </w:r>
     </w:p>
     <w:p>
@@ -6121,7 +6065,7 @@
         <w:rPr>
           <w:rFonts w:ascii="Times New Roman" w:hAnsi="Times New Roman" w:eastAsia="Times New Roman" w:cs="Times New Roman"/>
         </w:rPr>
-        <w:t>Задание выполнено полностью — до 4 балл.</w:t>
+        <w:t>Задание выполнено полностью — до 4 баллов</w:t>
       </w:r>
     </w:p>
     <w:p>
@@ -6138,7 +6082,7 @@
         <w:rPr>
           <w:rFonts w:ascii="Times New Roman" w:hAnsi="Times New Roman" w:eastAsia="Times New Roman" w:cs="Times New Roman"/>
         </w:rPr>
-        <w:t>Результат проверен и корректен — до 3 балл.</w:t>
+        <w:t>Результат проверен и корректен — до 3 баллов</w:t>
       </w:r>
     </w:p>
     <w:p>
@@ -6155,7 +6099,7 @@
         <w:rPr>
           <w:rFonts w:ascii="Times New Roman" w:hAnsi="Times New Roman" w:eastAsia="Times New Roman" w:cs="Times New Roman"/>
         </w:rPr>
-        <w:t>Вывод обоснован — до 3 балл.</w:t>
+        <w:t>Вывод обоснован — до 3 баллов</w:t>
       </w:r>
     </w:p>
     <w:p>
@@ -6360,7 +6304,7 @@
         <w:rPr>
           <w:rFonts w:ascii="Times New Roman" w:hAnsi="Times New Roman" w:eastAsia="Times New Roman" w:cs="Times New Roman"/>
         </w:rPr>
-        <w:t>Задание выполнено полностью — до 4 балл.</w:t>
+        <w:t>Задание выполнено полностью — до 4 баллов</w:t>
       </w:r>
     </w:p>
     <w:p>
@@ -6377,7 +6321,7 @@
         <w:rPr>
           <w:rFonts w:ascii="Times New Roman" w:hAnsi="Times New Roman" w:eastAsia="Times New Roman" w:cs="Times New Roman"/>
         </w:rPr>
-        <w:t>Результат проверен и корректен — до 3 балл.</w:t>
+        <w:t>Результат проверен и корректен — до 3 баллов</w:t>
       </w:r>
     </w:p>
     <w:p>
@@ -6394,7 +6338,7 @@
         <w:rPr>
           <w:rFonts w:ascii="Times New Roman" w:hAnsi="Times New Roman" w:eastAsia="Times New Roman" w:cs="Times New Roman"/>
         </w:rPr>
-        <w:t>Вывод обоснован — до 3 балл.</w:t>
+        <w:t>Вывод обоснован — до 3 баллов</w:t>
       </w:r>
     </w:p>
     <w:p>
@@ -6628,7 +6572,7 @@
         <w:rPr>
           <w:rFonts w:ascii="Times New Roman" w:hAnsi="Times New Roman" w:eastAsia="Times New Roman" w:cs="Times New Roman"/>
         </w:rPr>
-        <w:t>Задание выполнено полностью — до 4 балл.</w:t>
+        <w:t>Задание выполнено полностью — до 4 баллов</w:t>
       </w:r>
     </w:p>
     <w:p>
@@ -6645,7 +6589,7 @@
         <w:rPr>
           <w:rFonts w:ascii="Times New Roman" w:hAnsi="Times New Roman" w:eastAsia="Times New Roman" w:cs="Times New Roman"/>
         </w:rPr>
-        <w:t>Результат проверен и корректен — до 3 балл.</w:t>
+        <w:t>Результат проверен и корректен — до 3 баллов</w:t>
       </w:r>
     </w:p>
     <w:p>
@@ -6662,7 +6606,7 @@
         <w:rPr>
           <w:rFonts w:ascii="Times New Roman" w:hAnsi="Times New Roman" w:eastAsia="Times New Roman" w:cs="Times New Roman"/>
         </w:rPr>
-        <w:t>Вывод обоснован — до 3 балл.</w:t>
+        <w:t>Вывод обоснован — до 3 баллов</w:t>
       </w:r>
     </w:p>
     <w:p>
@@ -6867,7 +6811,7 @@
         <w:rPr>
           <w:rFonts w:ascii="Times New Roman" w:hAnsi="Times New Roman" w:eastAsia="Times New Roman" w:cs="Times New Roman"/>
         </w:rPr>
-        <w:t>Задание выполнено полностью — до 4 балл.</w:t>
+        <w:t>Задание выполнено полностью — до 4 баллов</w:t>
       </w:r>
     </w:p>
     <w:p>
@@ -6884,7 +6828,7 @@
         <w:rPr>
           <w:rFonts w:ascii="Times New Roman" w:hAnsi="Times New Roman" w:eastAsia="Times New Roman" w:cs="Times New Roman"/>
         </w:rPr>
-        <w:t>Результат проверен и корректен — до 3 балл.</w:t>
+        <w:t>Результат проверен и корректен — до 3 баллов</w:t>
       </w:r>
     </w:p>
     <w:p>
@@ -6901,7 +6845,7 @@
         <w:rPr>
           <w:rFonts w:ascii="Times New Roman" w:hAnsi="Times New Roman" w:eastAsia="Times New Roman" w:cs="Times New Roman"/>
         </w:rPr>
-        <w:t>Вывод обоснован — до 3 балл.</w:t>
+        <w:t>Вывод обоснован — до 3 баллов</w:t>
       </w:r>
     </w:p>
     <w:p>
@@ -7135,7 +7079,7 @@
         <w:rPr>
           <w:rFonts w:ascii="Times New Roman" w:hAnsi="Times New Roman" w:eastAsia="Times New Roman" w:cs="Times New Roman"/>
         </w:rPr>
-        <w:t>Задание выполнено полностью — до 4 балл.</w:t>
+        <w:t>Задание выполнено полностью — до 4 баллов</w:t>
       </w:r>
     </w:p>
     <w:p>
@@ -7152,7 +7096,7 @@
         <w:rPr>
           <w:rFonts w:ascii="Times New Roman" w:hAnsi="Times New Roman" w:eastAsia="Times New Roman" w:cs="Times New Roman"/>
         </w:rPr>
-        <w:t>Результат проверен и корректен — до 3 балл.</w:t>
+        <w:t>Результат проверен и корректен — до 3 баллов</w:t>
       </w:r>
     </w:p>
     <w:p>
@@ -7169,7 +7113,7 @@
         <w:rPr>
           <w:rFonts w:ascii="Times New Roman" w:hAnsi="Times New Roman" w:eastAsia="Times New Roman" w:cs="Times New Roman"/>
         </w:rPr>
-        <w:t>Вывод обоснован — до 3 балл.</w:t>
+        <w:t>Вывод обоснован — до 3 баллов</w:t>
       </w:r>
     </w:p>
     <w:p>
@@ -7374,7 +7318,7 @@
         <w:rPr>
           <w:rFonts w:ascii="Times New Roman" w:hAnsi="Times New Roman" w:eastAsia="Times New Roman" w:cs="Times New Roman"/>
         </w:rPr>
-        <w:t>Задание выполнено полностью — до 4 балл.</w:t>
+        <w:t>Задание выполнено полностью — до 4 баллов</w:t>
       </w:r>
     </w:p>
     <w:p>
@@ -7391,7 +7335,7 @@
         <w:rPr>
           <w:rFonts w:ascii="Times New Roman" w:hAnsi="Times New Roman" w:eastAsia="Times New Roman" w:cs="Times New Roman"/>
         </w:rPr>
-        <w:t>Результат проверен и корректен — до 3 балл.</w:t>
+        <w:t>Результат проверен и корректен — до 3 баллов</w:t>
       </w:r>
     </w:p>
     <w:p>
@@ -7408,7 +7352,7 @@
         <w:rPr>
           <w:rFonts w:ascii="Times New Roman" w:hAnsi="Times New Roman" w:eastAsia="Times New Roman" w:cs="Times New Roman"/>
         </w:rPr>
-        <w:t>Вывод обоснован — до 3 балл.</w:t>
+        <w:t>Вывод обоснован — до 3 баллов</w:t>
       </w:r>
     </w:p>
     <w:p>
@@ -7922,7 +7866,7 @@
           <w:rFonts w:ascii="Times New Roman" w:hAnsi="Times New Roman" w:eastAsia="Times New Roman" w:cs="Times New Roman"/>
           <w:b w:val="0"/>
         </w:rPr>
-        <w:t>Зачтено — не меньше 6 баллов из 10.</w:t>
+        <w:t>«Зачтено» — не меньше 6 баллов из 10 и ни по одному критерию не 0 баллов.</w:t>
       </w:r>
     </w:p>
     <w:p>
@@ -8881,4039 +8825,6 @@
           <w:sz w:val="22"/>
         </w:rPr>
         <w:t>Ответ: б</w:t>
-      </w:r>
-    </w:p>
-    <w:p>
-      <w:pPr>
-        <w:pStyle w:val="Heading1"/>
-        <w:keepNext/>
-        <w:pageBreakBefore/>
-        <w:ind w:firstLine="0"/>
-        <w:jc w:val="right"/>
-      </w:pPr>
-      <w:r>
-        <w:rPr>
-          <w:rFonts w:ascii="Times New Roman" w:hAnsi="Times New Roman" w:eastAsia="Times New Roman" w:cs="Times New Roman"/>
-        </w:rPr>
-        <w:t>Приложение № 2</w:t>
-      </w:r>
-    </w:p>
-    <w:p>
-      <w:pPr>
-        <w:keepNext/>
-        <w:spacing w:before="0" w:after="0" w:line="360" w:lineRule="auto"/>
-        <w:ind w:firstLine="0"/>
-        <w:jc w:val="center"/>
-      </w:pPr>
-      <w:r>
-        <w:rPr>
-          <w:rFonts w:ascii="Times New Roman" w:hAnsi="Times New Roman" w:eastAsia="Times New Roman" w:cs="Times New Roman"/>
-          <w:b/>
-        </w:rPr>
-        <w:t>Отчёт автопроверки комплекта</w:t>
-      </w:r>
-    </w:p>
-    <w:p>
-      <w:pPr>
-        <w:spacing w:before="0" w:after="0" w:line="360" w:lineRule="auto"/>
-        <w:ind w:firstLine="0"/>
-        <w:jc w:val="both"/>
-      </w:pPr>
-      <w:r>
-        <w:rPr>
-          <w:rFonts w:ascii="Times New Roman" w:hAnsi="Times New Roman" w:eastAsia="Times New Roman" w:cs="Times New Roman"/>
-          <w:b w:val="0"/>
-        </w:rPr>
-        <w:t>Служебное приложение для методиста: перед утверждением программы его можно удалить. Сверка самих файлов выгрузки с комплектом выполняется после сборки документа — её итог в файлах report.md и report.json.</w:t>
-      </w:r>
-    </w:p>
-    <w:p>
-      <w:pPr>
-        <w:spacing w:before="0" w:after="0" w:line="360" w:lineRule="auto"/>
-        <w:ind w:firstLine="0"/>
-        <w:jc w:val="both"/>
-      </w:pPr>
-      <w:r>
-        <w:rPr>
-          <w:rFonts w:ascii="Times New Roman" w:hAnsi="Times New Roman" w:eastAsia="Times New Roman" w:cs="Times New Roman"/>
-          <w:b/>
-        </w:rPr>
-        <w:t>Итог. Комплект собран, ошибок и предупреждений нет. Пояснения к сборке — в разделе «Что пропущено и почему».</w:t>
-      </w:r>
-    </w:p>
-    <w:p>
-      <w:pPr>
-        <w:keepNext/>
-        <w:spacing w:before="0" w:after="0" w:line="360" w:lineRule="auto"/>
-        <w:ind w:firstLine="709"/>
-        <w:jc w:val="left"/>
-      </w:pPr>
-      <w:r>
-        <w:rPr>
-          <w:rFonts w:ascii="Times New Roman" w:hAnsi="Times New Roman" w:eastAsia="Times New Roman" w:cs="Times New Roman"/>
-          <w:b/>
-        </w:rPr>
-        <w:t>Коротко</w:t>
-      </w:r>
-    </w:p>
-    <w:p>
-      <w:pPr>
-        <w:numPr>
-          <w:ilvl w:val="0"/>
-          <w:numId w:val="10"/>
-        </w:numPr>
-        <w:spacing w:before="0" w:after="40" w:line="360" w:lineRule="auto"/>
-        <w:ind w:firstLine="0"/>
-        <w:jc w:val="both"/>
-      </w:pPr>
-      <w:r>
-        <w:rPr>
-          <w:rFonts w:ascii="Times New Roman" w:hAnsi="Times New Roman" w:eastAsia="Times New Roman" w:cs="Times New Roman"/>
-        </w:rPr>
-        <w:t>ошибки (нужно исправить до утверждения): 0</w:t>
-      </w:r>
-    </w:p>
-    <w:p>
-      <w:pPr>
-        <w:numPr>
-          <w:ilvl w:val="0"/>
-          <w:numId w:val="10"/>
-        </w:numPr>
-        <w:spacing w:before="0" w:after="40" w:line="360" w:lineRule="auto"/>
-        <w:ind w:firstLine="0"/>
-        <w:jc w:val="both"/>
-      </w:pPr>
-      <w:r>
-        <w:rPr>
-          <w:rFonts w:ascii="Times New Roman" w:hAnsi="Times New Roman" w:eastAsia="Times New Roman" w:cs="Times New Roman"/>
-        </w:rPr>
-        <w:t>предупреждения методисту (с вариантами решения): 0</w:t>
-      </w:r>
-    </w:p>
-    <w:p>
-      <w:pPr>
-        <w:numPr>
-          <w:ilvl w:val="0"/>
-          <w:numId w:val="10"/>
-        </w:numPr>
-        <w:spacing w:before="0" w:after="40" w:line="360" w:lineRule="auto"/>
-        <w:ind w:firstLine="0"/>
-        <w:jc w:val="both"/>
-      </w:pPr>
-      <w:r>
-        <w:rPr>
-          <w:rFonts w:ascii="Times New Roman" w:hAnsi="Times New Roman" w:eastAsia="Times New Roman" w:cs="Times New Roman"/>
-        </w:rPr>
-        <w:t>замечания автопроверки (стоит проверить): 0</w:t>
-      </w:r>
-    </w:p>
-    <w:p>
-      <w:pPr>
-        <w:numPr>
-          <w:ilvl w:val="0"/>
-          <w:numId w:val="10"/>
-        </w:numPr>
-        <w:spacing w:before="0" w:after="40" w:line="360" w:lineRule="auto"/>
-        <w:ind w:firstLine="0"/>
-        <w:jc w:val="both"/>
-      </w:pPr>
-      <w:r>
-        <w:rPr>
-          <w:rFonts w:ascii="Times New Roman" w:hAnsi="Times New Roman" w:eastAsia="Times New Roman" w:cs="Times New Roman"/>
-        </w:rPr>
-        <w:t>объём: заявлено 16 ч, собрано 16 ч</w:t>
-      </w:r>
-    </w:p>
-    <w:p>
-      <w:pPr>
-        <w:numPr>
-          <w:ilvl w:val="0"/>
-          <w:numId w:val="10"/>
-        </w:numPr>
-        <w:spacing w:before="0" w:after="40" w:line="360" w:lineRule="auto"/>
-        <w:ind w:firstLine="0"/>
-        <w:jc w:val="both"/>
-      </w:pPr>
-      <w:r>
-        <w:rPr>
-          <w:rFonts w:ascii="Times New Roman" w:hAnsi="Times New Roman" w:eastAsia="Times New Roman" w:cs="Times New Roman"/>
-        </w:rPr>
-        <w:t>модель: заготовленные ответы (демонстрационный режим); режим генерации — полный</w:t>
-      </w:r>
-    </w:p>
-    <w:p>
-      <w:pPr>
-        <w:numPr>
-          <w:ilvl w:val="0"/>
-          <w:numId w:val="10"/>
-        </w:numPr>
-        <w:spacing w:before="0" w:after="40" w:line="360" w:lineRule="auto"/>
-        <w:ind w:firstLine="0"/>
-        <w:jc w:val="both"/>
-      </w:pPr>
-      <w:r>
-        <w:rPr>
-          <w:rFonts w:ascii="Times New Roman" w:hAnsi="Times New Roman" w:eastAsia="Times New Roman" w:cs="Times New Roman"/>
-        </w:rPr>
-        <w:t>время сборки комплекта после утверждения каркаса: 1 с</w:t>
-      </w:r>
-    </w:p>
-    <w:p>
-      <w:pPr>
-        <w:keepNext/>
-        <w:spacing w:before="0" w:after="0" w:line="360" w:lineRule="auto"/>
-        <w:ind w:firstLine="709"/>
-        <w:jc w:val="left"/>
-      </w:pPr>
-      <w:r>
-        <w:rPr>
-          <w:rFonts w:ascii="Times New Roman" w:hAnsi="Times New Roman" w:eastAsia="Times New Roman" w:cs="Times New Roman"/>
-          <w:b/>
-        </w:rPr>
-        <w:t>Предупреждения методисту</w:t>
-      </w:r>
-    </w:p>
-    <w:p>
-      <w:pPr>
-        <w:spacing w:before="0" w:after="0" w:line="360" w:lineRule="auto"/>
-        <w:ind w:firstLine="709"/>
-        <w:jc w:val="both"/>
-      </w:pPr>
-      <w:r>
-        <w:rPr>
-          <w:rFonts w:ascii="Times New Roman" w:hAnsi="Times New Roman" w:eastAsia="Times New Roman" w:cs="Times New Roman"/>
-          <w:b w:val="0"/>
-        </w:rPr>
-        <w:t>Предупреждений нет: срок и нагрузка сходятся, источники подтверждены, требования запроса совместимы.</w:t>
-      </w:r>
-    </w:p>
-    <w:p>
-      <w:pPr>
-        <w:keepNext/>
-        <w:spacing w:before="0" w:after="0" w:line="360" w:lineRule="auto"/>
-        <w:ind w:firstLine="709"/>
-        <w:jc w:val="left"/>
-      </w:pPr>
-      <w:r>
-        <w:rPr>
-          <w:rFonts w:ascii="Times New Roman" w:hAnsi="Times New Roman" w:eastAsia="Times New Roman" w:cs="Times New Roman"/>
-          <w:b/>
-        </w:rPr>
-        <w:t>Часы по уровням</w:t>
-      </w:r>
-    </w:p>
-    <w:p>
-      <w:pPr>
-        <w:spacing w:before="0" w:after="0" w:line="360" w:lineRule="auto"/>
-        <w:ind w:firstLine="709"/>
-        <w:jc w:val="both"/>
-      </w:pPr>
-      <w:r>
-        <w:rPr>
-          <w:rFonts w:ascii="Times New Roman" w:hAnsi="Times New Roman" w:eastAsia="Times New Roman" w:cs="Times New Roman"/>
-          <w:b w:val="0"/>
-        </w:rPr>
-        <w:t>Заявлено 16 ч, по учебному плану 16 ч — сходится.</w:t>
-      </w:r>
-    </w:p>
-    <w:p>
-      <w:pPr>
-        <w:spacing w:before="0" w:after="0" w:line="360" w:lineRule="auto"/>
-        <w:ind w:firstLine="709"/>
-        <w:jc w:val="both"/>
-      </w:pPr>
-      <w:r>
-        <w:rPr>
-          <w:rFonts w:ascii="Times New Roman" w:hAnsi="Times New Roman" w:eastAsia="Times New Roman" w:cs="Times New Roman"/>
-          <w:b w:val="0"/>
-        </w:rPr>
-        <w:t>Из них аудиторные занятия — 14 ч, самостоятельная работа — 0 ч, итоговая аттестация — 2 ч.</w:t>
-      </w:r>
-    </w:p>
-    <w:tbl>
-      <w:tblPr>
-        <w:tblLook w:firstColumn="1" w:firstRow="1" w:lastColumn="0" w:lastRow="0" w:noHBand="0" w:noVBand="1" w:val="04A0"/>
-        <w:tblW w:w="9353" w:type="dxa"/>
-        <w:tblLayout w:type="fixed"/>
-        <w:tblBorders>
-          <w:top w:val="single" w:sz="4" w:space="0" w:color="000000"/>
-          <w:left w:val="single" w:sz="4" w:space="0" w:color="000000"/>
-          <w:bottom w:val="single" w:sz="4" w:space="0" w:color="000000"/>
-          <w:right w:val="single" w:sz="4" w:space="0" w:color="000000"/>
-          <w:insideH w:val="single" w:sz="4" w:space="0" w:color="000000"/>
-          <w:insideV w:val="single" w:sz="4" w:space="0" w:color="000000"/>
-        </w:tblBorders>
-        <w:tblCellMar>
-          <w:top w:w="60" w:type="dxa"/>
-          <w:left w:w="90" w:type="dxa"/>
-          <w:bottom w:w="60" w:type="dxa"/>
-          <w:right w:w="90" w:type="dxa"/>
-        </w:tblCellMar>
-      </w:tblPr>
-      <w:tblGrid>
-        <w:gridCol w:w="5197"/>
-        <w:gridCol w:w="1039"/>
-        <w:gridCol w:w="1039"/>
-        <w:gridCol w:w="1039"/>
-        <w:gridCol w:w="1039"/>
-      </w:tblGrid>
-      <w:tr>
-        <w:trPr>
-          <w:tblHeader/>
-        </w:trPr>
-        <w:tc>
-          <w:tcPr>
-            <w:tcW w:type="dxa" w:w="5197"/>
-            <w:shd w:val="clear" w:color="auto" w:fill="D9D9D9"/>
-            <w:vAlign w:val="center"/>
-          </w:tcPr>
-          <w:p>
-            <w:pPr>
-              <w:spacing w:before="0" w:after="0" w:line="240" w:lineRule="auto"/>
-              <w:ind w:firstLine="0"/>
-              <w:jc w:val="center"/>
-            </w:pPr>
-            <w:r>
-              <w:rPr>
-                <w:rFonts w:ascii="Times New Roman" w:hAnsi="Times New Roman" w:eastAsia="Times New Roman" w:cs="Times New Roman"/>
-                <w:b/>
-                <w:sz w:val="22"/>
-              </w:rPr>
-              <w:t>Уровень</w:t>
-            </w:r>
-          </w:p>
-        </w:tc>
-        <w:tc>
-          <w:tcPr>
-            <w:tcW w:type="dxa" w:w="1039"/>
-            <w:shd w:val="clear" w:color="auto" w:fill="D9D9D9"/>
-            <w:vAlign w:val="center"/>
-          </w:tcPr>
-          <w:p>
-            <w:pPr>
-              <w:spacing w:before="0" w:after="0" w:line="240" w:lineRule="auto"/>
-              <w:ind w:firstLine="0"/>
-              <w:jc w:val="center"/>
-            </w:pPr>
-            <w:r>
-              <w:rPr>
-                <w:rFonts w:ascii="Times New Roman" w:hAnsi="Times New Roman" w:eastAsia="Times New Roman" w:cs="Times New Roman"/>
-                <w:b/>
-                <w:sz w:val="22"/>
-              </w:rPr>
-              <w:t>Всего</w:t>
-            </w:r>
-          </w:p>
-        </w:tc>
-        <w:tc>
-          <w:tcPr>
-            <w:tcW w:type="dxa" w:w="1039"/>
-            <w:shd w:val="clear" w:color="auto" w:fill="D9D9D9"/>
-            <w:vAlign w:val="center"/>
-          </w:tcPr>
-          <w:p>
-            <w:pPr>
-              <w:spacing w:before="0" w:after="0" w:line="240" w:lineRule="auto"/>
-              <w:ind w:firstLine="0"/>
-              <w:jc w:val="center"/>
-            </w:pPr>
-            <w:r>
-              <w:rPr>
-                <w:rFonts w:ascii="Times New Roman" w:hAnsi="Times New Roman" w:eastAsia="Times New Roman" w:cs="Times New Roman"/>
-                <w:b/>
-                <w:sz w:val="22"/>
-              </w:rPr>
-              <w:t>Теория</w:t>
-            </w:r>
-          </w:p>
-        </w:tc>
-        <w:tc>
-          <w:tcPr>
-            <w:tcW w:type="dxa" w:w="1039"/>
-            <w:shd w:val="clear" w:color="auto" w:fill="D9D9D9"/>
-            <w:vAlign w:val="center"/>
-          </w:tcPr>
-          <w:p>
-            <w:pPr>
-              <w:spacing w:before="0" w:after="0" w:line="240" w:lineRule="auto"/>
-              <w:ind w:firstLine="0"/>
-              <w:jc w:val="center"/>
-            </w:pPr>
-            <w:r>
-              <w:rPr>
-                <w:rFonts w:ascii="Times New Roman" w:hAnsi="Times New Roman" w:eastAsia="Times New Roman" w:cs="Times New Roman"/>
-                <w:b/>
-                <w:sz w:val="22"/>
-              </w:rPr>
-              <w:t>Практика</w:t>
-            </w:r>
-          </w:p>
-        </w:tc>
-        <w:tc>
-          <w:tcPr>
-            <w:tcW w:type="dxa" w:w="1039"/>
-            <w:shd w:val="clear" w:color="auto" w:fill="D9D9D9"/>
-            <w:vAlign w:val="center"/>
-          </w:tcPr>
-          <w:p>
-            <w:pPr>
-              <w:spacing w:before="0" w:after="0" w:line="240" w:lineRule="auto"/>
-              <w:ind w:firstLine="0"/>
-              <w:jc w:val="center"/>
-            </w:pPr>
-            <w:r>
-              <w:rPr>
-                <w:rFonts w:ascii="Times New Roman" w:hAnsi="Times New Roman" w:eastAsia="Times New Roman" w:cs="Times New Roman"/>
-                <w:b/>
-                <w:sz w:val="22"/>
-              </w:rPr>
-              <w:t>Самост.</w:t>
-            </w:r>
-          </w:p>
-        </w:tc>
-      </w:tr>
-      <w:tr>
-        <w:tc>
-          <w:tcPr>
-            <w:tcW w:type="dxa" w:w="5197"/>
-          </w:tcPr>
-          <w:p>
-            <w:pPr>
-              <w:spacing w:before="0" w:after="0" w:line="240" w:lineRule="auto"/>
-              <w:ind w:firstLine="0"/>
-              <w:jc w:val="left"/>
-            </w:pPr>
-            <w:r>
-              <w:rPr>
-                <w:rFonts w:ascii="Times New Roman" w:hAnsi="Times New Roman" w:eastAsia="Times New Roman" w:cs="Times New Roman"/>
-                <w:b w:val="0"/>
-                <w:sz w:val="22"/>
-              </w:rPr>
-              <w:t>Модуль 1. Знакомство с Python</w:t>
-            </w:r>
-          </w:p>
-        </w:tc>
-        <w:tc>
-          <w:tcPr>
-            <w:tcW w:type="dxa" w:w="1039"/>
-          </w:tcPr>
-          <w:p>
-            <w:pPr>
-              <w:spacing w:before="0" w:after="0" w:line="240" w:lineRule="auto"/>
-              <w:ind w:firstLine="0"/>
-              <w:jc w:val="center"/>
-            </w:pPr>
-            <w:r>
-              <w:rPr>
-                <w:rFonts w:ascii="Times New Roman" w:hAnsi="Times New Roman" w:eastAsia="Times New Roman" w:cs="Times New Roman"/>
-                <w:b w:val="0"/>
-                <w:sz w:val="22"/>
-              </w:rPr>
-              <w:t>6</w:t>
-            </w:r>
-          </w:p>
-        </w:tc>
-        <w:tc>
-          <w:tcPr>
-            <w:tcW w:type="dxa" w:w="1039"/>
-          </w:tcPr>
-          <w:p>
-            <w:pPr>
-              <w:spacing w:before="0" w:after="0" w:line="240" w:lineRule="auto"/>
-              <w:ind w:firstLine="0"/>
-              <w:jc w:val="center"/>
-            </w:pPr>
-            <w:r>
-              <w:rPr>
-                <w:rFonts w:ascii="Times New Roman" w:hAnsi="Times New Roman" w:eastAsia="Times New Roman" w:cs="Times New Roman"/>
-                <w:b w:val="0"/>
-                <w:sz w:val="22"/>
-              </w:rPr>
-              <w:t>3</w:t>
-            </w:r>
-          </w:p>
-        </w:tc>
-        <w:tc>
-          <w:tcPr>
-            <w:tcW w:type="dxa" w:w="1039"/>
-          </w:tcPr>
-          <w:p>
-            <w:pPr>
-              <w:spacing w:before="0" w:after="0" w:line="240" w:lineRule="auto"/>
-              <w:ind w:firstLine="0"/>
-              <w:jc w:val="center"/>
-            </w:pPr>
-            <w:r>
-              <w:rPr>
-                <w:rFonts w:ascii="Times New Roman" w:hAnsi="Times New Roman" w:eastAsia="Times New Roman" w:cs="Times New Roman"/>
-                <w:b w:val="0"/>
-                <w:sz w:val="22"/>
-              </w:rPr>
-              <w:t>3</w:t>
-            </w:r>
-          </w:p>
-        </w:tc>
-        <w:tc>
-          <w:tcPr>
-            <w:tcW w:type="dxa" w:w="1039"/>
-          </w:tcPr>
-          <w:p>
-            <w:pPr>
-              <w:spacing w:before="0" w:after="0" w:line="240" w:lineRule="auto"/>
-              <w:ind w:firstLine="0"/>
-              <w:jc w:val="center"/>
-            </w:pPr>
-            <w:r>
-              <w:rPr>
-                <w:rFonts w:ascii="Times New Roman" w:hAnsi="Times New Roman" w:eastAsia="Times New Roman" w:cs="Times New Roman"/>
-                <w:b w:val="0"/>
-                <w:sz w:val="22"/>
-              </w:rPr>
-              <w:t>0</w:t>
-            </w:r>
-          </w:p>
-        </w:tc>
-      </w:tr>
-      <w:tr>
-        <w:tc>
-          <w:tcPr>
-            <w:tcW w:type="dxa" w:w="5197"/>
-          </w:tcPr>
-          <w:p>
-            <w:pPr>
-              <w:spacing w:before="0" w:after="0" w:line="240" w:lineRule="auto"/>
-              <w:ind w:firstLine="0"/>
-              <w:jc w:val="left"/>
-            </w:pPr>
-            <w:r>
-              <w:rPr>
-                <w:rFonts w:ascii="Times New Roman" w:hAnsi="Times New Roman" w:eastAsia="Times New Roman" w:cs="Times New Roman"/>
-                <w:b w:val="0"/>
-                <w:sz w:val="22"/>
-              </w:rPr>
-              <w:t xml:space="preserve">   тема 1.1. Первая программа: ввод и вывод</w:t>
-            </w:r>
-          </w:p>
-        </w:tc>
-        <w:tc>
-          <w:tcPr>
-            <w:tcW w:type="dxa" w:w="1039"/>
-          </w:tcPr>
-          <w:p>
-            <w:pPr>
-              <w:spacing w:before="0" w:after="0" w:line="240" w:lineRule="auto"/>
-              <w:ind w:firstLine="0"/>
-              <w:jc w:val="center"/>
-            </w:pPr>
-            <w:r>
-              <w:rPr>
-                <w:rFonts w:ascii="Times New Roman" w:hAnsi="Times New Roman" w:eastAsia="Times New Roman" w:cs="Times New Roman"/>
-                <w:b w:val="0"/>
-                <w:sz w:val="22"/>
-              </w:rPr>
-              <w:t>2</w:t>
-            </w:r>
-          </w:p>
-        </w:tc>
-        <w:tc>
-          <w:tcPr>
-            <w:tcW w:type="dxa" w:w="1039"/>
-          </w:tcPr>
-          <w:p>
-            <w:pPr>
-              <w:spacing w:before="0" w:after="0" w:line="240" w:lineRule="auto"/>
-              <w:ind w:firstLine="0"/>
-              <w:jc w:val="center"/>
-            </w:pPr>
-            <w:r>
-              <w:rPr>
-                <w:rFonts w:ascii="Times New Roman" w:hAnsi="Times New Roman" w:eastAsia="Times New Roman" w:cs="Times New Roman"/>
-                <w:b w:val="0"/>
-                <w:sz w:val="22"/>
-              </w:rPr>
-              <w:t>1</w:t>
-            </w:r>
-          </w:p>
-        </w:tc>
-        <w:tc>
-          <w:tcPr>
-            <w:tcW w:type="dxa" w:w="1039"/>
-          </w:tcPr>
-          <w:p>
-            <w:pPr>
-              <w:spacing w:before="0" w:after="0" w:line="240" w:lineRule="auto"/>
-              <w:ind w:firstLine="0"/>
-              <w:jc w:val="center"/>
-            </w:pPr>
-            <w:r>
-              <w:rPr>
-                <w:rFonts w:ascii="Times New Roman" w:hAnsi="Times New Roman" w:eastAsia="Times New Roman" w:cs="Times New Roman"/>
-                <w:b w:val="0"/>
-                <w:sz w:val="22"/>
-              </w:rPr>
-              <w:t>1</w:t>
-            </w:r>
-          </w:p>
-        </w:tc>
-        <w:tc>
-          <w:tcPr>
-            <w:tcW w:type="dxa" w:w="1039"/>
-          </w:tcPr>
-          <w:p>
-            <w:pPr>
-              <w:spacing w:before="0" w:after="0" w:line="240" w:lineRule="auto"/>
-              <w:ind w:firstLine="0"/>
-              <w:jc w:val="center"/>
-            </w:pPr>
-            <w:r>
-              <w:rPr>
-                <w:rFonts w:ascii="Times New Roman" w:hAnsi="Times New Roman" w:eastAsia="Times New Roman" w:cs="Times New Roman"/>
-                <w:b w:val="0"/>
-                <w:sz w:val="22"/>
-              </w:rPr>
-              <w:t>0</w:t>
-            </w:r>
-          </w:p>
-        </w:tc>
-      </w:tr>
-      <w:tr>
-        <w:tc>
-          <w:tcPr>
-            <w:tcW w:type="dxa" w:w="5197"/>
-          </w:tcPr>
-          <w:p>
-            <w:pPr>
-              <w:spacing w:before="0" w:after="0" w:line="240" w:lineRule="auto"/>
-              <w:ind w:firstLine="0"/>
-              <w:jc w:val="left"/>
-            </w:pPr>
-            <w:r>
-              <w:rPr>
-                <w:rFonts w:ascii="Times New Roman" w:hAnsi="Times New Roman" w:eastAsia="Times New Roman" w:cs="Times New Roman"/>
-                <w:b w:val="0"/>
-                <w:sz w:val="22"/>
-              </w:rPr>
-              <w:t xml:space="preserve">   тема 1.2. Переменные и типы данных</w:t>
-            </w:r>
-          </w:p>
-        </w:tc>
-        <w:tc>
-          <w:tcPr>
-            <w:tcW w:type="dxa" w:w="1039"/>
-          </w:tcPr>
-          <w:p>
-            <w:pPr>
-              <w:spacing w:before="0" w:after="0" w:line="240" w:lineRule="auto"/>
-              <w:ind w:firstLine="0"/>
-              <w:jc w:val="center"/>
-            </w:pPr>
-            <w:r>
-              <w:rPr>
-                <w:rFonts w:ascii="Times New Roman" w:hAnsi="Times New Roman" w:eastAsia="Times New Roman" w:cs="Times New Roman"/>
-                <w:b w:val="0"/>
-                <w:sz w:val="22"/>
-              </w:rPr>
-              <w:t>2</w:t>
-            </w:r>
-          </w:p>
-        </w:tc>
-        <w:tc>
-          <w:tcPr>
-            <w:tcW w:type="dxa" w:w="1039"/>
-          </w:tcPr>
-          <w:p>
-            <w:pPr>
-              <w:spacing w:before="0" w:after="0" w:line="240" w:lineRule="auto"/>
-              <w:ind w:firstLine="0"/>
-              <w:jc w:val="center"/>
-            </w:pPr>
-            <w:r>
-              <w:rPr>
-                <w:rFonts w:ascii="Times New Roman" w:hAnsi="Times New Roman" w:eastAsia="Times New Roman" w:cs="Times New Roman"/>
-                <w:b w:val="0"/>
-                <w:sz w:val="22"/>
-              </w:rPr>
-              <w:t>1</w:t>
-            </w:r>
-          </w:p>
-        </w:tc>
-        <w:tc>
-          <w:tcPr>
-            <w:tcW w:type="dxa" w:w="1039"/>
-          </w:tcPr>
-          <w:p>
-            <w:pPr>
-              <w:spacing w:before="0" w:after="0" w:line="240" w:lineRule="auto"/>
-              <w:ind w:firstLine="0"/>
-              <w:jc w:val="center"/>
-            </w:pPr>
-            <w:r>
-              <w:rPr>
-                <w:rFonts w:ascii="Times New Roman" w:hAnsi="Times New Roman" w:eastAsia="Times New Roman" w:cs="Times New Roman"/>
-                <w:b w:val="0"/>
-                <w:sz w:val="22"/>
-              </w:rPr>
-              <w:t>1</w:t>
-            </w:r>
-          </w:p>
-        </w:tc>
-        <w:tc>
-          <w:tcPr>
-            <w:tcW w:type="dxa" w:w="1039"/>
-          </w:tcPr>
-          <w:p>
-            <w:pPr>
-              <w:spacing w:before="0" w:after="0" w:line="240" w:lineRule="auto"/>
-              <w:ind w:firstLine="0"/>
-              <w:jc w:val="center"/>
-            </w:pPr>
-            <w:r>
-              <w:rPr>
-                <w:rFonts w:ascii="Times New Roman" w:hAnsi="Times New Roman" w:eastAsia="Times New Roman" w:cs="Times New Roman"/>
-                <w:b w:val="0"/>
-                <w:sz w:val="22"/>
-              </w:rPr>
-              <w:t>0</w:t>
-            </w:r>
-          </w:p>
-        </w:tc>
-      </w:tr>
-      <w:tr>
-        <w:tc>
-          <w:tcPr>
-            <w:tcW w:type="dxa" w:w="5197"/>
-          </w:tcPr>
-          <w:p>
-            <w:pPr>
-              <w:spacing w:before="0" w:after="0" w:line="240" w:lineRule="auto"/>
-              <w:ind w:firstLine="0"/>
-              <w:jc w:val="left"/>
-            </w:pPr>
-            <w:r>
-              <w:rPr>
-                <w:rFonts w:ascii="Times New Roman" w:hAnsi="Times New Roman" w:eastAsia="Times New Roman" w:cs="Times New Roman"/>
-                <w:b w:val="0"/>
-                <w:sz w:val="22"/>
-              </w:rPr>
-              <w:t xml:space="preserve">   тема 1.3. Условия: программа принимает решения</w:t>
-            </w:r>
-          </w:p>
-        </w:tc>
-        <w:tc>
-          <w:tcPr>
-            <w:tcW w:type="dxa" w:w="1039"/>
-          </w:tcPr>
-          <w:p>
-            <w:pPr>
-              <w:spacing w:before="0" w:after="0" w:line="240" w:lineRule="auto"/>
-              <w:ind w:firstLine="0"/>
-              <w:jc w:val="center"/>
-            </w:pPr>
-            <w:r>
-              <w:rPr>
-                <w:rFonts w:ascii="Times New Roman" w:hAnsi="Times New Roman" w:eastAsia="Times New Roman" w:cs="Times New Roman"/>
-                <w:b w:val="0"/>
-                <w:sz w:val="22"/>
-              </w:rPr>
-              <w:t>2</w:t>
-            </w:r>
-          </w:p>
-        </w:tc>
-        <w:tc>
-          <w:tcPr>
-            <w:tcW w:type="dxa" w:w="1039"/>
-          </w:tcPr>
-          <w:p>
-            <w:pPr>
-              <w:spacing w:before="0" w:after="0" w:line="240" w:lineRule="auto"/>
-              <w:ind w:firstLine="0"/>
-              <w:jc w:val="center"/>
-            </w:pPr>
-            <w:r>
-              <w:rPr>
-                <w:rFonts w:ascii="Times New Roman" w:hAnsi="Times New Roman" w:eastAsia="Times New Roman" w:cs="Times New Roman"/>
-                <w:b w:val="0"/>
-                <w:sz w:val="22"/>
-              </w:rPr>
-              <w:t>1</w:t>
-            </w:r>
-          </w:p>
-        </w:tc>
-        <w:tc>
-          <w:tcPr>
-            <w:tcW w:type="dxa" w:w="1039"/>
-          </w:tcPr>
-          <w:p>
-            <w:pPr>
-              <w:spacing w:before="0" w:after="0" w:line="240" w:lineRule="auto"/>
-              <w:ind w:firstLine="0"/>
-              <w:jc w:val="center"/>
-            </w:pPr>
-            <w:r>
-              <w:rPr>
-                <w:rFonts w:ascii="Times New Roman" w:hAnsi="Times New Roman" w:eastAsia="Times New Roman" w:cs="Times New Roman"/>
-                <w:b w:val="0"/>
-                <w:sz w:val="22"/>
-              </w:rPr>
-              <w:t>1</w:t>
-            </w:r>
-          </w:p>
-        </w:tc>
-        <w:tc>
-          <w:tcPr>
-            <w:tcW w:type="dxa" w:w="1039"/>
-          </w:tcPr>
-          <w:p>
-            <w:pPr>
-              <w:spacing w:before="0" w:after="0" w:line="240" w:lineRule="auto"/>
-              <w:ind w:firstLine="0"/>
-              <w:jc w:val="center"/>
-            </w:pPr>
-            <w:r>
-              <w:rPr>
-                <w:rFonts w:ascii="Times New Roman" w:hAnsi="Times New Roman" w:eastAsia="Times New Roman" w:cs="Times New Roman"/>
-                <w:b w:val="0"/>
-                <w:sz w:val="22"/>
-              </w:rPr>
-              <w:t>0</w:t>
-            </w:r>
-          </w:p>
-        </w:tc>
-      </w:tr>
-      <w:tr>
-        <w:tc>
-          <w:tcPr>
-            <w:tcW w:type="dxa" w:w="5197"/>
-          </w:tcPr>
-          <w:p>
-            <w:pPr>
-              <w:spacing w:before="0" w:after="0" w:line="240" w:lineRule="auto"/>
-              <w:ind w:firstLine="0"/>
-              <w:jc w:val="left"/>
-            </w:pPr>
-            <w:r>
-              <w:rPr>
-                <w:rFonts w:ascii="Times New Roman" w:hAnsi="Times New Roman" w:eastAsia="Times New Roman" w:cs="Times New Roman"/>
-                <w:b w:val="0"/>
-                <w:sz w:val="22"/>
-              </w:rPr>
-              <w:t>Модуль 2. Циклы и списки</w:t>
-            </w:r>
-          </w:p>
-        </w:tc>
-        <w:tc>
-          <w:tcPr>
-            <w:tcW w:type="dxa" w:w="1039"/>
-          </w:tcPr>
-          <w:p>
-            <w:pPr>
-              <w:spacing w:before="0" w:after="0" w:line="240" w:lineRule="auto"/>
-              <w:ind w:firstLine="0"/>
-              <w:jc w:val="center"/>
-            </w:pPr>
-            <w:r>
-              <w:rPr>
-                <w:rFonts w:ascii="Times New Roman" w:hAnsi="Times New Roman" w:eastAsia="Times New Roman" w:cs="Times New Roman"/>
-                <w:b w:val="0"/>
-                <w:sz w:val="22"/>
-              </w:rPr>
-              <w:t>4</w:t>
-            </w:r>
-          </w:p>
-        </w:tc>
-        <w:tc>
-          <w:tcPr>
-            <w:tcW w:type="dxa" w:w="1039"/>
-          </w:tcPr>
-          <w:p>
-            <w:pPr>
-              <w:spacing w:before="0" w:after="0" w:line="240" w:lineRule="auto"/>
-              <w:ind w:firstLine="0"/>
-              <w:jc w:val="center"/>
-            </w:pPr>
-            <w:r>
-              <w:rPr>
-                <w:rFonts w:ascii="Times New Roman" w:hAnsi="Times New Roman" w:eastAsia="Times New Roman" w:cs="Times New Roman"/>
-                <w:b w:val="0"/>
-                <w:sz w:val="22"/>
-              </w:rPr>
-              <w:t>2</w:t>
-            </w:r>
-          </w:p>
-        </w:tc>
-        <w:tc>
-          <w:tcPr>
-            <w:tcW w:type="dxa" w:w="1039"/>
-          </w:tcPr>
-          <w:p>
-            <w:pPr>
-              <w:spacing w:before="0" w:after="0" w:line="240" w:lineRule="auto"/>
-              <w:ind w:firstLine="0"/>
-              <w:jc w:val="center"/>
-            </w:pPr>
-            <w:r>
-              <w:rPr>
-                <w:rFonts w:ascii="Times New Roman" w:hAnsi="Times New Roman" w:eastAsia="Times New Roman" w:cs="Times New Roman"/>
-                <w:b w:val="0"/>
-                <w:sz w:val="22"/>
-              </w:rPr>
-              <w:t>2</w:t>
-            </w:r>
-          </w:p>
-        </w:tc>
-        <w:tc>
-          <w:tcPr>
-            <w:tcW w:type="dxa" w:w="1039"/>
-          </w:tcPr>
-          <w:p>
-            <w:pPr>
-              <w:spacing w:before="0" w:after="0" w:line="240" w:lineRule="auto"/>
-              <w:ind w:firstLine="0"/>
-              <w:jc w:val="center"/>
-            </w:pPr>
-            <w:r>
-              <w:rPr>
-                <w:rFonts w:ascii="Times New Roman" w:hAnsi="Times New Roman" w:eastAsia="Times New Roman" w:cs="Times New Roman"/>
-                <w:b w:val="0"/>
-                <w:sz w:val="22"/>
-              </w:rPr>
-              <w:t>0</w:t>
-            </w:r>
-          </w:p>
-        </w:tc>
-      </w:tr>
-      <w:tr>
-        <w:tc>
-          <w:tcPr>
-            <w:tcW w:type="dxa" w:w="5197"/>
-          </w:tcPr>
-          <w:p>
-            <w:pPr>
-              <w:spacing w:before="0" w:after="0" w:line="240" w:lineRule="auto"/>
-              <w:ind w:firstLine="0"/>
-              <w:jc w:val="left"/>
-            </w:pPr>
-            <w:r>
-              <w:rPr>
-                <w:rFonts w:ascii="Times New Roman" w:hAnsi="Times New Roman" w:eastAsia="Times New Roman" w:cs="Times New Roman"/>
-                <w:b w:val="0"/>
-                <w:sz w:val="22"/>
-              </w:rPr>
-              <w:t xml:space="preserve">   тема 2.1. Циклы: повторяем действия</w:t>
-            </w:r>
-          </w:p>
-        </w:tc>
-        <w:tc>
-          <w:tcPr>
-            <w:tcW w:type="dxa" w:w="1039"/>
-          </w:tcPr>
-          <w:p>
-            <w:pPr>
-              <w:spacing w:before="0" w:after="0" w:line="240" w:lineRule="auto"/>
-              <w:ind w:firstLine="0"/>
-              <w:jc w:val="center"/>
-            </w:pPr>
-            <w:r>
-              <w:rPr>
-                <w:rFonts w:ascii="Times New Roman" w:hAnsi="Times New Roman" w:eastAsia="Times New Roman" w:cs="Times New Roman"/>
-                <w:b w:val="0"/>
-                <w:sz w:val="22"/>
-              </w:rPr>
-              <w:t>2</w:t>
-            </w:r>
-          </w:p>
-        </w:tc>
-        <w:tc>
-          <w:tcPr>
-            <w:tcW w:type="dxa" w:w="1039"/>
-          </w:tcPr>
-          <w:p>
-            <w:pPr>
-              <w:spacing w:before="0" w:after="0" w:line="240" w:lineRule="auto"/>
-              <w:ind w:firstLine="0"/>
-              <w:jc w:val="center"/>
-            </w:pPr>
-            <w:r>
-              <w:rPr>
-                <w:rFonts w:ascii="Times New Roman" w:hAnsi="Times New Roman" w:eastAsia="Times New Roman" w:cs="Times New Roman"/>
-                <w:b w:val="0"/>
-                <w:sz w:val="22"/>
-              </w:rPr>
-              <w:t>1</w:t>
-            </w:r>
-          </w:p>
-        </w:tc>
-        <w:tc>
-          <w:tcPr>
-            <w:tcW w:type="dxa" w:w="1039"/>
-          </w:tcPr>
-          <w:p>
-            <w:pPr>
-              <w:spacing w:before="0" w:after="0" w:line="240" w:lineRule="auto"/>
-              <w:ind w:firstLine="0"/>
-              <w:jc w:val="center"/>
-            </w:pPr>
-            <w:r>
-              <w:rPr>
-                <w:rFonts w:ascii="Times New Roman" w:hAnsi="Times New Roman" w:eastAsia="Times New Roman" w:cs="Times New Roman"/>
-                <w:b w:val="0"/>
-                <w:sz w:val="22"/>
-              </w:rPr>
-              <w:t>1</w:t>
-            </w:r>
-          </w:p>
-        </w:tc>
-        <w:tc>
-          <w:tcPr>
-            <w:tcW w:type="dxa" w:w="1039"/>
-          </w:tcPr>
-          <w:p>
-            <w:pPr>
-              <w:spacing w:before="0" w:after="0" w:line="240" w:lineRule="auto"/>
-              <w:ind w:firstLine="0"/>
-              <w:jc w:val="center"/>
-            </w:pPr>
-            <w:r>
-              <w:rPr>
-                <w:rFonts w:ascii="Times New Roman" w:hAnsi="Times New Roman" w:eastAsia="Times New Roman" w:cs="Times New Roman"/>
-                <w:b w:val="0"/>
-                <w:sz w:val="22"/>
-              </w:rPr>
-              <w:t>0</w:t>
-            </w:r>
-          </w:p>
-        </w:tc>
-      </w:tr>
-      <w:tr>
-        <w:tc>
-          <w:tcPr>
-            <w:tcW w:type="dxa" w:w="5197"/>
-          </w:tcPr>
-          <w:p>
-            <w:pPr>
-              <w:spacing w:before="0" w:after="0" w:line="240" w:lineRule="auto"/>
-              <w:ind w:firstLine="0"/>
-              <w:jc w:val="left"/>
-            </w:pPr>
-            <w:r>
-              <w:rPr>
-                <w:rFonts w:ascii="Times New Roman" w:hAnsi="Times New Roman" w:eastAsia="Times New Roman" w:cs="Times New Roman"/>
-                <w:b w:val="0"/>
-                <w:sz w:val="22"/>
-              </w:rPr>
-              <w:t xml:space="preserve">   тема 2.2. Списки и простые функции</w:t>
-            </w:r>
-          </w:p>
-        </w:tc>
-        <w:tc>
-          <w:tcPr>
-            <w:tcW w:type="dxa" w:w="1039"/>
-          </w:tcPr>
-          <w:p>
-            <w:pPr>
-              <w:spacing w:before="0" w:after="0" w:line="240" w:lineRule="auto"/>
-              <w:ind w:firstLine="0"/>
-              <w:jc w:val="center"/>
-            </w:pPr>
-            <w:r>
-              <w:rPr>
-                <w:rFonts w:ascii="Times New Roman" w:hAnsi="Times New Roman" w:eastAsia="Times New Roman" w:cs="Times New Roman"/>
-                <w:b w:val="0"/>
-                <w:sz w:val="22"/>
-              </w:rPr>
-              <w:t>2</w:t>
-            </w:r>
-          </w:p>
-        </w:tc>
-        <w:tc>
-          <w:tcPr>
-            <w:tcW w:type="dxa" w:w="1039"/>
-          </w:tcPr>
-          <w:p>
-            <w:pPr>
-              <w:spacing w:before="0" w:after="0" w:line="240" w:lineRule="auto"/>
-              <w:ind w:firstLine="0"/>
-              <w:jc w:val="center"/>
-            </w:pPr>
-            <w:r>
-              <w:rPr>
-                <w:rFonts w:ascii="Times New Roman" w:hAnsi="Times New Roman" w:eastAsia="Times New Roman" w:cs="Times New Roman"/>
-                <w:b w:val="0"/>
-                <w:sz w:val="22"/>
-              </w:rPr>
-              <w:t>1</w:t>
-            </w:r>
-          </w:p>
-        </w:tc>
-        <w:tc>
-          <w:tcPr>
-            <w:tcW w:type="dxa" w:w="1039"/>
-          </w:tcPr>
-          <w:p>
-            <w:pPr>
-              <w:spacing w:before="0" w:after="0" w:line="240" w:lineRule="auto"/>
-              <w:ind w:firstLine="0"/>
-              <w:jc w:val="center"/>
-            </w:pPr>
-            <w:r>
-              <w:rPr>
-                <w:rFonts w:ascii="Times New Roman" w:hAnsi="Times New Roman" w:eastAsia="Times New Roman" w:cs="Times New Roman"/>
-                <w:b w:val="0"/>
-                <w:sz w:val="22"/>
-              </w:rPr>
-              <w:t>1</w:t>
-            </w:r>
-          </w:p>
-        </w:tc>
-        <w:tc>
-          <w:tcPr>
-            <w:tcW w:type="dxa" w:w="1039"/>
-          </w:tcPr>
-          <w:p>
-            <w:pPr>
-              <w:spacing w:before="0" w:after="0" w:line="240" w:lineRule="auto"/>
-              <w:ind w:firstLine="0"/>
-              <w:jc w:val="center"/>
-            </w:pPr>
-            <w:r>
-              <w:rPr>
-                <w:rFonts w:ascii="Times New Roman" w:hAnsi="Times New Roman" w:eastAsia="Times New Roman" w:cs="Times New Roman"/>
-                <w:b w:val="0"/>
-                <w:sz w:val="22"/>
-              </w:rPr>
-              <w:t>0</w:t>
-            </w:r>
-          </w:p>
-        </w:tc>
-      </w:tr>
-      <w:tr>
-        <w:tc>
-          <w:tcPr>
-            <w:tcW w:type="dxa" w:w="5197"/>
-          </w:tcPr>
-          <w:p>
-            <w:pPr>
-              <w:spacing w:before="0" w:after="0" w:line="240" w:lineRule="auto"/>
-              <w:ind w:firstLine="0"/>
-              <w:jc w:val="left"/>
-            </w:pPr>
-            <w:r>
-              <w:rPr>
-                <w:rFonts w:ascii="Times New Roman" w:hAnsi="Times New Roman" w:eastAsia="Times New Roman" w:cs="Times New Roman"/>
-                <w:b w:val="0"/>
-                <w:sz w:val="22"/>
-              </w:rPr>
-              <w:t>Модуль 3. Мини-проект: игра или чат-бот</w:t>
-            </w:r>
-          </w:p>
-        </w:tc>
-        <w:tc>
-          <w:tcPr>
-            <w:tcW w:type="dxa" w:w="1039"/>
-          </w:tcPr>
-          <w:p>
-            <w:pPr>
-              <w:spacing w:before="0" w:after="0" w:line="240" w:lineRule="auto"/>
-              <w:ind w:firstLine="0"/>
-              <w:jc w:val="center"/>
-            </w:pPr>
-            <w:r>
-              <w:rPr>
-                <w:rFonts w:ascii="Times New Roman" w:hAnsi="Times New Roman" w:eastAsia="Times New Roman" w:cs="Times New Roman"/>
-                <w:b w:val="0"/>
-                <w:sz w:val="22"/>
-              </w:rPr>
-              <w:t>4</w:t>
-            </w:r>
-          </w:p>
-        </w:tc>
-        <w:tc>
-          <w:tcPr>
-            <w:tcW w:type="dxa" w:w="1039"/>
-          </w:tcPr>
-          <w:p>
-            <w:pPr>
-              <w:spacing w:before="0" w:after="0" w:line="240" w:lineRule="auto"/>
-              <w:ind w:firstLine="0"/>
-              <w:jc w:val="center"/>
-            </w:pPr>
-            <w:r>
-              <w:rPr>
-                <w:rFonts w:ascii="Times New Roman" w:hAnsi="Times New Roman" w:eastAsia="Times New Roman" w:cs="Times New Roman"/>
-                <w:b w:val="0"/>
-                <w:sz w:val="22"/>
-              </w:rPr>
-              <w:t>1</w:t>
-            </w:r>
-          </w:p>
-        </w:tc>
-        <w:tc>
-          <w:tcPr>
-            <w:tcW w:type="dxa" w:w="1039"/>
-          </w:tcPr>
-          <w:p>
-            <w:pPr>
-              <w:spacing w:before="0" w:after="0" w:line="240" w:lineRule="auto"/>
-              <w:ind w:firstLine="0"/>
-              <w:jc w:val="center"/>
-            </w:pPr>
-            <w:r>
-              <w:rPr>
-                <w:rFonts w:ascii="Times New Roman" w:hAnsi="Times New Roman" w:eastAsia="Times New Roman" w:cs="Times New Roman"/>
-                <w:b w:val="0"/>
-                <w:sz w:val="22"/>
-              </w:rPr>
-              <w:t>3</w:t>
-            </w:r>
-          </w:p>
-        </w:tc>
-        <w:tc>
-          <w:tcPr>
-            <w:tcW w:type="dxa" w:w="1039"/>
-          </w:tcPr>
-          <w:p>
-            <w:pPr>
-              <w:spacing w:before="0" w:after="0" w:line="240" w:lineRule="auto"/>
-              <w:ind w:firstLine="0"/>
-              <w:jc w:val="center"/>
-            </w:pPr>
-            <w:r>
-              <w:rPr>
-                <w:rFonts w:ascii="Times New Roman" w:hAnsi="Times New Roman" w:eastAsia="Times New Roman" w:cs="Times New Roman"/>
-                <w:b w:val="0"/>
-                <w:sz w:val="22"/>
-              </w:rPr>
-              <w:t>0</w:t>
-            </w:r>
-          </w:p>
-        </w:tc>
-      </w:tr>
-      <w:tr>
-        <w:tc>
-          <w:tcPr>
-            <w:tcW w:type="dxa" w:w="5197"/>
-          </w:tcPr>
-          <w:p>
-            <w:pPr>
-              <w:spacing w:before="0" w:after="0" w:line="240" w:lineRule="auto"/>
-              <w:ind w:firstLine="0"/>
-              <w:jc w:val="left"/>
-            </w:pPr>
-            <w:r>
-              <w:rPr>
-                <w:rFonts w:ascii="Times New Roman" w:hAnsi="Times New Roman" w:eastAsia="Times New Roman" w:cs="Times New Roman"/>
-                <w:b w:val="0"/>
-                <w:sz w:val="22"/>
-              </w:rPr>
-              <w:t xml:space="preserve">   тема 3.1. Планирование проекта</w:t>
-            </w:r>
-          </w:p>
-        </w:tc>
-        <w:tc>
-          <w:tcPr>
-            <w:tcW w:type="dxa" w:w="1039"/>
-          </w:tcPr>
-          <w:p>
-            <w:pPr>
-              <w:spacing w:before="0" w:after="0" w:line="240" w:lineRule="auto"/>
-              <w:ind w:firstLine="0"/>
-              <w:jc w:val="center"/>
-            </w:pPr>
-            <w:r>
-              <w:rPr>
-                <w:rFonts w:ascii="Times New Roman" w:hAnsi="Times New Roman" w:eastAsia="Times New Roman" w:cs="Times New Roman"/>
-                <w:b w:val="0"/>
-                <w:sz w:val="22"/>
-              </w:rPr>
-              <w:t>2</w:t>
-            </w:r>
-          </w:p>
-        </w:tc>
-        <w:tc>
-          <w:tcPr>
-            <w:tcW w:type="dxa" w:w="1039"/>
-          </w:tcPr>
-          <w:p>
-            <w:pPr>
-              <w:spacing w:before="0" w:after="0" w:line="240" w:lineRule="auto"/>
-              <w:ind w:firstLine="0"/>
-              <w:jc w:val="center"/>
-            </w:pPr>
-            <w:r>
-              <w:rPr>
-                <w:rFonts w:ascii="Times New Roman" w:hAnsi="Times New Roman" w:eastAsia="Times New Roman" w:cs="Times New Roman"/>
-                <w:b w:val="0"/>
-                <w:sz w:val="22"/>
-              </w:rPr>
-              <w:t>0,5</w:t>
-            </w:r>
-          </w:p>
-        </w:tc>
-        <w:tc>
-          <w:tcPr>
-            <w:tcW w:type="dxa" w:w="1039"/>
-          </w:tcPr>
-          <w:p>
-            <w:pPr>
-              <w:spacing w:before="0" w:after="0" w:line="240" w:lineRule="auto"/>
-              <w:ind w:firstLine="0"/>
-              <w:jc w:val="center"/>
-            </w:pPr>
-            <w:r>
-              <w:rPr>
-                <w:rFonts w:ascii="Times New Roman" w:hAnsi="Times New Roman" w:eastAsia="Times New Roman" w:cs="Times New Roman"/>
-                <w:b w:val="0"/>
-                <w:sz w:val="22"/>
-              </w:rPr>
-              <w:t>1,5</w:t>
-            </w:r>
-          </w:p>
-        </w:tc>
-        <w:tc>
-          <w:tcPr>
-            <w:tcW w:type="dxa" w:w="1039"/>
-          </w:tcPr>
-          <w:p>
-            <w:pPr>
-              <w:spacing w:before="0" w:after="0" w:line="240" w:lineRule="auto"/>
-              <w:ind w:firstLine="0"/>
-              <w:jc w:val="center"/>
-            </w:pPr>
-            <w:r>
-              <w:rPr>
-                <w:rFonts w:ascii="Times New Roman" w:hAnsi="Times New Roman" w:eastAsia="Times New Roman" w:cs="Times New Roman"/>
-                <w:b w:val="0"/>
-                <w:sz w:val="22"/>
-              </w:rPr>
-              <w:t>0</w:t>
-            </w:r>
-          </w:p>
-        </w:tc>
-      </w:tr>
-      <w:tr>
-        <w:tc>
-          <w:tcPr>
-            <w:tcW w:type="dxa" w:w="5197"/>
-          </w:tcPr>
-          <w:p>
-            <w:pPr>
-              <w:spacing w:before="0" w:after="0" w:line="240" w:lineRule="auto"/>
-              <w:ind w:firstLine="0"/>
-              <w:jc w:val="left"/>
-            </w:pPr>
-            <w:r>
-              <w:rPr>
-                <w:rFonts w:ascii="Times New Roman" w:hAnsi="Times New Roman" w:eastAsia="Times New Roman" w:cs="Times New Roman"/>
-                <w:b w:val="0"/>
-                <w:sz w:val="22"/>
-              </w:rPr>
-              <w:t xml:space="preserve">   тема 3.2. Разработка и отладка проекта</w:t>
-            </w:r>
-          </w:p>
-        </w:tc>
-        <w:tc>
-          <w:tcPr>
-            <w:tcW w:type="dxa" w:w="1039"/>
-          </w:tcPr>
-          <w:p>
-            <w:pPr>
-              <w:spacing w:before="0" w:after="0" w:line="240" w:lineRule="auto"/>
-              <w:ind w:firstLine="0"/>
-              <w:jc w:val="center"/>
-            </w:pPr>
-            <w:r>
-              <w:rPr>
-                <w:rFonts w:ascii="Times New Roman" w:hAnsi="Times New Roman" w:eastAsia="Times New Roman" w:cs="Times New Roman"/>
-                <w:b w:val="0"/>
-                <w:sz w:val="22"/>
-              </w:rPr>
-              <w:t>2</w:t>
-            </w:r>
-          </w:p>
-        </w:tc>
-        <w:tc>
-          <w:tcPr>
-            <w:tcW w:type="dxa" w:w="1039"/>
-          </w:tcPr>
-          <w:p>
-            <w:pPr>
-              <w:spacing w:before="0" w:after="0" w:line="240" w:lineRule="auto"/>
-              <w:ind w:firstLine="0"/>
-              <w:jc w:val="center"/>
-            </w:pPr>
-            <w:r>
-              <w:rPr>
-                <w:rFonts w:ascii="Times New Roman" w:hAnsi="Times New Roman" w:eastAsia="Times New Roman" w:cs="Times New Roman"/>
-                <w:b w:val="0"/>
-                <w:sz w:val="22"/>
-              </w:rPr>
-              <w:t>0,5</w:t>
-            </w:r>
-          </w:p>
-        </w:tc>
-        <w:tc>
-          <w:tcPr>
-            <w:tcW w:type="dxa" w:w="1039"/>
-          </w:tcPr>
-          <w:p>
-            <w:pPr>
-              <w:spacing w:before="0" w:after="0" w:line="240" w:lineRule="auto"/>
-              <w:ind w:firstLine="0"/>
-              <w:jc w:val="center"/>
-            </w:pPr>
-            <w:r>
-              <w:rPr>
-                <w:rFonts w:ascii="Times New Roman" w:hAnsi="Times New Roman" w:eastAsia="Times New Roman" w:cs="Times New Roman"/>
-                <w:b w:val="0"/>
-                <w:sz w:val="22"/>
-              </w:rPr>
-              <w:t>1,5</w:t>
-            </w:r>
-          </w:p>
-        </w:tc>
-        <w:tc>
-          <w:tcPr>
-            <w:tcW w:type="dxa" w:w="1039"/>
-          </w:tcPr>
-          <w:p>
-            <w:pPr>
-              <w:spacing w:before="0" w:after="0" w:line="240" w:lineRule="auto"/>
-              <w:ind w:firstLine="0"/>
-              <w:jc w:val="center"/>
-            </w:pPr>
-            <w:r>
-              <w:rPr>
-                <w:rFonts w:ascii="Times New Roman" w:hAnsi="Times New Roman" w:eastAsia="Times New Roman" w:cs="Times New Roman"/>
-                <w:b w:val="0"/>
-                <w:sz w:val="22"/>
-              </w:rPr>
-              <w:t>0</w:t>
-            </w:r>
-          </w:p>
-        </w:tc>
-      </w:tr>
-      <w:tr>
-        <w:tc>
-          <w:tcPr>
-            <w:tcW w:type="dxa" w:w="5197"/>
-          </w:tcPr>
-          <w:p>
-            <w:pPr>
-              <w:spacing w:before="0" w:after="0" w:line="240" w:lineRule="auto"/>
-              <w:ind w:firstLine="0"/>
-              <w:jc w:val="left"/>
-            </w:pPr>
-            <w:r>
-              <w:rPr>
-                <w:rFonts w:ascii="Times New Roman" w:hAnsi="Times New Roman" w:eastAsia="Times New Roman" w:cs="Times New Roman"/>
-                <w:b/>
-                <w:sz w:val="22"/>
-              </w:rPr>
-              <w:t>Итоговая аттестация</w:t>
-            </w:r>
-          </w:p>
-        </w:tc>
-        <w:tc>
-          <w:tcPr>
-            <w:tcW w:type="dxa" w:w="1039"/>
-          </w:tcPr>
-          <w:p>
-            <w:pPr>
-              <w:spacing w:before="0" w:after="0" w:line="240" w:lineRule="auto"/>
-              <w:ind w:firstLine="0"/>
-              <w:jc w:val="center"/>
-            </w:pPr>
-            <w:r>
-              <w:rPr>
-                <w:rFonts w:ascii="Times New Roman" w:hAnsi="Times New Roman" w:eastAsia="Times New Roman" w:cs="Times New Roman"/>
-                <w:b/>
-                <w:sz w:val="22"/>
-              </w:rPr>
-              <w:t>2</w:t>
-            </w:r>
-          </w:p>
-        </w:tc>
-        <w:tc>
-          <w:tcPr>
-            <w:tcW w:type="dxa" w:w="1039"/>
-          </w:tcPr>
-          <w:p>
-            <w:pPr>
-              <w:spacing w:before="0" w:after="0" w:line="240" w:lineRule="auto"/>
-              <w:ind w:firstLine="0"/>
-              <w:jc w:val="center"/>
-            </w:pPr>
-            <w:r>
-              <w:rPr>
-                <w:rFonts w:ascii="Times New Roman" w:hAnsi="Times New Roman" w:eastAsia="Times New Roman" w:cs="Times New Roman"/>
-                <w:b/>
-                <w:sz w:val="22"/>
-              </w:rPr>
-            </w:r>
-          </w:p>
-        </w:tc>
-        <w:tc>
-          <w:tcPr>
-            <w:tcW w:type="dxa" w:w="1039"/>
-          </w:tcPr>
-          <w:p>
-            <w:pPr>
-              <w:spacing w:before="0" w:after="0" w:line="240" w:lineRule="auto"/>
-              <w:ind w:firstLine="0"/>
-              <w:jc w:val="center"/>
-            </w:pPr>
-            <w:r>
-              <w:rPr>
-                <w:rFonts w:ascii="Times New Roman" w:hAnsi="Times New Roman" w:eastAsia="Times New Roman" w:cs="Times New Roman"/>
-                <w:b/>
-                <w:sz w:val="22"/>
-              </w:rPr>
-            </w:r>
-          </w:p>
-        </w:tc>
-        <w:tc>
-          <w:tcPr>
-            <w:tcW w:type="dxa" w:w="1039"/>
-          </w:tcPr>
-          <w:p>
-            <w:pPr>
-              <w:spacing w:before="0" w:after="0" w:line="240" w:lineRule="auto"/>
-              <w:ind w:firstLine="0"/>
-              <w:jc w:val="center"/>
-            </w:pPr>
-            <w:r>
-              <w:rPr>
-                <w:rFonts w:ascii="Times New Roman" w:hAnsi="Times New Roman" w:eastAsia="Times New Roman" w:cs="Times New Roman"/>
-                <w:b/>
-                <w:sz w:val="22"/>
-              </w:rPr>
-            </w:r>
-          </w:p>
-        </w:tc>
-      </w:tr>
-      <w:tr>
-        <w:tc>
-          <w:tcPr>
-            <w:tcW w:type="dxa" w:w="5197"/>
-          </w:tcPr>
-          <w:p>
-            <w:pPr>
-              <w:spacing w:before="0" w:after="0" w:line="240" w:lineRule="auto"/>
-              <w:ind w:firstLine="0"/>
-              <w:jc w:val="left"/>
-            </w:pPr>
-            <w:r>
-              <w:rPr>
-                <w:rFonts w:ascii="Times New Roman" w:hAnsi="Times New Roman" w:eastAsia="Times New Roman" w:cs="Times New Roman"/>
-                <w:b/>
-                <w:sz w:val="22"/>
-              </w:rPr>
-              <w:t>Итого</w:t>
-            </w:r>
-          </w:p>
-        </w:tc>
-        <w:tc>
-          <w:tcPr>
-            <w:tcW w:type="dxa" w:w="1039"/>
-          </w:tcPr>
-          <w:p>
-            <w:pPr>
-              <w:spacing w:before="0" w:after="0" w:line="240" w:lineRule="auto"/>
-              <w:ind w:firstLine="0"/>
-              <w:jc w:val="center"/>
-            </w:pPr>
-            <w:r>
-              <w:rPr>
-                <w:rFonts w:ascii="Times New Roman" w:hAnsi="Times New Roman" w:eastAsia="Times New Roman" w:cs="Times New Roman"/>
-                <w:b/>
-                <w:sz w:val="22"/>
-              </w:rPr>
-              <w:t>16</w:t>
-            </w:r>
-          </w:p>
-        </w:tc>
-        <w:tc>
-          <w:tcPr>
-            <w:tcW w:type="dxa" w:w="1039"/>
-          </w:tcPr>
-          <w:p>
-            <w:pPr>
-              <w:spacing w:before="0" w:after="0" w:line="240" w:lineRule="auto"/>
-              <w:ind w:firstLine="0"/>
-              <w:jc w:val="center"/>
-            </w:pPr>
-            <w:r>
-              <w:rPr>
-                <w:rFonts w:ascii="Times New Roman" w:hAnsi="Times New Roman" w:eastAsia="Times New Roman" w:cs="Times New Roman"/>
-                <w:b/>
-                <w:sz w:val="22"/>
-              </w:rPr>
-              <w:t>6</w:t>
-            </w:r>
-          </w:p>
-        </w:tc>
-        <w:tc>
-          <w:tcPr>
-            <w:tcW w:type="dxa" w:w="1039"/>
-          </w:tcPr>
-          <w:p>
-            <w:pPr>
-              <w:spacing w:before="0" w:after="0" w:line="240" w:lineRule="auto"/>
-              <w:ind w:firstLine="0"/>
-              <w:jc w:val="center"/>
-            </w:pPr>
-            <w:r>
-              <w:rPr>
-                <w:rFonts w:ascii="Times New Roman" w:hAnsi="Times New Roman" w:eastAsia="Times New Roman" w:cs="Times New Roman"/>
-                <w:b/>
-                <w:sz w:val="22"/>
-              </w:rPr>
-              <w:t>8</w:t>
-            </w:r>
-          </w:p>
-        </w:tc>
-        <w:tc>
-          <w:tcPr>
-            <w:tcW w:type="dxa" w:w="1039"/>
-          </w:tcPr>
-          <w:p>
-            <w:pPr>
-              <w:spacing w:before="0" w:after="0" w:line="240" w:lineRule="auto"/>
-              <w:ind w:firstLine="0"/>
-              <w:jc w:val="center"/>
-            </w:pPr>
-            <w:r>
-              <w:rPr>
-                <w:rFonts w:ascii="Times New Roman" w:hAnsi="Times New Roman" w:eastAsia="Times New Roman" w:cs="Times New Roman"/>
-                <w:b/>
-                <w:sz w:val="22"/>
-              </w:rPr>
-              <w:t>0</w:t>
-            </w:r>
-          </w:p>
-        </w:tc>
-      </w:tr>
-    </w:tbl>
-    <w:p>
-      <w:pPr>
-        <w:spacing w:before="0" w:after="0"/>
-        <w:ind w:firstLine="0"/>
-      </w:pPr>
-    </w:p>
-    <w:p>
-      <w:pPr>
-        <w:spacing w:before="0" w:after="0" w:line="360" w:lineRule="auto"/>
-        <w:ind w:firstLine="709"/>
-        <w:jc w:val="both"/>
-      </w:pPr>
-      <w:r>
-        <w:rPr>
-          <w:rFonts w:ascii="Times New Roman" w:hAnsi="Times New Roman" w:eastAsia="Times New Roman" w:cs="Times New Roman"/>
-          <w:b w:val="0"/>
-        </w:rPr>
-        <w:t>Суммы строк, разделов и итогов, шаг 0,5 ч и календарь проверены: замечаний нет.</w:t>
-      </w:r>
-    </w:p>
-    <w:p>
-      <w:pPr>
-        <w:keepNext/>
-        <w:spacing w:before="0" w:after="0" w:line="360" w:lineRule="auto"/>
-        <w:ind w:firstLine="709"/>
-        <w:jc w:val="left"/>
-      </w:pPr>
-      <w:r>
-        <w:rPr>
-          <w:rFonts w:ascii="Times New Roman" w:hAnsi="Times New Roman" w:eastAsia="Times New Roman" w:cs="Times New Roman"/>
-          <w:b/>
-        </w:rPr>
-        <w:t>Покрытие результатов обучения</w:t>
-      </w:r>
-    </w:p>
-    <w:p>
-      <w:pPr>
-        <w:spacing w:before="0" w:after="0" w:line="360" w:lineRule="auto"/>
-        <w:ind w:firstLine="709"/>
-        <w:jc w:val="both"/>
-      </w:pPr>
-      <w:r>
-        <w:rPr>
-          <w:rFonts w:ascii="Times New Roman" w:hAnsi="Times New Roman" w:eastAsia="Times New Roman" w:cs="Times New Roman"/>
-          <w:b w:val="0"/>
-        </w:rPr>
-        <w:t>6 из 6 результатов обучения раскрыты в темах и проверяются двумя и более оценочными средствами (вопросы теста, практические задания, вопросы собеседования, итоговая аттестация).</w:t>
-      </w:r>
-    </w:p>
-    <w:tbl>
-      <w:tblPr>
-        <w:tblLook w:firstColumn="1" w:firstRow="1" w:lastColumn="0" w:lastRow="0" w:noHBand="0" w:noVBand="1" w:val="04A0"/>
-        <w:tblW w:w="9353" w:type="dxa"/>
-        <w:tblLayout w:type="fixed"/>
-        <w:tblBorders>
-          <w:top w:val="single" w:sz="4" w:space="0" w:color="000000"/>
-          <w:left w:val="single" w:sz="4" w:space="0" w:color="000000"/>
-          <w:bottom w:val="single" w:sz="4" w:space="0" w:color="000000"/>
-          <w:right w:val="single" w:sz="4" w:space="0" w:color="000000"/>
-          <w:insideH w:val="single" w:sz="4" w:space="0" w:color="000000"/>
-          <w:insideV w:val="single" w:sz="4" w:space="0" w:color="000000"/>
-        </w:tblBorders>
-        <w:tblCellMar>
-          <w:top w:w="60" w:type="dxa"/>
-          <w:left w:w="90" w:type="dxa"/>
-          <w:bottom w:w="60" w:type="dxa"/>
-          <w:right w:w="90" w:type="dxa"/>
-        </w:tblCellMar>
-      </w:tblPr>
-      <w:tblGrid>
-        <w:gridCol w:w="4317"/>
-        <w:gridCol w:w="1439"/>
-        <w:gridCol w:w="2158"/>
-        <w:gridCol w:w="1439"/>
-      </w:tblGrid>
-      <w:tr>
-        <w:trPr>
-          <w:tblHeader/>
-        </w:trPr>
-        <w:tc>
-          <w:tcPr>
-            <w:tcW w:type="dxa" w:w="4317"/>
-            <w:shd w:val="clear" w:color="auto" w:fill="D9D9D9"/>
-            <w:vAlign w:val="center"/>
-          </w:tcPr>
-          <w:p>
-            <w:pPr>
-              <w:spacing w:before="0" w:after="0" w:line="240" w:lineRule="auto"/>
-              <w:ind w:firstLine="0"/>
-              <w:jc w:val="center"/>
-            </w:pPr>
-            <w:r>
-              <w:rPr>
-                <w:rFonts w:ascii="Times New Roman" w:hAnsi="Times New Roman" w:eastAsia="Times New Roman" w:cs="Times New Roman"/>
-                <w:b/>
-                <w:sz w:val="22"/>
-              </w:rPr>
-              <w:t>Результат обучения</w:t>
-            </w:r>
-          </w:p>
-        </w:tc>
-        <w:tc>
-          <w:tcPr>
-            <w:tcW w:type="dxa" w:w="1439"/>
-            <w:shd w:val="clear" w:color="auto" w:fill="D9D9D9"/>
-            <w:vAlign w:val="center"/>
-          </w:tcPr>
-          <w:p>
-            <w:pPr>
-              <w:spacing w:before="0" w:after="0" w:line="240" w:lineRule="auto"/>
-              <w:ind w:firstLine="0"/>
-              <w:jc w:val="center"/>
-            </w:pPr>
-            <w:r>
-              <w:rPr>
-                <w:rFonts w:ascii="Times New Roman" w:hAnsi="Times New Roman" w:eastAsia="Times New Roman" w:cs="Times New Roman"/>
-                <w:b/>
-                <w:sz w:val="22"/>
-              </w:rPr>
-              <w:t>Темы</w:t>
-            </w:r>
-          </w:p>
-        </w:tc>
-        <w:tc>
-          <w:tcPr>
-            <w:tcW w:type="dxa" w:w="2158"/>
-            <w:shd w:val="clear" w:color="auto" w:fill="D9D9D9"/>
-            <w:vAlign w:val="center"/>
-          </w:tcPr>
-          <w:p>
-            <w:pPr>
-              <w:spacing w:before="0" w:after="0" w:line="240" w:lineRule="auto"/>
-              <w:ind w:firstLine="0"/>
-              <w:jc w:val="center"/>
-            </w:pPr>
-            <w:r>
-              <w:rPr>
-                <w:rFonts w:ascii="Times New Roman" w:hAnsi="Times New Roman" w:eastAsia="Times New Roman" w:cs="Times New Roman"/>
-                <w:b/>
-                <w:sz w:val="22"/>
-              </w:rPr>
-              <w:t>Оценочные средства</w:t>
-            </w:r>
-          </w:p>
-        </w:tc>
-        <w:tc>
-          <w:tcPr>
-            <w:tcW w:type="dxa" w:w="1439"/>
-            <w:shd w:val="clear" w:color="auto" w:fill="D9D9D9"/>
-            <w:vAlign w:val="center"/>
-          </w:tcPr>
-          <w:p>
-            <w:pPr>
-              <w:spacing w:before="0" w:after="0" w:line="240" w:lineRule="auto"/>
-              <w:ind w:firstLine="0"/>
-              <w:jc w:val="center"/>
-            </w:pPr>
-            <w:r>
-              <w:rPr>
-                <w:rFonts w:ascii="Times New Roman" w:hAnsi="Times New Roman" w:eastAsia="Times New Roman" w:cs="Times New Roman"/>
-                <w:b/>
-                <w:sz w:val="22"/>
-              </w:rPr>
-              <w:t>Итог</w:t>
-            </w:r>
-          </w:p>
-        </w:tc>
-      </w:tr>
-      <w:tr>
-        <w:tc>
-          <w:tcPr>
-            <w:tcW w:type="dxa" w:w="4317"/>
-          </w:tcPr>
-          <w:p>
-            <w:pPr>
-              <w:spacing w:before="0" w:after="0" w:line="240" w:lineRule="auto"/>
-              <w:ind w:firstLine="0"/>
-              <w:jc w:val="left"/>
-            </w:pPr>
-            <w:r>
-              <w:rPr>
-                <w:rFonts w:ascii="Times New Roman" w:hAnsi="Times New Roman" w:eastAsia="Times New Roman" w:cs="Times New Roman"/>
-                <w:b w:val="0"/>
-                <w:sz w:val="22"/>
-              </w:rPr>
-              <w:t>1.1. Знать, что такое переменная, тип данных, условие и цикл</w:t>
-            </w:r>
-          </w:p>
-        </w:tc>
-        <w:tc>
-          <w:tcPr>
-            <w:tcW w:type="dxa" w:w="1439"/>
-          </w:tcPr>
-          <w:p>
-            <w:pPr>
-              <w:spacing w:before="0" w:after="0" w:line="240" w:lineRule="auto"/>
-              <w:ind w:firstLine="0"/>
-              <w:jc w:val="left"/>
-            </w:pPr>
-            <w:r>
-              <w:rPr>
-                <w:rFonts w:ascii="Times New Roman" w:hAnsi="Times New Roman" w:eastAsia="Times New Roman" w:cs="Times New Roman"/>
-                <w:b w:val="0"/>
-                <w:sz w:val="22"/>
-              </w:rPr>
-              <w:t>1.1, 1.2, 1.3</w:t>
-            </w:r>
-          </w:p>
-        </w:tc>
-        <w:tc>
-          <w:tcPr>
-            <w:tcW w:type="dxa" w:w="2158"/>
-          </w:tcPr>
-          <w:p>
-            <w:pPr>
-              <w:spacing w:before="0" w:after="0" w:line="240" w:lineRule="auto"/>
-              <w:ind w:firstLine="0"/>
-              <w:jc w:val="left"/>
-            </w:pPr>
-            <w:r>
-              <w:rPr>
-                <w:rFonts w:ascii="Times New Roman" w:hAnsi="Times New Roman" w:eastAsia="Times New Roman" w:cs="Times New Roman"/>
-                <w:b w:val="0"/>
-                <w:sz w:val="22"/>
-              </w:rPr>
-              <w:t>вопросы теста: 2, задания: 3, итоговая аттестация</w:t>
-            </w:r>
-          </w:p>
-        </w:tc>
-        <w:tc>
-          <w:tcPr>
-            <w:tcW w:type="dxa" w:w="1439"/>
-          </w:tcPr>
-          <w:p>
-            <w:pPr>
-              <w:spacing w:before="0" w:after="0" w:line="240" w:lineRule="auto"/>
-              <w:ind w:firstLine="0"/>
-              <w:jc w:val="center"/>
-            </w:pPr>
-            <w:r>
-              <w:rPr>
-                <w:rFonts w:ascii="Times New Roman" w:hAnsi="Times New Roman" w:eastAsia="Times New Roman" w:cs="Times New Roman"/>
-                <w:b w:val="0"/>
-                <w:sz w:val="22"/>
-              </w:rPr>
-              <w:t>в порядке</w:t>
-            </w:r>
-          </w:p>
-        </w:tc>
-      </w:tr>
-      <w:tr>
-        <w:tc>
-          <w:tcPr>
-            <w:tcW w:type="dxa" w:w="4317"/>
-          </w:tcPr>
-          <w:p>
-            <w:pPr>
-              <w:spacing w:before="0" w:after="0" w:line="240" w:lineRule="auto"/>
-              <w:ind w:firstLine="0"/>
-              <w:jc w:val="left"/>
-            </w:pPr>
-            <w:r>
-              <w:rPr>
-                <w:rFonts w:ascii="Times New Roman" w:hAnsi="Times New Roman" w:eastAsia="Times New Roman" w:cs="Times New Roman"/>
-                <w:b w:val="0"/>
-                <w:sz w:val="22"/>
-              </w:rPr>
-              <w:t>1.2. Уметь писать программы с условиями и циклами</w:t>
-            </w:r>
-          </w:p>
-        </w:tc>
-        <w:tc>
-          <w:tcPr>
-            <w:tcW w:type="dxa" w:w="1439"/>
-          </w:tcPr>
-          <w:p>
-            <w:pPr>
-              <w:spacing w:before="0" w:after="0" w:line="240" w:lineRule="auto"/>
-              <w:ind w:firstLine="0"/>
-              <w:jc w:val="left"/>
-            </w:pPr>
-            <w:r>
-              <w:rPr>
-                <w:rFonts w:ascii="Times New Roman" w:hAnsi="Times New Roman" w:eastAsia="Times New Roman" w:cs="Times New Roman"/>
-                <w:b w:val="0"/>
-                <w:sz w:val="22"/>
-              </w:rPr>
-              <w:t>1.3, 2.1, 2.2</w:t>
-            </w:r>
-          </w:p>
-        </w:tc>
-        <w:tc>
-          <w:tcPr>
-            <w:tcW w:type="dxa" w:w="2158"/>
-          </w:tcPr>
-          <w:p>
-            <w:pPr>
-              <w:spacing w:before="0" w:after="0" w:line="240" w:lineRule="auto"/>
-              <w:ind w:firstLine="0"/>
-              <w:jc w:val="left"/>
-            </w:pPr>
-            <w:r>
-              <w:rPr>
-                <w:rFonts w:ascii="Times New Roman" w:hAnsi="Times New Roman" w:eastAsia="Times New Roman" w:cs="Times New Roman"/>
-                <w:b w:val="0"/>
-                <w:sz w:val="22"/>
-              </w:rPr>
-              <w:t>вопросы теста: 2, задания: 3, итоговая аттестация</w:t>
-            </w:r>
-          </w:p>
-        </w:tc>
-        <w:tc>
-          <w:tcPr>
-            <w:tcW w:type="dxa" w:w="1439"/>
-          </w:tcPr>
-          <w:p>
-            <w:pPr>
-              <w:spacing w:before="0" w:after="0" w:line="240" w:lineRule="auto"/>
-              <w:ind w:firstLine="0"/>
-              <w:jc w:val="center"/>
-            </w:pPr>
-            <w:r>
-              <w:rPr>
-                <w:rFonts w:ascii="Times New Roman" w:hAnsi="Times New Roman" w:eastAsia="Times New Roman" w:cs="Times New Roman"/>
-                <w:b w:val="0"/>
-                <w:sz w:val="22"/>
-              </w:rPr>
-              <w:t>в порядке</w:t>
-            </w:r>
-          </w:p>
-        </w:tc>
-      </w:tr>
-      <w:tr>
-        <w:tc>
-          <w:tcPr>
-            <w:tcW w:type="dxa" w:w="4317"/>
-          </w:tcPr>
-          <w:p>
-            <w:pPr>
-              <w:spacing w:before="0" w:after="0" w:line="240" w:lineRule="auto"/>
-              <w:ind w:firstLine="0"/>
-              <w:jc w:val="left"/>
-            </w:pPr>
-            <w:r>
-              <w:rPr>
-                <w:rFonts w:ascii="Times New Roman" w:hAnsi="Times New Roman" w:eastAsia="Times New Roman" w:cs="Times New Roman"/>
-                <w:b w:val="0"/>
-                <w:sz w:val="22"/>
-              </w:rPr>
-              <w:t>1.3. Владеть навыком запуска и отладки простой программы</w:t>
-            </w:r>
-          </w:p>
-        </w:tc>
-        <w:tc>
-          <w:tcPr>
-            <w:tcW w:type="dxa" w:w="1439"/>
-          </w:tcPr>
-          <w:p>
-            <w:pPr>
-              <w:spacing w:before="0" w:after="0" w:line="240" w:lineRule="auto"/>
-              <w:ind w:firstLine="0"/>
-              <w:jc w:val="center"/>
-            </w:pPr>
-            <w:r>
-              <w:rPr>
-                <w:rFonts w:ascii="Times New Roman" w:hAnsi="Times New Roman" w:eastAsia="Times New Roman" w:cs="Times New Roman"/>
-                <w:b w:val="0"/>
-                <w:sz w:val="22"/>
-              </w:rPr>
-              <w:t>1.1, 3.2</w:t>
-            </w:r>
-          </w:p>
-        </w:tc>
-        <w:tc>
-          <w:tcPr>
-            <w:tcW w:type="dxa" w:w="2158"/>
-          </w:tcPr>
-          <w:p>
-            <w:pPr>
-              <w:spacing w:before="0" w:after="0" w:line="240" w:lineRule="auto"/>
-              <w:ind w:firstLine="0"/>
-              <w:jc w:val="left"/>
-            </w:pPr>
-            <w:r>
-              <w:rPr>
-                <w:rFonts w:ascii="Times New Roman" w:hAnsi="Times New Roman" w:eastAsia="Times New Roman" w:cs="Times New Roman"/>
-                <w:b w:val="0"/>
-                <w:sz w:val="22"/>
-              </w:rPr>
-              <w:t>вопросы теста: 1, задания: 2, итоговая аттестация</w:t>
-            </w:r>
-          </w:p>
-        </w:tc>
-        <w:tc>
-          <w:tcPr>
-            <w:tcW w:type="dxa" w:w="1439"/>
-          </w:tcPr>
-          <w:p>
-            <w:pPr>
-              <w:spacing w:before="0" w:after="0" w:line="240" w:lineRule="auto"/>
-              <w:ind w:firstLine="0"/>
-              <w:jc w:val="center"/>
-            </w:pPr>
-            <w:r>
-              <w:rPr>
-                <w:rFonts w:ascii="Times New Roman" w:hAnsi="Times New Roman" w:eastAsia="Times New Roman" w:cs="Times New Roman"/>
-                <w:b w:val="0"/>
-                <w:sz w:val="22"/>
-              </w:rPr>
-              <w:t>в порядке</w:t>
-            </w:r>
-          </w:p>
-        </w:tc>
-      </w:tr>
-      <w:tr>
-        <w:tc>
-          <w:tcPr>
-            <w:tcW w:type="dxa" w:w="4317"/>
-          </w:tcPr>
-          <w:p>
-            <w:pPr>
-              <w:spacing w:before="0" w:after="0" w:line="240" w:lineRule="auto"/>
-              <w:ind w:firstLine="0"/>
-              <w:jc w:val="left"/>
-            </w:pPr>
-            <w:r>
-              <w:rPr>
-                <w:rFonts w:ascii="Times New Roman" w:hAnsi="Times New Roman" w:eastAsia="Times New Roman" w:cs="Times New Roman"/>
-                <w:b w:val="0"/>
-                <w:sz w:val="22"/>
-              </w:rPr>
-              <w:t>2.1. Знать этапы создания небольшого проекта</w:t>
-            </w:r>
-          </w:p>
-        </w:tc>
-        <w:tc>
-          <w:tcPr>
-            <w:tcW w:type="dxa" w:w="1439"/>
-          </w:tcPr>
-          <w:p>
-            <w:pPr>
-              <w:spacing w:before="0" w:after="0" w:line="240" w:lineRule="auto"/>
-              <w:ind w:firstLine="0"/>
-              <w:jc w:val="center"/>
-            </w:pPr>
-            <w:r>
-              <w:rPr>
-                <w:rFonts w:ascii="Times New Roman" w:hAnsi="Times New Roman" w:eastAsia="Times New Roman" w:cs="Times New Roman"/>
-                <w:b w:val="0"/>
-                <w:sz w:val="22"/>
-              </w:rPr>
-              <w:t>3.1</w:t>
-            </w:r>
-          </w:p>
-        </w:tc>
-        <w:tc>
-          <w:tcPr>
-            <w:tcW w:type="dxa" w:w="2158"/>
-          </w:tcPr>
-          <w:p>
-            <w:pPr>
-              <w:spacing w:before="0" w:after="0" w:line="240" w:lineRule="auto"/>
-              <w:ind w:firstLine="0"/>
-              <w:jc w:val="left"/>
-            </w:pPr>
-            <w:r>
-              <w:rPr>
-                <w:rFonts w:ascii="Times New Roman" w:hAnsi="Times New Roman" w:eastAsia="Times New Roman" w:cs="Times New Roman"/>
-                <w:b w:val="0"/>
-                <w:sz w:val="22"/>
-              </w:rPr>
-              <w:t>вопросы теста: 1, задания: 1, итоговая аттестация</w:t>
-            </w:r>
-          </w:p>
-        </w:tc>
-        <w:tc>
-          <w:tcPr>
-            <w:tcW w:type="dxa" w:w="1439"/>
-          </w:tcPr>
-          <w:p>
-            <w:pPr>
-              <w:spacing w:before="0" w:after="0" w:line="240" w:lineRule="auto"/>
-              <w:ind w:firstLine="0"/>
-              <w:jc w:val="center"/>
-            </w:pPr>
-            <w:r>
-              <w:rPr>
-                <w:rFonts w:ascii="Times New Roman" w:hAnsi="Times New Roman" w:eastAsia="Times New Roman" w:cs="Times New Roman"/>
-                <w:b w:val="0"/>
-                <w:sz w:val="22"/>
-              </w:rPr>
-              <w:t>в порядке</w:t>
-            </w:r>
-          </w:p>
-        </w:tc>
-      </w:tr>
-      <w:tr>
-        <w:tc>
-          <w:tcPr>
-            <w:tcW w:type="dxa" w:w="4317"/>
-          </w:tcPr>
-          <w:p>
-            <w:pPr>
-              <w:spacing w:before="0" w:after="0" w:line="240" w:lineRule="auto"/>
-              <w:ind w:firstLine="0"/>
-              <w:jc w:val="left"/>
-            </w:pPr>
-            <w:r>
-              <w:rPr>
-                <w:rFonts w:ascii="Times New Roman" w:hAnsi="Times New Roman" w:eastAsia="Times New Roman" w:cs="Times New Roman"/>
-                <w:b w:val="0"/>
-                <w:sz w:val="22"/>
-              </w:rPr>
-              <w:t>2.2. Уметь разбивать задачу проекта на шаги</w:t>
-            </w:r>
-          </w:p>
-        </w:tc>
-        <w:tc>
-          <w:tcPr>
-            <w:tcW w:type="dxa" w:w="1439"/>
-          </w:tcPr>
-          <w:p>
-            <w:pPr>
-              <w:spacing w:before="0" w:after="0" w:line="240" w:lineRule="auto"/>
-              <w:ind w:firstLine="0"/>
-              <w:jc w:val="left"/>
-            </w:pPr>
-            <w:r>
-              <w:rPr>
-                <w:rFonts w:ascii="Times New Roman" w:hAnsi="Times New Roman" w:eastAsia="Times New Roman" w:cs="Times New Roman"/>
-                <w:b w:val="0"/>
-                <w:sz w:val="22"/>
-              </w:rPr>
-              <w:t>2.2, 3.1, 3.2</w:t>
-            </w:r>
-          </w:p>
-        </w:tc>
-        <w:tc>
-          <w:tcPr>
-            <w:tcW w:type="dxa" w:w="2158"/>
-          </w:tcPr>
-          <w:p>
-            <w:pPr>
-              <w:spacing w:before="0" w:after="0" w:line="240" w:lineRule="auto"/>
-              <w:ind w:firstLine="0"/>
-              <w:jc w:val="left"/>
-            </w:pPr>
-            <w:r>
-              <w:rPr>
-                <w:rFonts w:ascii="Times New Roman" w:hAnsi="Times New Roman" w:eastAsia="Times New Roman" w:cs="Times New Roman"/>
-                <w:b w:val="0"/>
-                <w:sz w:val="22"/>
-              </w:rPr>
-              <w:t>вопросы теста: 3, задания: 3, итоговая аттестация</w:t>
-            </w:r>
-          </w:p>
-        </w:tc>
-        <w:tc>
-          <w:tcPr>
-            <w:tcW w:type="dxa" w:w="1439"/>
-          </w:tcPr>
-          <w:p>
-            <w:pPr>
-              <w:spacing w:before="0" w:after="0" w:line="240" w:lineRule="auto"/>
-              <w:ind w:firstLine="0"/>
-              <w:jc w:val="center"/>
-            </w:pPr>
-            <w:r>
-              <w:rPr>
-                <w:rFonts w:ascii="Times New Roman" w:hAnsi="Times New Roman" w:eastAsia="Times New Roman" w:cs="Times New Roman"/>
-                <w:b w:val="0"/>
-                <w:sz w:val="22"/>
-              </w:rPr>
-              <w:t>в порядке</w:t>
-            </w:r>
-          </w:p>
-        </w:tc>
-      </w:tr>
-      <w:tr>
-        <w:tc>
-          <w:tcPr>
-            <w:tcW w:type="dxa" w:w="4317"/>
-          </w:tcPr>
-          <w:p>
-            <w:pPr>
-              <w:spacing w:before="0" w:after="0" w:line="240" w:lineRule="auto"/>
-              <w:ind w:firstLine="0"/>
-              <w:jc w:val="left"/>
-            </w:pPr>
-            <w:r>
-              <w:rPr>
-                <w:rFonts w:ascii="Times New Roman" w:hAnsi="Times New Roman" w:eastAsia="Times New Roman" w:cs="Times New Roman"/>
-                <w:b w:val="0"/>
-                <w:sz w:val="22"/>
-              </w:rPr>
-              <w:t>2.3. Владеть навыком рассказа о своём проекте</w:t>
-            </w:r>
-          </w:p>
-        </w:tc>
-        <w:tc>
-          <w:tcPr>
-            <w:tcW w:type="dxa" w:w="1439"/>
-          </w:tcPr>
-          <w:p>
-            <w:pPr>
-              <w:spacing w:before="0" w:after="0" w:line="240" w:lineRule="auto"/>
-              <w:ind w:firstLine="0"/>
-              <w:jc w:val="center"/>
-            </w:pPr>
-            <w:r>
-              <w:rPr>
-                <w:rFonts w:ascii="Times New Roman" w:hAnsi="Times New Roman" w:eastAsia="Times New Roman" w:cs="Times New Roman"/>
-                <w:b w:val="0"/>
-                <w:sz w:val="22"/>
-              </w:rPr>
-              <w:t>3.2</w:t>
-            </w:r>
-          </w:p>
-        </w:tc>
-        <w:tc>
-          <w:tcPr>
-            <w:tcW w:type="dxa" w:w="2158"/>
-          </w:tcPr>
-          <w:p>
-            <w:pPr>
-              <w:spacing w:before="0" w:after="0" w:line="240" w:lineRule="auto"/>
-              <w:ind w:firstLine="0"/>
-              <w:jc w:val="left"/>
-            </w:pPr>
-            <w:r>
-              <w:rPr>
-                <w:rFonts w:ascii="Times New Roman" w:hAnsi="Times New Roman" w:eastAsia="Times New Roman" w:cs="Times New Roman"/>
-                <w:b w:val="0"/>
-                <w:sz w:val="22"/>
-              </w:rPr>
-              <w:t>вопросы теста: 1, задания: 1, итоговая аттестация</w:t>
-            </w:r>
-          </w:p>
-        </w:tc>
-        <w:tc>
-          <w:tcPr>
-            <w:tcW w:type="dxa" w:w="1439"/>
-          </w:tcPr>
-          <w:p>
-            <w:pPr>
-              <w:spacing w:before="0" w:after="0" w:line="240" w:lineRule="auto"/>
-              <w:ind w:firstLine="0"/>
-              <w:jc w:val="center"/>
-            </w:pPr>
-            <w:r>
-              <w:rPr>
-                <w:rFonts w:ascii="Times New Roman" w:hAnsi="Times New Roman" w:eastAsia="Times New Roman" w:cs="Times New Roman"/>
-                <w:b w:val="0"/>
-                <w:sz w:val="22"/>
-              </w:rPr>
-              <w:t>в порядке</w:t>
-            </w:r>
-          </w:p>
-        </w:tc>
-      </w:tr>
-    </w:tbl>
-    <w:p>
-      <w:pPr>
-        <w:spacing w:before="0" w:after="0"/>
-        <w:ind w:firstLine="0"/>
-      </w:pPr>
-    </w:p>
-    <w:p>
-      <w:pPr>
-        <w:keepNext/>
-        <w:spacing w:before="0" w:after="0" w:line="360" w:lineRule="auto"/>
-        <w:ind w:firstLine="709"/>
-        <w:jc w:val="left"/>
-      </w:pPr>
-      <w:r>
-        <w:rPr>
-          <w:rFonts w:ascii="Times New Roman" w:hAnsi="Times New Roman" w:eastAsia="Times New Roman" w:cs="Times New Roman"/>
-          <w:b/>
-        </w:rPr>
-        <w:t>Источники</w:t>
-      </w:r>
-    </w:p>
-    <w:p>
-      <w:pPr>
-        <w:numPr>
-          <w:ilvl w:val="0"/>
-          <w:numId w:val="10"/>
-        </w:numPr>
-        <w:spacing w:before="0" w:after="40" w:line="360" w:lineRule="auto"/>
-        <w:ind w:firstLine="0"/>
-        <w:jc w:val="both"/>
-      </w:pPr>
-      <w:r>
-        <w:rPr>
-          <w:rFonts w:ascii="Times New Roman" w:hAnsi="Times New Roman" w:eastAsia="Times New Roman" w:cs="Times New Roman"/>
-        </w:rPr>
-        <w:t>подтверждено: 8 (каталог проверенных изданий — 8)</w:t>
-      </w:r>
-    </w:p>
-    <w:p>
-      <w:pPr>
-        <w:numPr>
-          <w:ilvl w:val="0"/>
-          <w:numId w:val="10"/>
-        </w:numPr>
-        <w:spacing w:before="0" w:after="40" w:line="360" w:lineRule="auto"/>
-        <w:ind w:firstLine="0"/>
-        <w:jc w:val="both"/>
-      </w:pPr>
-      <w:r>
-        <w:rPr>
-          <w:rFonts w:ascii="Times New Roman" w:hAnsi="Times New Roman" w:eastAsia="Times New Roman" w:cs="Times New Roman"/>
-        </w:rPr>
-        <w:t>не подтверждено — в документе с пометкой «[не подтверждено]»: 0</w:t>
-      </w:r>
-    </w:p>
-    <w:p>
-      <w:pPr>
-        <w:numPr>
-          <w:ilvl w:val="0"/>
-          <w:numId w:val="10"/>
-        </w:numPr>
-        <w:spacing w:before="0" w:after="40" w:line="360" w:lineRule="auto"/>
-        <w:ind w:firstLine="0"/>
-        <w:jc w:val="both"/>
-      </w:pPr>
-      <w:r>
-        <w:rPr>
-          <w:rFonts w:ascii="Times New Roman" w:hAnsi="Times New Roman" w:eastAsia="Times New Roman" w:cs="Times New Roman"/>
-        </w:rPr>
-        <w:t>отброшено при проверке: 1 (не прошли проверку ISBN, издательства или года — 1; сверх лимита неподтверждённых — 0)</w:t>
-      </w:r>
-    </w:p>
-    <w:tbl>
-      <w:tblPr>
-        <w:tblLook w:firstColumn="1" w:firstRow="1" w:lastColumn="0" w:lastRow="0" w:noHBand="0" w:noVBand="1" w:val="04A0"/>
-        <w:tblW w:w="9353" w:type="dxa"/>
-        <w:tblLayout w:type="fixed"/>
-        <w:tblBorders>
-          <w:top w:val="single" w:sz="4" w:space="0" w:color="000000"/>
-          <w:left w:val="single" w:sz="4" w:space="0" w:color="000000"/>
-          <w:bottom w:val="single" w:sz="4" w:space="0" w:color="000000"/>
-          <w:right w:val="single" w:sz="4" w:space="0" w:color="000000"/>
-          <w:insideH w:val="single" w:sz="4" w:space="0" w:color="000000"/>
-          <w:insideV w:val="single" w:sz="4" w:space="0" w:color="000000"/>
-        </w:tblBorders>
-        <w:tblCellMar>
-          <w:top w:w="60" w:type="dxa"/>
-          <w:left w:w="90" w:type="dxa"/>
-          <w:bottom w:w="60" w:type="dxa"/>
-          <w:right w:w="90" w:type="dxa"/>
-        </w:tblCellMar>
-      </w:tblPr>
-      <w:tblGrid>
-        <w:gridCol w:w="5197"/>
-        <w:gridCol w:w="2078"/>
-        <w:gridCol w:w="2078"/>
-      </w:tblGrid>
-      <w:tr>
-        <w:trPr>
-          <w:tblHeader/>
-        </w:trPr>
-        <w:tc>
-          <w:tcPr>
-            <w:tcW w:type="dxa" w:w="5197"/>
-            <w:shd w:val="clear" w:color="auto" w:fill="D9D9D9"/>
-            <w:vAlign w:val="center"/>
-          </w:tcPr>
-          <w:p>
-            <w:pPr>
-              <w:spacing w:before="0" w:after="0" w:line="240" w:lineRule="auto"/>
-              <w:ind w:firstLine="0"/>
-              <w:jc w:val="center"/>
-            </w:pPr>
-            <w:r>
-              <w:rPr>
-                <w:rFonts w:ascii="Times New Roman" w:hAnsi="Times New Roman" w:eastAsia="Times New Roman" w:cs="Times New Roman"/>
-                <w:b/>
-                <w:sz w:val="22"/>
-              </w:rPr>
-              <w:t>Раздел</w:t>
-            </w:r>
-          </w:p>
-        </w:tc>
-        <w:tc>
-          <w:tcPr>
-            <w:tcW w:type="dxa" w:w="2078"/>
-            <w:shd w:val="clear" w:color="auto" w:fill="D9D9D9"/>
-            <w:vAlign w:val="center"/>
-          </w:tcPr>
-          <w:p>
-            <w:pPr>
-              <w:spacing w:before="0" w:after="0" w:line="240" w:lineRule="auto"/>
-              <w:ind w:firstLine="0"/>
-              <w:jc w:val="center"/>
-            </w:pPr>
-            <w:r>
-              <w:rPr>
-                <w:rFonts w:ascii="Times New Roman" w:hAnsi="Times New Roman" w:eastAsia="Times New Roman" w:cs="Times New Roman"/>
-                <w:b/>
-                <w:sz w:val="22"/>
-              </w:rPr>
-              <w:t>Подтверждено</w:t>
-            </w:r>
-          </w:p>
-        </w:tc>
-        <w:tc>
-          <w:tcPr>
-            <w:tcW w:type="dxa" w:w="2078"/>
-            <w:shd w:val="clear" w:color="auto" w:fill="D9D9D9"/>
-            <w:vAlign w:val="center"/>
-          </w:tcPr>
-          <w:p>
-            <w:pPr>
-              <w:spacing w:before="0" w:after="0" w:line="240" w:lineRule="auto"/>
-              <w:ind w:firstLine="0"/>
-              <w:jc w:val="center"/>
-            </w:pPr>
-            <w:r>
-              <w:rPr>
-                <w:rFonts w:ascii="Times New Roman" w:hAnsi="Times New Roman" w:eastAsia="Times New Roman" w:cs="Times New Roman"/>
-                <w:b/>
-                <w:sz w:val="22"/>
-              </w:rPr>
-              <w:t>Без подтверждения</w:t>
-            </w:r>
-          </w:p>
-        </w:tc>
-      </w:tr>
-      <w:tr>
-        <w:tc>
-          <w:tcPr>
-            <w:tcW w:type="dxa" w:w="5197"/>
-          </w:tcPr>
-          <w:p>
-            <w:pPr>
-              <w:spacing w:before="0" w:after="0" w:line="240" w:lineRule="auto"/>
-              <w:ind w:firstLine="0"/>
-              <w:jc w:val="left"/>
-            </w:pPr>
-            <w:r>
-              <w:rPr>
-                <w:rFonts w:ascii="Times New Roman" w:hAnsi="Times New Roman" w:eastAsia="Times New Roman" w:cs="Times New Roman"/>
-                <w:b w:val="0"/>
-                <w:sz w:val="22"/>
-              </w:rPr>
-              <w:t>Основная литература</w:t>
-            </w:r>
-          </w:p>
-        </w:tc>
-        <w:tc>
-          <w:tcPr>
-            <w:tcW w:type="dxa" w:w="2078"/>
-          </w:tcPr>
-          <w:p>
-            <w:pPr>
-              <w:spacing w:before="0" w:after="0" w:line="240" w:lineRule="auto"/>
-              <w:ind w:firstLine="0"/>
-              <w:jc w:val="center"/>
-            </w:pPr>
-            <w:r>
-              <w:rPr>
-                <w:rFonts w:ascii="Times New Roman" w:hAnsi="Times New Roman" w:eastAsia="Times New Roman" w:cs="Times New Roman"/>
-                <w:b w:val="0"/>
-                <w:sz w:val="22"/>
-              </w:rPr>
-              <w:t>3</w:t>
-            </w:r>
-          </w:p>
-        </w:tc>
-        <w:tc>
-          <w:tcPr>
-            <w:tcW w:type="dxa" w:w="2078"/>
-          </w:tcPr>
-          <w:p>
-            <w:pPr>
-              <w:spacing w:before="0" w:after="0" w:line="240" w:lineRule="auto"/>
-              <w:ind w:firstLine="0"/>
-              <w:jc w:val="center"/>
-            </w:pPr>
-            <w:r>
-              <w:rPr>
-                <w:rFonts w:ascii="Times New Roman" w:hAnsi="Times New Roman" w:eastAsia="Times New Roman" w:cs="Times New Roman"/>
-                <w:b w:val="0"/>
-                <w:sz w:val="22"/>
-              </w:rPr>
-              <w:t>0</w:t>
-            </w:r>
-          </w:p>
-        </w:tc>
-      </w:tr>
-      <w:tr>
-        <w:tc>
-          <w:tcPr>
-            <w:tcW w:type="dxa" w:w="5197"/>
-          </w:tcPr>
-          <w:p>
-            <w:pPr>
-              <w:spacing w:before="0" w:after="0" w:line="240" w:lineRule="auto"/>
-              <w:ind w:firstLine="0"/>
-              <w:jc w:val="left"/>
-            </w:pPr>
-            <w:r>
-              <w:rPr>
-                <w:rFonts w:ascii="Times New Roman" w:hAnsi="Times New Roman" w:eastAsia="Times New Roman" w:cs="Times New Roman"/>
-                <w:b w:val="0"/>
-                <w:sz w:val="22"/>
-              </w:rPr>
-              <w:t>Дополнительная литература</w:t>
-            </w:r>
-          </w:p>
-        </w:tc>
-        <w:tc>
-          <w:tcPr>
-            <w:tcW w:type="dxa" w:w="2078"/>
-          </w:tcPr>
-          <w:p>
-            <w:pPr>
-              <w:spacing w:before="0" w:after="0" w:line="240" w:lineRule="auto"/>
-              <w:ind w:firstLine="0"/>
-              <w:jc w:val="center"/>
-            </w:pPr>
-            <w:r>
-              <w:rPr>
-                <w:rFonts w:ascii="Times New Roman" w:hAnsi="Times New Roman" w:eastAsia="Times New Roman" w:cs="Times New Roman"/>
-                <w:b w:val="0"/>
-                <w:sz w:val="22"/>
-              </w:rPr>
-              <w:t>2</w:t>
-            </w:r>
-          </w:p>
-        </w:tc>
-        <w:tc>
-          <w:tcPr>
-            <w:tcW w:type="dxa" w:w="2078"/>
-          </w:tcPr>
-          <w:p>
-            <w:pPr>
-              <w:spacing w:before="0" w:after="0" w:line="240" w:lineRule="auto"/>
-              <w:ind w:firstLine="0"/>
-              <w:jc w:val="center"/>
-            </w:pPr>
-            <w:r>
-              <w:rPr>
-                <w:rFonts w:ascii="Times New Roman" w:hAnsi="Times New Roman" w:eastAsia="Times New Roman" w:cs="Times New Roman"/>
-                <w:b w:val="0"/>
-                <w:sz w:val="22"/>
-              </w:rPr>
-              <w:t>0</w:t>
-            </w:r>
-          </w:p>
-        </w:tc>
-      </w:tr>
-      <w:tr>
-        <w:tc>
-          <w:tcPr>
-            <w:tcW w:type="dxa" w:w="5197"/>
-          </w:tcPr>
-          <w:p>
-            <w:pPr>
-              <w:spacing w:before="0" w:after="0" w:line="240" w:lineRule="auto"/>
-              <w:ind w:firstLine="0"/>
-              <w:jc w:val="left"/>
-            </w:pPr>
-            <w:r>
-              <w:rPr>
-                <w:rFonts w:ascii="Times New Roman" w:hAnsi="Times New Roman" w:eastAsia="Times New Roman" w:cs="Times New Roman"/>
-                <w:b w:val="0"/>
-                <w:sz w:val="22"/>
-              </w:rPr>
-              <w:t>Интернет-ресурсы</w:t>
-            </w:r>
-          </w:p>
-        </w:tc>
-        <w:tc>
-          <w:tcPr>
-            <w:tcW w:type="dxa" w:w="2078"/>
-          </w:tcPr>
-          <w:p>
-            <w:pPr>
-              <w:spacing w:before="0" w:after="0" w:line="240" w:lineRule="auto"/>
-              <w:ind w:firstLine="0"/>
-              <w:jc w:val="center"/>
-            </w:pPr>
-            <w:r>
-              <w:rPr>
-                <w:rFonts w:ascii="Times New Roman" w:hAnsi="Times New Roman" w:eastAsia="Times New Roman" w:cs="Times New Roman"/>
-                <w:b w:val="0"/>
-                <w:sz w:val="22"/>
-              </w:rPr>
-              <w:t>3</w:t>
-            </w:r>
-          </w:p>
-        </w:tc>
-        <w:tc>
-          <w:tcPr>
-            <w:tcW w:type="dxa" w:w="2078"/>
-          </w:tcPr>
-          <w:p>
-            <w:pPr>
-              <w:spacing w:before="0" w:after="0" w:line="240" w:lineRule="auto"/>
-              <w:ind w:firstLine="0"/>
-              <w:jc w:val="center"/>
-            </w:pPr>
-            <w:r>
-              <w:rPr>
-                <w:rFonts w:ascii="Times New Roman" w:hAnsi="Times New Roman" w:eastAsia="Times New Roman" w:cs="Times New Roman"/>
-                <w:b w:val="0"/>
-                <w:sz w:val="22"/>
-              </w:rPr>
-              <w:t>0</w:t>
-            </w:r>
-          </w:p>
-        </w:tc>
-      </w:tr>
-    </w:tbl>
-    <w:p>
-      <w:pPr>
-        <w:spacing w:before="0" w:after="0"/>
-        <w:ind w:firstLine="0"/>
-      </w:pPr>
-    </w:p>
-    <w:p>
-      <w:pPr>
-        <w:keepNext/>
-        <w:spacing w:before="0" w:after="0" w:line="360" w:lineRule="auto"/>
-        <w:ind w:firstLine="709"/>
-        <w:jc w:val="left"/>
-      </w:pPr>
-      <w:r>
-        <w:rPr>
-          <w:rFonts w:ascii="Times New Roman" w:hAnsi="Times New Roman" w:eastAsia="Times New Roman" w:cs="Times New Roman"/>
-          <w:b/>
-        </w:rPr>
-        <w:t>Полнота разделов шаблона</w:t>
-      </w:r>
-    </w:p>
-    <w:p>
-      <w:pPr>
-        <w:spacing w:before="0" w:after="0" w:line="360" w:lineRule="auto"/>
-        <w:ind w:firstLine="709"/>
-        <w:jc w:val="both"/>
-      </w:pPr>
-      <w:r>
-        <w:rPr>
-          <w:rFonts w:ascii="Times New Roman" w:hAnsi="Times New Roman" w:eastAsia="Times New Roman" w:cs="Times New Roman"/>
-          <w:b w:val="0"/>
-        </w:rPr>
-        <w:t>Заполнено 18 из 18 разделов шаблона. Все разделы шаблона заполнены.</w:t>
-      </w:r>
-    </w:p>
-    <w:tbl>
-      <w:tblPr>
-        <w:tblLook w:firstColumn="1" w:firstRow="1" w:lastColumn="0" w:lastRow="0" w:noHBand="0" w:noVBand="1" w:val="04A0"/>
-        <w:tblW w:w="9354" w:type="dxa"/>
-        <w:tblLayout w:type="fixed"/>
-        <w:tblBorders>
-          <w:top w:val="single" w:sz="4" w:space="0" w:color="000000"/>
-          <w:left w:val="single" w:sz="4" w:space="0" w:color="000000"/>
-          <w:bottom w:val="single" w:sz="4" w:space="0" w:color="000000"/>
-          <w:right w:val="single" w:sz="4" w:space="0" w:color="000000"/>
-          <w:insideH w:val="single" w:sz="4" w:space="0" w:color="000000"/>
-          <w:insideV w:val="single" w:sz="4" w:space="0" w:color="000000"/>
-        </w:tblBorders>
-        <w:tblCellMar>
-          <w:top w:w="60" w:type="dxa"/>
-          <w:left w:w="90" w:type="dxa"/>
-          <w:bottom w:w="60" w:type="dxa"/>
-          <w:right w:w="90" w:type="dxa"/>
-        </w:tblCellMar>
-      </w:tblPr>
-      <w:tblGrid>
-        <w:gridCol w:w="7276"/>
-        <w:gridCol w:w="2078"/>
-      </w:tblGrid>
-      <w:tr>
-        <w:trPr>
-          <w:tblHeader/>
-        </w:trPr>
-        <w:tc>
-          <w:tcPr>
-            <w:tcW w:type="dxa" w:w="7276"/>
-            <w:shd w:val="clear" w:color="auto" w:fill="D9D9D9"/>
-            <w:vAlign w:val="center"/>
-          </w:tcPr>
-          <w:p>
-            <w:pPr>
-              <w:spacing w:before="0" w:after="0" w:line="240" w:lineRule="auto"/>
-              <w:ind w:firstLine="0"/>
-              <w:jc w:val="center"/>
-            </w:pPr>
-            <w:r>
-              <w:rPr>
-                <w:rFonts w:ascii="Times New Roman" w:hAnsi="Times New Roman" w:eastAsia="Times New Roman" w:cs="Times New Roman"/>
-                <w:b/>
-                <w:sz w:val="22"/>
-              </w:rPr>
-              <w:t>Раздел шаблона</w:t>
-            </w:r>
-          </w:p>
-        </w:tc>
-        <w:tc>
-          <w:tcPr>
-            <w:tcW w:type="dxa" w:w="2078"/>
-            <w:shd w:val="clear" w:color="auto" w:fill="D9D9D9"/>
-            <w:vAlign w:val="center"/>
-          </w:tcPr>
-          <w:p>
-            <w:pPr>
-              <w:spacing w:before="0" w:after="0" w:line="240" w:lineRule="auto"/>
-              <w:ind w:firstLine="0"/>
-              <w:jc w:val="center"/>
-            </w:pPr>
-            <w:r>
-              <w:rPr>
-                <w:rFonts w:ascii="Times New Roman" w:hAnsi="Times New Roman" w:eastAsia="Times New Roman" w:cs="Times New Roman"/>
-                <w:b/>
-                <w:sz w:val="22"/>
-              </w:rPr>
-              <w:t>Итог</w:t>
-            </w:r>
-          </w:p>
-        </w:tc>
-      </w:tr>
-      <w:tr>
-        <w:tc>
-          <w:tcPr>
-            <w:tcW w:type="dxa" w:w="7276"/>
-          </w:tcPr>
-          <w:p>
-            <w:pPr>
-              <w:spacing w:before="0" w:after="0" w:line="240" w:lineRule="auto"/>
-              <w:ind w:firstLine="0"/>
-              <w:jc w:val="left"/>
-            </w:pPr>
-            <w:r>
-              <w:rPr>
-                <w:rFonts w:ascii="Times New Roman" w:hAnsi="Times New Roman" w:eastAsia="Times New Roman" w:cs="Times New Roman"/>
-                <w:b w:val="0"/>
-                <w:sz w:val="22"/>
-              </w:rPr>
-              <w:t>Пояснительная записка</w:t>
-            </w:r>
-          </w:p>
-        </w:tc>
-        <w:tc>
-          <w:tcPr>
-            <w:tcW w:type="dxa" w:w="2078"/>
-          </w:tcPr>
-          <w:p>
-            <w:pPr>
-              <w:spacing w:before="0" w:after="0" w:line="240" w:lineRule="auto"/>
-              <w:ind w:firstLine="0"/>
-              <w:jc w:val="center"/>
-            </w:pPr>
-            <w:r>
-              <w:rPr>
-                <w:rFonts w:ascii="Times New Roman" w:hAnsi="Times New Roman" w:eastAsia="Times New Roman" w:cs="Times New Roman"/>
-                <w:b w:val="0"/>
-                <w:sz w:val="22"/>
-              </w:rPr>
-              <w:t>заполнен</w:t>
-            </w:r>
-          </w:p>
-        </w:tc>
-      </w:tr>
-      <w:tr>
-        <w:tc>
-          <w:tcPr>
-            <w:tcW w:type="dxa" w:w="7276"/>
-          </w:tcPr>
-          <w:p>
-            <w:pPr>
-              <w:spacing w:before="0" w:after="0" w:line="240" w:lineRule="auto"/>
-              <w:ind w:firstLine="0"/>
-              <w:jc w:val="left"/>
-            </w:pPr>
-            <w:r>
-              <w:rPr>
-                <w:rFonts w:ascii="Times New Roman" w:hAnsi="Times New Roman" w:eastAsia="Times New Roman" w:cs="Times New Roman"/>
-                <w:b w:val="0"/>
-                <w:sz w:val="22"/>
-              </w:rPr>
-              <w:t>Нормативно-правовые основания</w:t>
-            </w:r>
-          </w:p>
-        </w:tc>
-        <w:tc>
-          <w:tcPr>
-            <w:tcW w:type="dxa" w:w="2078"/>
-          </w:tcPr>
-          <w:p>
-            <w:pPr>
-              <w:spacing w:before="0" w:after="0" w:line="240" w:lineRule="auto"/>
-              <w:ind w:firstLine="0"/>
-              <w:jc w:val="center"/>
-            </w:pPr>
-            <w:r>
-              <w:rPr>
-                <w:rFonts w:ascii="Times New Roman" w:hAnsi="Times New Roman" w:eastAsia="Times New Roman" w:cs="Times New Roman"/>
-                <w:b w:val="0"/>
-                <w:sz w:val="22"/>
-              </w:rPr>
-              <w:t>заполнен</w:t>
-            </w:r>
-          </w:p>
-        </w:tc>
-      </w:tr>
-      <w:tr>
-        <w:tc>
-          <w:tcPr>
-            <w:tcW w:type="dxa" w:w="7276"/>
-          </w:tcPr>
-          <w:p>
-            <w:pPr>
-              <w:spacing w:before="0" w:after="0" w:line="240" w:lineRule="auto"/>
-              <w:ind w:firstLine="0"/>
-              <w:jc w:val="left"/>
-            </w:pPr>
-            <w:r>
-              <w:rPr>
-                <w:rFonts w:ascii="Times New Roman" w:hAnsi="Times New Roman" w:eastAsia="Times New Roman" w:cs="Times New Roman"/>
-                <w:b w:val="0"/>
-                <w:sz w:val="22"/>
-              </w:rPr>
-              <w:t>1.1. Актуальность программы</w:t>
-            </w:r>
-          </w:p>
-        </w:tc>
-        <w:tc>
-          <w:tcPr>
-            <w:tcW w:type="dxa" w:w="2078"/>
-          </w:tcPr>
-          <w:p>
-            <w:pPr>
-              <w:spacing w:before="0" w:after="0" w:line="240" w:lineRule="auto"/>
-              <w:ind w:firstLine="0"/>
-              <w:jc w:val="center"/>
-            </w:pPr>
-            <w:r>
-              <w:rPr>
-                <w:rFonts w:ascii="Times New Roman" w:hAnsi="Times New Roman" w:eastAsia="Times New Roman" w:cs="Times New Roman"/>
-                <w:b w:val="0"/>
-                <w:sz w:val="22"/>
-              </w:rPr>
-              <w:t>заполнен</w:t>
-            </w:r>
-          </w:p>
-        </w:tc>
-      </w:tr>
-      <w:tr>
-        <w:tc>
-          <w:tcPr>
-            <w:tcW w:type="dxa" w:w="7276"/>
-          </w:tcPr>
-          <w:p>
-            <w:pPr>
-              <w:spacing w:before="0" w:after="0" w:line="240" w:lineRule="auto"/>
-              <w:ind w:firstLine="0"/>
-              <w:jc w:val="left"/>
-            </w:pPr>
-            <w:r>
-              <w:rPr>
-                <w:rFonts w:ascii="Times New Roman" w:hAnsi="Times New Roman" w:eastAsia="Times New Roman" w:cs="Times New Roman"/>
-                <w:b w:val="0"/>
-                <w:sz w:val="22"/>
-              </w:rPr>
-              <w:t>1.2. Категории обучающихся</w:t>
-            </w:r>
-          </w:p>
-        </w:tc>
-        <w:tc>
-          <w:tcPr>
-            <w:tcW w:type="dxa" w:w="2078"/>
-          </w:tcPr>
-          <w:p>
-            <w:pPr>
-              <w:spacing w:before="0" w:after="0" w:line="240" w:lineRule="auto"/>
-              <w:ind w:firstLine="0"/>
-              <w:jc w:val="center"/>
-            </w:pPr>
-            <w:r>
-              <w:rPr>
-                <w:rFonts w:ascii="Times New Roman" w:hAnsi="Times New Roman" w:eastAsia="Times New Roman" w:cs="Times New Roman"/>
-                <w:b w:val="0"/>
-                <w:sz w:val="22"/>
-              </w:rPr>
-              <w:t>заполнен</w:t>
-            </w:r>
-          </w:p>
-        </w:tc>
-      </w:tr>
-      <w:tr>
-        <w:tc>
-          <w:tcPr>
-            <w:tcW w:type="dxa" w:w="7276"/>
-          </w:tcPr>
-          <w:p>
-            <w:pPr>
-              <w:spacing w:before="0" w:after="0" w:line="240" w:lineRule="auto"/>
-              <w:ind w:firstLine="0"/>
-              <w:jc w:val="left"/>
-            </w:pPr>
-            <w:r>
-              <w:rPr>
-                <w:rFonts w:ascii="Times New Roman" w:hAnsi="Times New Roman" w:eastAsia="Times New Roman" w:cs="Times New Roman"/>
-                <w:b w:val="0"/>
-                <w:sz w:val="22"/>
-              </w:rPr>
-              <w:t>1.3. Цель и задачи программы</w:t>
-            </w:r>
-          </w:p>
-        </w:tc>
-        <w:tc>
-          <w:tcPr>
-            <w:tcW w:type="dxa" w:w="2078"/>
-          </w:tcPr>
-          <w:p>
-            <w:pPr>
-              <w:spacing w:before="0" w:after="0" w:line="240" w:lineRule="auto"/>
-              <w:ind w:firstLine="0"/>
-              <w:jc w:val="center"/>
-            </w:pPr>
-            <w:r>
-              <w:rPr>
-                <w:rFonts w:ascii="Times New Roman" w:hAnsi="Times New Roman" w:eastAsia="Times New Roman" w:cs="Times New Roman"/>
-                <w:b w:val="0"/>
-                <w:sz w:val="22"/>
-              </w:rPr>
-              <w:t>заполнен</w:t>
-            </w:r>
-          </w:p>
-        </w:tc>
-      </w:tr>
-      <w:tr>
-        <w:tc>
-          <w:tcPr>
-            <w:tcW w:type="dxa" w:w="7276"/>
-          </w:tcPr>
-          <w:p>
-            <w:pPr>
-              <w:spacing w:before="0" w:after="0" w:line="240" w:lineRule="auto"/>
-              <w:ind w:firstLine="0"/>
-              <w:jc w:val="left"/>
-            </w:pPr>
-            <w:r>
-              <w:rPr>
-                <w:rFonts w:ascii="Times New Roman" w:hAnsi="Times New Roman" w:eastAsia="Times New Roman" w:cs="Times New Roman"/>
-                <w:b w:val="0"/>
-                <w:sz w:val="22"/>
-              </w:rPr>
-              <w:t>1.4. Сроки реализации</w:t>
-            </w:r>
-          </w:p>
-        </w:tc>
-        <w:tc>
-          <w:tcPr>
-            <w:tcW w:type="dxa" w:w="2078"/>
-          </w:tcPr>
-          <w:p>
-            <w:pPr>
-              <w:spacing w:before="0" w:after="0" w:line="240" w:lineRule="auto"/>
-              <w:ind w:firstLine="0"/>
-              <w:jc w:val="center"/>
-            </w:pPr>
-            <w:r>
-              <w:rPr>
-                <w:rFonts w:ascii="Times New Roman" w:hAnsi="Times New Roman" w:eastAsia="Times New Roman" w:cs="Times New Roman"/>
-                <w:b w:val="0"/>
-                <w:sz w:val="22"/>
-              </w:rPr>
-              <w:t>заполнен</w:t>
-            </w:r>
-          </w:p>
-        </w:tc>
-      </w:tr>
-      <w:tr>
-        <w:tc>
-          <w:tcPr>
-            <w:tcW w:type="dxa" w:w="7276"/>
-          </w:tcPr>
-          <w:p>
-            <w:pPr>
-              <w:spacing w:before="0" w:after="0" w:line="240" w:lineRule="auto"/>
-              <w:ind w:firstLine="0"/>
-              <w:jc w:val="left"/>
-            </w:pPr>
-            <w:r>
-              <w:rPr>
-                <w:rFonts w:ascii="Times New Roman" w:hAnsi="Times New Roman" w:eastAsia="Times New Roman" w:cs="Times New Roman"/>
-                <w:b w:val="0"/>
-                <w:sz w:val="22"/>
-              </w:rPr>
-              <w:t>1.5. Планируемые результаты обучения</w:t>
-            </w:r>
-          </w:p>
-        </w:tc>
-        <w:tc>
-          <w:tcPr>
-            <w:tcW w:type="dxa" w:w="2078"/>
-          </w:tcPr>
-          <w:p>
-            <w:pPr>
-              <w:spacing w:before="0" w:after="0" w:line="240" w:lineRule="auto"/>
-              <w:ind w:firstLine="0"/>
-              <w:jc w:val="center"/>
-            </w:pPr>
-            <w:r>
-              <w:rPr>
-                <w:rFonts w:ascii="Times New Roman" w:hAnsi="Times New Roman" w:eastAsia="Times New Roman" w:cs="Times New Roman"/>
-                <w:b w:val="0"/>
-                <w:sz w:val="22"/>
-              </w:rPr>
-              <w:t>заполнен</w:t>
-            </w:r>
-          </w:p>
-        </w:tc>
-      </w:tr>
-      <w:tr>
-        <w:tc>
-          <w:tcPr>
-            <w:tcW w:type="dxa" w:w="7276"/>
-          </w:tcPr>
-          <w:p>
-            <w:pPr>
-              <w:spacing w:before="0" w:after="0" w:line="240" w:lineRule="auto"/>
-              <w:ind w:firstLine="0"/>
-              <w:jc w:val="left"/>
-            </w:pPr>
-            <w:r>
-              <w:rPr>
-                <w:rFonts w:ascii="Times New Roman" w:hAnsi="Times New Roman" w:eastAsia="Times New Roman" w:cs="Times New Roman"/>
-                <w:b w:val="0"/>
-                <w:sz w:val="22"/>
-              </w:rPr>
-              <w:t>1.6. Календарный учебный график</w:t>
-            </w:r>
-          </w:p>
-        </w:tc>
-        <w:tc>
-          <w:tcPr>
-            <w:tcW w:type="dxa" w:w="2078"/>
-          </w:tcPr>
-          <w:p>
-            <w:pPr>
-              <w:spacing w:before="0" w:after="0" w:line="240" w:lineRule="auto"/>
-              <w:ind w:firstLine="0"/>
-              <w:jc w:val="center"/>
-            </w:pPr>
-            <w:r>
-              <w:rPr>
-                <w:rFonts w:ascii="Times New Roman" w:hAnsi="Times New Roman" w:eastAsia="Times New Roman" w:cs="Times New Roman"/>
-                <w:b w:val="0"/>
-                <w:sz w:val="22"/>
-              </w:rPr>
-              <w:t>заполнен</w:t>
-            </w:r>
-          </w:p>
-        </w:tc>
-      </w:tr>
-      <w:tr>
-        <w:tc>
-          <w:tcPr>
-            <w:tcW w:type="dxa" w:w="7276"/>
-          </w:tcPr>
-          <w:p>
-            <w:pPr>
-              <w:spacing w:before="0" w:after="0" w:line="240" w:lineRule="auto"/>
-              <w:ind w:firstLine="0"/>
-              <w:jc w:val="left"/>
-            </w:pPr>
-            <w:r>
-              <w:rPr>
-                <w:rFonts w:ascii="Times New Roman" w:hAnsi="Times New Roman" w:eastAsia="Times New Roman" w:cs="Times New Roman"/>
-                <w:b w:val="0"/>
-                <w:sz w:val="22"/>
-              </w:rPr>
-              <w:t>2.1. Учебный план</w:t>
-            </w:r>
-          </w:p>
-        </w:tc>
-        <w:tc>
-          <w:tcPr>
-            <w:tcW w:type="dxa" w:w="2078"/>
-          </w:tcPr>
-          <w:p>
-            <w:pPr>
-              <w:spacing w:before="0" w:after="0" w:line="240" w:lineRule="auto"/>
-              <w:ind w:firstLine="0"/>
-              <w:jc w:val="center"/>
-            </w:pPr>
-            <w:r>
-              <w:rPr>
-                <w:rFonts w:ascii="Times New Roman" w:hAnsi="Times New Roman" w:eastAsia="Times New Roman" w:cs="Times New Roman"/>
-                <w:b w:val="0"/>
-                <w:sz w:val="22"/>
-              </w:rPr>
-              <w:t>заполнен</w:t>
-            </w:r>
-          </w:p>
-        </w:tc>
-      </w:tr>
-      <w:tr>
-        <w:tc>
-          <w:tcPr>
-            <w:tcW w:type="dxa" w:w="7276"/>
-          </w:tcPr>
-          <w:p>
-            <w:pPr>
-              <w:spacing w:before="0" w:after="0" w:line="240" w:lineRule="auto"/>
-              <w:ind w:firstLine="0"/>
-              <w:jc w:val="left"/>
-            </w:pPr>
-            <w:r>
-              <w:rPr>
-                <w:rFonts w:ascii="Times New Roman" w:hAnsi="Times New Roman" w:eastAsia="Times New Roman" w:cs="Times New Roman"/>
-                <w:b w:val="0"/>
-                <w:sz w:val="22"/>
-              </w:rPr>
-              <w:t>2.2. Учебно-тематический план</w:t>
-            </w:r>
-          </w:p>
-        </w:tc>
-        <w:tc>
-          <w:tcPr>
-            <w:tcW w:type="dxa" w:w="2078"/>
-          </w:tcPr>
-          <w:p>
-            <w:pPr>
-              <w:spacing w:before="0" w:after="0" w:line="240" w:lineRule="auto"/>
-              <w:ind w:firstLine="0"/>
-              <w:jc w:val="center"/>
-            </w:pPr>
-            <w:r>
-              <w:rPr>
-                <w:rFonts w:ascii="Times New Roman" w:hAnsi="Times New Roman" w:eastAsia="Times New Roman" w:cs="Times New Roman"/>
-                <w:b w:val="0"/>
-                <w:sz w:val="22"/>
-              </w:rPr>
-              <w:t>заполнен</w:t>
-            </w:r>
-          </w:p>
-        </w:tc>
-      </w:tr>
-      <w:tr>
-        <w:tc>
-          <w:tcPr>
-            <w:tcW w:type="dxa" w:w="7276"/>
-          </w:tcPr>
-          <w:p>
-            <w:pPr>
-              <w:spacing w:before="0" w:after="0" w:line="240" w:lineRule="auto"/>
-              <w:ind w:firstLine="0"/>
-              <w:jc w:val="left"/>
-            </w:pPr>
-            <w:r>
-              <w:rPr>
-                <w:rFonts w:ascii="Times New Roman" w:hAnsi="Times New Roman" w:eastAsia="Times New Roman" w:cs="Times New Roman"/>
-                <w:b w:val="0"/>
-                <w:sz w:val="22"/>
-              </w:rPr>
-              <w:t>2.3. Оценочные материалы</w:t>
-            </w:r>
-          </w:p>
-        </w:tc>
-        <w:tc>
-          <w:tcPr>
-            <w:tcW w:type="dxa" w:w="2078"/>
-          </w:tcPr>
-          <w:p>
-            <w:pPr>
-              <w:spacing w:before="0" w:after="0" w:line="240" w:lineRule="auto"/>
-              <w:ind w:firstLine="0"/>
-              <w:jc w:val="center"/>
-            </w:pPr>
-            <w:r>
-              <w:rPr>
-                <w:rFonts w:ascii="Times New Roman" w:hAnsi="Times New Roman" w:eastAsia="Times New Roman" w:cs="Times New Roman"/>
-                <w:b w:val="0"/>
-                <w:sz w:val="22"/>
-              </w:rPr>
-              <w:t>заполнен</w:t>
-            </w:r>
-          </w:p>
-        </w:tc>
-      </w:tr>
-      <w:tr>
-        <w:tc>
-          <w:tcPr>
-            <w:tcW w:type="dxa" w:w="7276"/>
-          </w:tcPr>
-          <w:p>
-            <w:pPr>
-              <w:spacing w:before="0" w:after="0" w:line="240" w:lineRule="auto"/>
-              <w:ind w:firstLine="0"/>
-              <w:jc w:val="left"/>
-            </w:pPr>
-            <w:r>
-              <w:rPr>
-                <w:rFonts w:ascii="Times New Roman" w:hAnsi="Times New Roman" w:eastAsia="Times New Roman" w:cs="Times New Roman"/>
-                <w:b w:val="0"/>
-                <w:sz w:val="22"/>
-              </w:rPr>
-              <w:t>2.4. Методические материалы</w:t>
-            </w:r>
-          </w:p>
-        </w:tc>
-        <w:tc>
-          <w:tcPr>
-            <w:tcW w:type="dxa" w:w="2078"/>
-          </w:tcPr>
-          <w:p>
-            <w:pPr>
-              <w:spacing w:before="0" w:after="0" w:line="240" w:lineRule="auto"/>
-              <w:ind w:firstLine="0"/>
-              <w:jc w:val="center"/>
-            </w:pPr>
-            <w:r>
-              <w:rPr>
-                <w:rFonts w:ascii="Times New Roman" w:hAnsi="Times New Roman" w:eastAsia="Times New Roman" w:cs="Times New Roman"/>
-                <w:b w:val="0"/>
-                <w:sz w:val="22"/>
-              </w:rPr>
-              <w:t>заполнен</w:t>
-            </w:r>
-          </w:p>
-        </w:tc>
-      </w:tr>
-      <w:tr>
-        <w:tc>
-          <w:tcPr>
-            <w:tcW w:type="dxa" w:w="7276"/>
-          </w:tcPr>
-          <w:p>
-            <w:pPr>
-              <w:spacing w:before="0" w:after="0" w:line="240" w:lineRule="auto"/>
-              <w:ind w:firstLine="0"/>
-              <w:jc w:val="left"/>
-            </w:pPr>
-            <w:r>
-              <w:rPr>
-                <w:rFonts w:ascii="Times New Roman" w:hAnsi="Times New Roman" w:eastAsia="Times New Roman" w:cs="Times New Roman"/>
-                <w:b w:val="0"/>
-                <w:sz w:val="22"/>
-              </w:rPr>
-              <w:t>3.1. Материально-технические условия</w:t>
-            </w:r>
-          </w:p>
-        </w:tc>
-        <w:tc>
-          <w:tcPr>
-            <w:tcW w:type="dxa" w:w="2078"/>
-          </w:tcPr>
-          <w:p>
-            <w:pPr>
-              <w:spacing w:before="0" w:after="0" w:line="240" w:lineRule="auto"/>
-              <w:ind w:firstLine="0"/>
-              <w:jc w:val="center"/>
-            </w:pPr>
-            <w:r>
-              <w:rPr>
-                <w:rFonts w:ascii="Times New Roman" w:hAnsi="Times New Roman" w:eastAsia="Times New Roman" w:cs="Times New Roman"/>
-                <w:b w:val="0"/>
-                <w:sz w:val="22"/>
-              </w:rPr>
-              <w:t>заполнен</w:t>
-            </w:r>
-          </w:p>
-        </w:tc>
-      </w:tr>
-      <w:tr>
-        <w:tc>
-          <w:tcPr>
-            <w:tcW w:type="dxa" w:w="7276"/>
-          </w:tcPr>
-          <w:p>
-            <w:pPr>
-              <w:spacing w:before="0" w:after="0" w:line="240" w:lineRule="auto"/>
-              <w:ind w:firstLine="0"/>
-              <w:jc w:val="left"/>
-            </w:pPr>
-            <w:r>
-              <w:rPr>
-                <w:rFonts w:ascii="Times New Roman" w:hAnsi="Times New Roman" w:eastAsia="Times New Roman" w:cs="Times New Roman"/>
-                <w:b w:val="0"/>
-                <w:sz w:val="22"/>
-              </w:rPr>
-              <w:t>3.2. Учебно-методическое и информационное обеспечение</w:t>
-            </w:r>
-          </w:p>
-        </w:tc>
-        <w:tc>
-          <w:tcPr>
-            <w:tcW w:type="dxa" w:w="2078"/>
-          </w:tcPr>
-          <w:p>
-            <w:pPr>
-              <w:spacing w:before="0" w:after="0" w:line="240" w:lineRule="auto"/>
-              <w:ind w:firstLine="0"/>
-              <w:jc w:val="center"/>
-            </w:pPr>
-            <w:r>
-              <w:rPr>
-                <w:rFonts w:ascii="Times New Roman" w:hAnsi="Times New Roman" w:eastAsia="Times New Roman" w:cs="Times New Roman"/>
-                <w:b w:val="0"/>
-                <w:sz w:val="22"/>
-              </w:rPr>
-              <w:t>заполнен</w:t>
-            </w:r>
-          </w:p>
-        </w:tc>
-      </w:tr>
-      <w:tr>
-        <w:tc>
-          <w:tcPr>
-            <w:tcW w:type="dxa" w:w="7276"/>
-          </w:tcPr>
-          <w:p>
-            <w:pPr>
-              <w:spacing w:before="0" w:after="0" w:line="240" w:lineRule="auto"/>
-              <w:ind w:firstLine="0"/>
-              <w:jc w:val="left"/>
-            </w:pPr>
-            <w:r>
-              <w:rPr>
-                <w:rFonts w:ascii="Times New Roman" w:hAnsi="Times New Roman" w:eastAsia="Times New Roman" w:cs="Times New Roman"/>
-                <w:b w:val="0"/>
-                <w:sz w:val="22"/>
-              </w:rPr>
-              <w:t>3.3.1. Основная литература</w:t>
-            </w:r>
-          </w:p>
-        </w:tc>
-        <w:tc>
-          <w:tcPr>
-            <w:tcW w:type="dxa" w:w="2078"/>
-          </w:tcPr>
-          <w:p>
-            <w:pPr>
-              <w:spacing w:before="0" w:after="0" w:line="240" w:lineRule="auto"/>
-              <w:ind w:firstLine="0"/>
-              <w:jc w:val="center"/>
-            </w:pPr>
-            <w:r>
-              <w:rPr>
-                <w:rFonts w:ascii="Times New Roman" w:hAnsi="Times New Roman" w:eastAsia="Times New Roman" w:cs="Times New Roman"/>
-                <w:b w:val="0"/>
-                <w:sz w:val="22"/>
-              </w:rPr>
-              <w:t>заполнен</w:t>
-            </w:r>
-          </w:p>
-        </w:tc>
-      </w:tr>
-      <w:tr>
-        <w:tc>
-          <w:tcPr>
-            <w:tcW w:type="dxa" w:w="7276"/>
-          </w:tcPr>
-          <w:p>
-            <w:pPr>
-              <w:spacing w:before="0" w:after="0" w:line="240" w:lineRule="auto"/>
-              <w:ind w:firstLine="0"/>
-              <w:jc w:val="left"/>
-            </w:pPr>
-            <w:r>
-              <w:rPr>
-                <w:rFonts w:ascii="Times New Roman" w:hAnsi="Times New Roman" w:eastAsia="Times New Roman" w:cs="Times New Roman"/>
-                <w:b w:val="0"/>
-                <w:sz w:val="22"/>
-              </w:rPr>
-              <w:t>3.3.2. Дополнительная литература</w:t>
-            </w:r>
-          </w:p>
-        </w:tc>
-        <w:tc>
-          <w:tcPr>
-            <w:tcW w:type="dxa" w:w="2078"/>
-          </w:tcPr>
-          <w:p>
-            <w:pPr>
-              <w:spacing w:before="0" w:after="0" w:line="240" w:lineRule="auto"/>
-              <w:ind w:firstLine="0"/>
-              <w:jc w:val="center"/>
-            </w:pPr>
-            <w:r>
-              <w:rPr>
-                <w:rFonts w:ascii="Times New Roman" w:hAnsi="Times New Roman" w:eastAsia="Times New Roman" w:cs="Times New Roman"/>
-                <w:b w:val="0"/>
-                <w:sz w:val="22"/>
-              </w:rPr>
-              <w:t>заполнен</w:t>
-            </w:r>
-          </w:p>
-        </w:tc>
-      </w:tr>
-      <w:tr>
-        <w:tc>
-          <w:tcPr>
-            <w:tcW w:type="dxa" w:w="7276"/>
-          </w:tcPr>
-          <w:p>
-            <w:pPr>
-              <w:spacing w:before="0" w:after="0" w:line="240" w:lineRule="auto"/>
-              <w:ind w:firstLine="0"/>
-              <w:jc w:val="left"/>
-            </w:pPr>
-            <w:r>
-              <w:rPr>
-                <w:rFonts w:ascii="Times New Roman" w:hAnsi="Times New Roman" w:eastAsia="Times New Roman" w:cs="Times New Roman"/>
-                <w:b w:val="0"/>
-                <w:sz w:val="22"/>
-              </w:rPr>
-              <w:t>3.3.3. Интернет-ресурсы</w:t>
-            </w:r>
-          </w:p>
-        </w:tc>
-        <w:tc>
-          <w:tcPr>
-            <w:tcW w:type="dxa" w:w="2078"/>
-          </w:tcPr>
-          <w:p>
-            <w:pPr>
-              <w:spacing w:before="0" w:after="0" w:line="240" w:lineRule="auto"/>
-              <w:ind w:firstLine="0"/>
-              <w:jc w:val="center"/>
-            </w:pPr>
-            <w:r>
-              <w:rPr>
-                <w:rFonts w:ascii="Times New Roman" w:hAnsi="Times New Roman" w:eastAsia="Times New Roman" w:cs="Times New Roman"/>
-                <w:b w:val="0"/>
-                <w:sz w:val="22"/>
-              </w:rPr>
-              <w:t>заполнен</w:t>
-            </w:r>
-          </w:p>
-        </w:tc>
-      </w:tr>
-      <w:tr>
-        <w:tc>
-          <w:tcPr>
-            <w:tcW w:type="dxa" w:w="7276"/>
-          </w:tcPr>
-          <w:p>
-            <w:pPr>
-              <w:spacing w:before="0" w:after="0" w:line="240" w:lineRule="auto"/>
-              <w:ind w:firstLine="0"/>
-              <w:jc w:val="left"/>
-            </w:pPr>
-            <w:r>
-              <w:rPr>
-                <w:rFonts w:ascii="Times New Roman" w:hAnsi="Times New Roman" w:eastAsia="Times New Roman" w:cs="Times New Roman"/>
-                <w:b w:val="0"/>
-                <w:sz w:val="22"/>
-              </w:rPr>
-              <w:t>3.4. Кадровое обеспечение</w:t>
-            </w:r>
-          </w:p>
-        </w:tc>
-        <w:tc>
-          <w:tcPr>
-            <w:tcW w:type="dxa" w:w="2078"/>
-          </w:tcPr>
-          <w:p>
-            <w:pPr>
-              <w:spacing w:before="0" w:after="0" w:line="240" w:lineRule="auto"/>
-              <w:ind w:firstLine="0"/>
-              <w:jc w:val="center"/>
-            </w:pPr>
-            <w:r>
-              <w:rPr>
-                <w:rFonts w:ascii="Times New Roman" w:hAnsi="Times New Roman" w:eastAsia="Times New Roman" w:cs="Times New Roman"/>
-                <w:b w:val="0"/>
-                <w:sz w:val="22"/>
-              </w:rPr>
-              <w:t>заполнен</w:t>
-            </w:r>
-          </w:p>
-        </w:tc>
-      </w:tr>
-    </w:tbl>
-    <w:p>
-      <w:pPr>
-        <w:spacing w:before="0" w:after="0"/>
-        <w:ind w:firstLine="0"/>
-      </w:pPr>
-    </w:p>
-    <w:p>
-      <w:pPr>
-        <w:keepNext/>
-        <w:spacing w:before="0" w:after="0" w:line="360" w:lineRule="auto"/>
-        <w:ind w:firstLine="709"/>
-        <w:jc w:val="left"/>
-      </w:pPr>
-      <w:r>
-        <w:rPr>
-          <w:rFonts w:ascii="Times New Roman" w:hAnsi="Times New Roman" w:eastAsia="Times New Roman" w:cs="Times New Roman"/>
-          <w:b/>
-        </w:rPr>
-        <w:t>Совпадение с образцом</w:t>
-      </w:r>
-    </w:p>
-    <w:p>
-      <w:pPr>
-        <w:spacing w:before="0" w:after="0" w:line="360" w:lineRule="auto"/>
-        <w:ind w:firstLine="709"/>
-        <w:jc w:val="both"/>
-      </w:pPr>
-      <w:r>
-        <w:rPr>
-          <w:rFonts w:ascii="Times New Roman" w:hAnsi="Times New Roman" w:eastAsia="Times New Roman" w:cs="Times New Roman"/>
-          <w:b w:val="0"/>
-        </w:rPr>
-        <w:t>С приложенным образцом дословно совпадает 0% текста комплекта (порог — 15%): в норме. Ошибки образца в программу не переносятся.</w:t>
-      </w:r>
-    </w:p>
-    <w:p>
-      <w:pPr>
-        <w:keepNext/>
-        <w:spacing w:before="0" w:after="0" w:line="360" w:lineRule="auto"/>
-        <w:ind w:firstLine="709"/>
-        <w:jc w:val="left"/>
-      </w:pPr>
-      <w:r>
-        <w:rPr>
-          <w:rFonts w:ascii="Times New Roman" w:hAnsi="Times New Roman" w:eastAsia="Times New Roman" w:cs="Times New Roman"/>
-          <w:b/>
-        </w:rPr>
-        <w:t>Смысловая проверка</w:t>
-      </w:r>
-    </w:p>
-    <w:p>
-      <w:pPr>
-        <w:spacing w:before="0" w:after="0" w:line="360" w:lineRule="auto"/>
-        <w:ind w:firstLine="709"/>
-        <w:jc w:val="both"/>
-      </w:pPr>
-      <w:r>
-        <w:rPr>
-          <w:rFonts w:ascii="Times New Roman" w:hAnsi="Times New Roman" w:eastAsia="Times New Roman" w:cs="Times New Roman"/>
-          <w:b w:val="0"/>
-        </w:rPr>
-        <w:t>Эксперт-модель проверила то, что нельзя посчитать кодом: пройдено 8 из 8 критериев. Замечания — повод перечитать соответствующий раздел.</w:t>
-      </w:r>
-    </w:p>
-    <w:tbl>
-      <w:tblPr>
-        <w:tblLook w:firstColumn="1" w:firstRow="1" w:lastColumn="0" w:lastRow="0" w:noHBand="0" w:noVBand="1" w:val="04A0"/>
-        <w:tblW w:w="9354" w:type="dxa"/>
-        <w:tblLayout w:type="fixed"/>
-        <w:tblBorders>
-          <w:top w:val="single" w:sz="4" w:space="0" w:color="000000"/>
-          <w:left w:val="single" w:sz="4" w:space="0" w:color="000000"/>
-          <w:bottom w:val="single" w:sz="4" w:space="0" w:color="000000"/>
-          <w:right w:val="single" w:sz="4" w:space="0" w:color="000000"/>
-          <w:insideH w:val="single" w:sz="4" w:space="0" w:color="000000"/>
-          <w:insideV w:val="single" w:sz="4" w:space="0" w:color="000000"/>
-        </w:tblBorders>
-        <w:tblCellMar>
-          <w:top w:w="60" w:type="dxa"/>
-          <w:left w:w="90" w:type="dxa"/>
-          <w:bottom w:w="60" w:type="dxa"/>
-          <w:right w:w="90" w:type="dxa"/>
-        </w:tblCellMar>
-      </w:tblPr>
-      <w:tblGrid>
-        <w:gridCol w:w="7276"/>
-        <w:gridCol w:w="2078"/>
-      </w:tblGrid>
-      <w:tr>
-        <w:trPr>
-          <w:tblHeader/>
-        </w:trPr>
-        <w:tc>
-          <w:tcPr>
-            <w:tcW w:type="dxa" w:w="7276"/>
-            <w:shd w:val="clear" w:color="auto" w:fill="D9D9D9"/>
-            <w:vAlign w:val="center"/>
-          </w:tcPr>
-          <w:p>
-            <w:pPr>
-              <w:spacing w:before="0" w:after="0" w:line="240" w:lineRule="auto"/>
-              <w:ind w:firstLine="0"/>
-              <w:jc w:val="center"/>
-            </w:pPr>
-            <w:r>
-              <w:rPr>
-                <w:rFonts w:ascii="Times New Roman" w:hAnsi="Times New Roman" w:eastAsia="Times New Roman" w:cs="Times New Roman"/>
-                <w:b/>
-                <w:sz w:val="22"/>
-              </w:rPr>
-              <w:t>Критерий</w:t>
-            </w:r>
-          </w:p>
-        </w:tc>
-        <w:tc>
-          <w:tcPr>
-            <w:tcW w:type="dxa" w:w="2078"/>
-            <w:shd w:val="clear" w:color="auto" w:fill="D9D9D9"/>
-            <w:vAlign w:val="center"/>
-          </w:tcPr>
-          <w:p>
-            <w:pPr>
-              <w:spacing w:before="0" w:after="0" w:line="240" w:lineRule="auto"/>
-              <w:ind w:firstLine="0"/>
-              <w:jc w:val="center"/>
-            </w:pPr>
-            <w:r>
-              <w:rPr>
-                <w:rFonts w:ascii="Times New Roman" w:hAnsi="Times New Roman" w:eastAsia="Times New Roman" w:cs="Times New Roman"/>
-                <w:b/>
-                <w:sz w:val="22"/>
-              </w:rPr>
-              <w:t>Итог</w:t>
-            </w:r>
-          </w:p>
-        </w:tc>
-      </w:tr>
-      <w:tr>
-        <w:tc>
-          <w:tcPr>
-            <w:tcW w:type="dxa" w:w="7276"/>
-          </w:tcPr>
-          <w:p>
-            <w:pPr>
-              <w:spacing w:before="0" w:after="0" w:line="240" w:lineRule="auto"/>
-              <w:ind w:firstLine="0"/>
-              <w:jc w:val="left"/>
-            </w:pPr>
-            <w:r>
-              <w:rPr>
-                <w:rFonts w:ascii="Times New Roman" w:hAnsi="Times New Roman" w:eastAsia="Times New Roman" w:cs="Times New Roman"/>
-                <w:b w:val="0"/>
-                <w:sz w:val="22"/>
-              </w:rPr>
-              <w:t>Язык и терминология соответствуют аудитории; термины поясняются; нет жаргона.</w:t>
-            </w:r>
-          </w:p>
-        </w:tc>
-        <w:tc>
-          <w:tcPr>
-            <w:tcW w:type="dxa" w:w="2078"/>
-          </w:tcPr>
-          <w:p>
-            <w:pPr>
-              <w:spacing w:before="0" w:after="0" w:line="240" w:lineRule="auto"/>
-              <w:ind w:firstLine="0"/>
-              <w:jc w:val="center"/>
-            </w:pPr>
-            <w:r>
-              <w:rPr>
-                <w:rFonts w:ascii="Times New Roman" w:hAnsi="Times New Roman" w:eastAsia="Times New Roman" w:cs="Times New Roman"/>
-                <w:b w:val="0"/>
-                <w:sz w:val="22"/>
-              </w:rPr>
-              <w:t>пройдено</w:t>
-            </w:r>
-          </w:p>
-        </w:tc>
-      </w:tr>
-      <w:tr>
-        <w:tc>
-          <w:tcPr>
-            <w:tcW w:type="dxa" w:w="7276"/>
-          </w:tcPr>
-          <w:p>
-            <w:pPr>
-              <w:spacing w:before="0" w:after="0" w:line="240" w:lineRule="auto"/>
-              <w:ind w:firstLine="0"/>
-              <w:jc w:val="left"/>
-            </w:pPr>
-            <w:r>
-              <w:rPr>
-                <w:rFonts w:ascii="Times New Roman" w:hAnsi="Times New Roman" w:eastAsia="Times New Roman" w:cs="Times New Roman"/>
-                <w:b w:val="0"/>
-                <w:sz w:val="22"/>
-              </w:rPr>
-              <w:t>Уровень, последовательность тем и входные требования соответствуют входному уровню слушателей.</w:t>
-            </w:r>
-          </w:p>
-        </w:tc>
-        <w:tc>
-          <w:tcPr>
-            <w:tcW w:type="dxa" w:w="2078"/>
-          </w:tcPr>
-          <w:p>
-            <w:pPr>
-              <w:spacing w:before="0" w:after="0" w:line="240" w:lineRule="auto"/>
-              <w:ind w:firstLine="0"/>
-              <w:jc w:val="center"/>
-            </w:pPr>
-            <w:r>
-              <w:rPr>
-                <w:rFonts w:ascii="Times New Roman" w:hAnsi="Times New Roman" w:eastAsia="Times New Roman" w:cs="Times New Roman"/>
-                <w:b w:val="0"/>
-                <w:sz w:val="22"/>
-              </w:rPr>
-              <w:t>пройдено</w:t>
-            </w:r>
-          </w:p>
-        </w:tc>
-      </w:tr>
-      <w:tr>
-        <w:tc>
-          <w:tcPr>
-            <w:tcW w:type="dxa" w:w="7276"/>
-          </w:tcPr>
-          <w:p>
-            <w:pPr>
-              <w:spacing w:before="0" w:after="0" w:line="240" w:lineRule="auto"/>
-              <w:ind w:firstLine="0"/>
-              <w:jc w:val="left"/>
-            </w:pPr>
-            <w:r>
-              <w:rPr>
-                <w:rFonts w:ascii="Times New Roman" w:hAnsi="Times New Roman" w:eastAsia="Times New Roman" w:cs="Times New Roman"/>
-                <w:b w:val="0"/>
-                <w:sz w:val="22"/>
-              </w:rPr>
-              <w:t>Результаты обучения реалистичны для объёма программы; нет обещаний сверх объёма.</w:t>
-            </w:r>
-          </w:p>
-        </w:tc>
-        <w:tc>
-          <w:tcPr>
-            <w:tcW w:type="dxa" w:w="2078"/>
-          </w:tcPr>
-          <w:p>
-            <w:pPr>
-              <w:spacing w:before="0" w:after="0" w:line="240" w:lineRule="auto"/>
-              <w:ind w:firstLine="0"/>
-              <w:jc w:val="center"/>
-            </w:pPr>
-            <w:r>
-              <w:rPr>
-                <w:rFonts w:ascii="Times New Roman" w:hAnsi="Times New Roman" w:eastAsia="Times New Roman" w:cs="Times New Roman"/>
-                <w:b w:val="0"/>
-                <w:sz w:val="22"/>
-              </w:rPr>
-              <w:t>пройдено</w:t>
-            </w:r>
-          </w:p>
-        </w:tc>
-      </w:tr>
-      <w:tr>
-        <w:tc>
-          <w:tcPr>
-            <w:tcW w:type="dxa" w:w="7276"/>
-          </w:tcPr>
-          <w:p>
-            <w:pPr>
-              <w:spacing w:before="0" w:after="0" w:line="240" w:lineRule="auto"/>
-              <w:ind w:firstLine="0"/>
-              <w:jc w:val="left"/>
-            </w:pPr>
-            <w:r>
-              <w:rPr>
-                <w:rFonts w:ascii="Times New Roman" w:hAnsi="Times New Roman" w:eastAsia="Times New Roman" w:cs="Times New Roman"/>
-                <w:b w:val="0"/>
-                <w:sz w:val="22"/>
-              </w:rPr>
-              <w:t>Ситуации заданий взяты из профессиональной среды слушателей и реалистичны.</w:t>
-            </w:r>
-          </w:p>
-        </w:tc>
-        <w:tc>
-          <w:tcPr>
-            <w:tcW w:type="dxa" w:w="2078"/>
-          </w:tcPr>
-          <w:p>
-            <w:pPr>
-              <w:spacing w:before="0" w:after="0" w:line="240" w:lineRule="auto"/>
-              <w:ind w:firstLine="0"/>
-              <w:jc w:val="center"/>
-            </w:pPr>
-            <w:r>
-              <w:rPr>
-                <w:rFonts w:ascii="Times New Roman" w:hAnsi="Times New Roman" w:eastAsia="Times New Roman" w:cs="Times New Roman"/>
-                <w:b w:val="0"/>
-                <w:sz w:val="22"/>
-              </w:rPr>
-              <w:t>пройдено</w:t>
-            </w:r>
-          </w:p>
-        </w:tc>
-      </w:tr>
-      <w:tr>
-        <w:tc>
-          <w:tcPr>
-            <w:tcW w:type="dxa" w:w="7276"/>
-          </w:tcPr>
-          <w:p>
-            <w:pPr>
-              <w:spacing w:before="0" w:after="0" w:line="240" w:lineRule="auto"/>
-              <w:ind w:firstLine="0"/>
-              <w:jc w:val="left"/>
-            </w:pPr>
-            <w:r>
-              <w:rPr>
-                <w:rFonts w:ascii="Times New Roman" w:hAnsi="Times New Roman" w:eastAsia="Times New Roman" w:cs="Times New Roman"/>
-                <w:b w:val="0"/>
-                <w:sz w:val="22"/>
-              </w:rPr>
-              <w:t>Итоговая аттестация и задания соответствуют форме из запроса; требования конкретны, критерии измеримы, пример задания выполним.</w:t>
-            </w:r>
-          </w:p>
-        </w:tc>
-        <w:tc>
-          <w:tcPr>
-            <w:tcW w:type="dxa" w:w="2078"/>
-          </w:tcPr>
-          <w:p>
-            <w:pPr>
-              <w:spacing w:before="0" w:after="0" w:line="240" w:lineRule="auto"/>
-              <w:ind w:firstLine="0"/>
-              <w:jc w:val="center"/>
-            </w:pPr>
-            <w:r>
-              <w:rPr>
-                <w:rFonts w:ascii="Times New Roman" w:hAnsi="Times New Roman" w:eastAsia="Times New Roman" w:cs="Times New Roman"/>
-                <w:b w:val="0"/>
-                <w:sz w:val="22"/>
-              </w:rPr>
-              <w:t>пройдено</w:t>
-            </w:r>
-          </w:p>
-        </w:tc>
-      </w:tr>
-      <w:tr>
-        <w:tc>
-          <w:tcPr>
-            <w:tcW w:type="dxa" w:w="7276"/>
-          </w:tcPr>
-          <w:p>
-            <w:pPr>
-              <w:spacing w:before="0" w:after="0" w:line="240" w:lineRule="auto"/>
-              <w:ind w:firstLine="0"/>
-              <w:jc w:val="left"/>
-            </w:pPr>
-            <w:r>
-              <w:rPr>
-                <w:rFonts w:ascii="Times New Roman" w:hAnsi="Times New Roman" w:eastAsia="Times New Roman" w:cs="Times New Roman"/>
-                <w:b w:val="0"/>
-                <w:sz w:val="22"/>
-              </w:rPr>
-              <w:t>Содержание тем и лекций действительно раскрывает привязанные результаты обучения.</w:t>
-            </w:r>
-          </w:p>
-        </w:tc>
-        <w:tc>
-          <w:tcPr>
-            <w:tcW w:type="dxa" w:w="2078"/>
-          </w:tcPr>
-          <w:p>
-            <w:pPr>
-              <w:spacing w:before="0" w:after="0" w:line="240" w:lineRule="auto"/>
-              <w:ind w:firstLine="0"/>
-              <w:jc w:val="center"/>
-            </w:pPr>
-            <w:r>
-              <w:rPr>
-                <w:rFonts w:ascii="Times New Roman" w:hAnsi="Times New Roman" w:eastAsia="Times New Roman" w:cs="Times New Roman"/>
-                <w:b w:val="0"/>
-                <w:sz w:val="22"/>
-              </w:rPr>
-              <w:t>пройдено</w:t>
-            </w:r>
-          </w:p>
-        </w:tc>
-      </w:tr>
-      <w:tr>
-        <w:tc>
-          <w:tcPr>
-            <w:tcW w:type="dxa" w:w="7276"/>
-          </w:tcPr>
-          <w:p>
-            <w:pPr>
-              <w:spacing w:before="0" w:after="0" w:line="240" w:lineRule="auto"/>
-              <w:ind w:firstLine="0"/>
-              <w:jc w:val="left"/>
-            </w:pPr>
-            <w:r>
-              <w:rPr>
-                <w:rFonts w:ascii="Times New Roman" w:hAnsi="Times New Roman" w:eastAsia="Times New Roman" w:cs="Times New Roman"/>
-                <w:b w:val="0"/>
-                <w:sz w:val="22"/>
-              </w:rPr>
-              <w:t>Нет устаревших инструментов, версий и практик.</w:t>
-            </w:r>
-          </w:p>
-        </w:tc>
-        <w:tc>
-          <w:tcPr>
-            <w:tcW w:type="dxa" w:w="2078"/>
-          </w:tcPr>
-          <w:p>
-            <w:pPr>
-              <w:spacing w:before="0" w:after="0" w:line="240" w:lineRule="auto"/>
-              <w:ind w:firstLine="0"/>
-              <w:jc w:val="center"/>
-            </w:pPr>
-            <w:r>
-              <w:rPr>
-                <w:rFonts w:ascii="Times New Roman" w:hAnsi="Times New Roman" w:eastAsia="Times New Roman" w:cs="Times New Roman"/>
-                <w:b w:val="0"/>
-                <w:sz w:val="22"/>
-              </w:rPr>
-              <w:t>пройдено</w:t>
-            </w:r>
-          </w:p>
-        </w:tc>
-      </w:tr>
-      <w:tr>
-        <w:tc>
-          <w:tcPr>
-            <w:tcW w:type="dxa" w:w="7276"/>
-          </w:tcPr>
-          <w:p>
-            <w:pPr>
-              <w:spacing w:before="0" w:after="0" w:line="240" w:lineRule="auto"/>
-              <w:ind w:firstLine="0"/>
-              <w:jc w:val="left"/>
-            </w:pPr>
-            <w:r>
-              <w:rPr>
-                <w:rFonts w:ascii="Times New Roman" w:hAnsi="Times New Roman" w:eastAsia="Times New Roman" w:cs="Times New Roman"/>
-                <w:b w:val="0"/>
-                <w:sz w:val="22"/>
-              </w:rPr>
-              <w:t>Аннотация, цель и планируемые результаты по сути соответствуют своим разделам.</w:t>
-            </w:r>
-          </w:p>
-        </w:tc>
-        <w:tc>
-          <w:tcPr>
-            <w:tcW w:type="dxa" w:w="2078"/>
-          </w:tcPr>
-          <w:p>
-            <w:pPr>
-              <w:spacing w:before="0" w:after="0" w:line="240" w:lineRule="auto"/>
-              <w:ind w:firstLine="0"/>
-              <w:jc w:val="center"/>
-            </w:pPr>
-            <w:r>
-              <w:rPr>
-                <w:rFonts w:ascii="Times New Roman" w:hAnsi="Times New Roman" w:eastAsia="Times New Roman" w:cs="Times New Roman"/>
-                <w:b w:val="0"/>
-                <w:sz w:val="22"/>
-              </w:rPr>
-              <w:t>пройдено</w:t>
-            </w:r>
-          </w:p>
-        </w:tc>
-      </w:tr>
-    </w:tbl>
-    <w:p>
-      <w:pPr>
-        <w:spacing w:before="0" w:after="0"/>
-        <w:ind w:firstLine="0"/>
-      </w:pPr>
-    </w:p>
-    <w:p>
-      <w:pPr>
-        <w:keepNext/>
-        <w:spacing w:before="0" w:after="0" w:line="360" w:lineRule="auto"/>
-        <w:ind w:firstLine="709"/>
-        <w:jc w:val="left"/>
-      </w:pPr>
-      <w:r>
-        <w:rPr>
-          <w:rFonts w:ascii="Times New Roman" w:hAnsi="Times New Roman" w:eastAsia="Times New Roman" w:cs="Times New Roman"/>
-          <w:b/>
-        </w:rPr>
-        <w:t>Что пропущено и почему</w:t>
-      </w:r>
-    </w:p>
-    <w:p>
-      <w:pPr>
-        <w:numPr>
-          <w:ilvl w:val="0"/>
-          <w:numId w:val="10"/>
-        </w:numPr>
-        <w:spacing w:before="0" w:after="40" w:line="360" w:lineRule="auto"/>
-        <w:ind w:firstLine="0"/>
-        <w:jc w:val="both"/>
-      </w:pPr>
-      <w:r>
-        <w:rPr>
-          <w:rFonts w:ascii="Times New Roman" w:hAnsi="Times New Roman" w:eastAsia="Times New Roman" w:cs="Times New Roman"/>
-        </w:rPr>
-        <w:t>Источников, предложенных моделью и не прошедших проверку: 1 — они не включены.</w:t>
-      </w:r>
-    </w:p>
-    <w:p>
-      <w:pPr>
-        <w:keepNext/>
-        <w:spacing w:before="0" w:after="0" w:line="360" w:lineRule="auto"/>
-        <w:ind w:firstLine="709"/>
-        <w:jc w:val="left"/>
-      </w:pPr>
-      <w:r>
-        <w:rPr>
-          <w:rFonts w:ascii="Times New Roman" w:hAnsi="Times New Roman" w:eastAsia="Times New Roman" w:cs="Times New Roman"/>
-          <w:b/>
-        </w:rPr>
-        <w:t>Полная версия</w:t>
-      </w:r>
-    </w:p>
-    <w:p>
-      <w:pPr>
-        <w:spacing w:before="0" w:after="0" w:line="360" w:lineRule="auto"/>
-        <w:ind w:firstLine="709"/>
-        <w:jc w:val="both"/>
-      </w:pPr>
-      <w:r>
-        <w:rPr>
-          <w:rFonts w:ascii="Times New Roman" w:hAnsi="Times New Roman" w:eastAsia="Times New Roman" w:cs="Times New Roman"/>
-          <w:b w:val="0"/>
-        </w:rPr>
-        <w:t>Полная версия отчёта — файл report.md: в ней дословные формулировки замечаний к образцу, цитаты приложенного образца, комментарии смысловой проверки, отброшенные источники и стоимость сборки. В программу они не включаются.</w:t>
       </w:r>
     </w:p>
     <w:sectPr>
